--- a/working_frankenstein_j28.docx
+++ b/working_frankenstein_j28.docx
@@ -44,6 +44,8 @@
               <w:rFonts w:eastAsiaTheme="minorEastAsia"/>
               <w:b w:val="0"/>
               <w:bCs w:val="0"/>
+              <w:i w:val="0"/>
+              <w:iCs w:val="0"/>
               <w:noProof/>
             </w:rPr>
           </w:pPr>
@@ -64,13 +66,13 @@
             </w:rPr>
             <w:fldChar w:fldCharType="separate"/>
           </w:r>
-          <w:hyperlink w:anchor="_Toc220343748" w:history="1">
+          <w:hyperlink w:anchor="_Toc220591732" w:history="1">
             <w:r>
               <w:rPr>
                 <w:rStyle w:val="Hyperlink"/>
                 <w:noProof/>
               </w:rPr>
-              <w:t>Intro</w:t>
+              <w:t>Introduction</w:t>
             </w:r>
             <w:r>
               <w:rPr>
@@ -91,7 +93,7 @@
                 <w:noProof/>
                 <w:webHidden/>
               </w:rPr>
-              <w:instrText xml:space="preserve"> PAGEREF _Toc220343748 \h </w:instrText>
+              <w:instrText xml:space="preserve"> PAGEREF _Toc220591732 \h </w:instrText>
             </w:r>
             <w:r>
               <w:rPr>
@@ -111,7 +113,7 @@
                 <w:noProof/>
                 <w:webHidden/>
               </w:rPr>
-              <w:t>1</w:t>
+              <w:t>2</w:t>
             </w:r>
             <w:r>
               <w:rPr>
@@ -130,20 +132,20 @@
             </w:tabs>
             <w:rPr>
               <w:rFonts w:eastAsiaTheme="minorEastAsia"/>
-              <w:i/>
-              <w:iCs/>
+              <w:b w:val="0"/>
+              <w:bCs w:val="0"/>
               <w:noProof/>
               <w:sz w:val="24"/>
               <w:szCs w:val="24"/>
             </w:rPr>
           </w:pPr>
-          <w:hyperlink w:anchor="_Toc220343749" w:history="1">
+          <w:hyperlink w:anchor="_Toc220591733" w:history="1">
             <w:r>
               <w:rPr>
                 <w:rStyle w:val="Hyperlink"/>
                 <w:noProof/>
               </w:rPr>
-              <w:t>Theory</w:t>
+              <w:t>1.1 Puzzle and Contribution</w:t>
             </w:r>
             <w:r>
               <w:rPr>
@@ -164,7 +166,7 @@
                 <w:noProof/>
                 <w:webHidden/>
               </w:rPr>
-              <w:instrText xml:space="preserve"> PAGEREF _Toc220343749 \h </w:instrText>
+              <w:instrText xml:space="preserve"> PAGEREF _Toc220591733 \h </w:instrText>
             </w:r>
             <w:r>
               <w:rPr>
@@ -184,7 +186,7 @@
                 <w:noProof/>
                 <w:webHidden/>
               </w:rPr>
-              <w:t>3</w:t>
+              <w:t>2</w:t>
             </w:r>
             <w:r>
               <w:rPr>
@@ -205,16 +207,18 @@
               <w:rFonts w:eastAsiaTheme="minorEastAsia"/>
               <w:b w:val="0"/>
               <w:bCs w:val="0"/>
+              <w:i w:val="0"/>
+              <w:iCs w:val="0"/>
               <w:noProof/>
             </w:rPr>
           </w:pPr>
-          <w:hyperlink w:anchor="_Toc220343750" w:history="1">
+          <w:hyperlink w:anchor="_Toc220591734" w:history="1">
             <w:r>
               <w:rPr>
                 <w:rStyle w:val="Hyperlink"/>
                 <w:noProof/>
               </w:rPr>
-              <w:t>Test 1</w:t>
+              <w:t>II. Theoretical Framework</w:t>
             </w:r>
             <w:r>
               <w:rPr>
@@ -235,7 +239,7 @@
                 <w:noProof/>
                 <w:webHidden/>
               </w:rPr>
-              <w:instrText xml:space="preserve"> PAGEREF _Toc220343750 \h </w:instrText>
+              <w:instrText xml:space="preserve"> PAGEREF _Toc220591734 \h </w:instrText>
             </w:r>
             <w:r>
               <w:rPr>
@@ -256,6 +260,225 @@
                 <w:webHidden/>
               </w:rPr>
               <w:t>5</w:t>
+            </w:r>
+            <w:r>
+              <w:rPr>
+                <w:noProof/>
+                <w:webHidden/>
+              </w:rPr>
+              <w:fldChar w:fldCharType="end"/>
+            </w:r>
+          </w:hyperlink>
+        </w:p>
+        <w:p>
+          <w:pPr>
+            <w:pStyle w:val="TOC2"/>
+            <w:tabs>
+              <w:tab w:val="right" w:leader="dot" w:pos="9350"/>
+            </w:tabs>
+            <w:rPr>
+              <w:rFonts w:eastAsiaTheme="minorEastAsia"/>
+              <w:b w:val="0"/>
+              <w:bCs w:val="0"/>
+              <w:noProof/>
+              <w:sz w:val="24"/>
+              <w:szCs w:val="24"/>
+            </w:rPr>
+          </w:pPr>
+          <w:hyperlink w:anchor="_Toc220591735" w:history="1">
+            <w:r>
+              <w:rPr>
+                <w:rStyle w:val="Hyperlink"/>
+                <w:noProof/>
+              </w:rPr>
+              <w:t>Header: Descriptive Representation XYZ</w:t>
+            </w:r>
+            <w:r>
+              <w:rPr>
+                <w:noProof/>
+                <w:webHidden/>
+              </w:rPr>
+              <w:tab/>
+            </w:r>
+            <w:r>
+              <w:rPr>
+                <w:noProof/>
+                <w:webHidden/>
+              </w:rPr>
+              <w:fldChar w:fldCharType="begin"/>
+            </w:r>
+            <w:r>
+              <w:rPr>
+                <w:noProof/>
+                <w:webHidden/>
+              </w:rPr>
+              <w:instrText xml:space="preserve"> PAGEREF _Toc220591735 \h </w:instrText>
+            </w:r>
+            <w:r>
+              <w:rPr>
+                <w:noProof/>
+                <w:webHidden/>
+              </w:rPr>
+            </w:r>
+            <w:r>
+              <w:rPr>
+                <w:noProof/>
+                <w:webHidden/>
+              </w:rPr>
+              <w:fldChar w:fldCharType="separate"/>
+            </w:r>
+            <w:r>
+              <w:rPr>
+                <w:noProof/>
+                <w:webHidden/>
+              </w:rPr>
+              <w:t>5</w:t>
+            </w:r>
+            <w:r>
+              <w:rPr>
+                <w:noProof/>
+                <w:webHidden/>
+              </w:rPr>
+              <w:fldChar w:fldCharType="end"/>
+            </w:r>
+          </w:hyperlink>
+        </w:p>
+        <w:p>
+          <w:pPr>
+            <w:pStyle w:val="TOC2"/>
+            <w:tabs>
+              <w:tab w:val="right" w:leader="dot" w:pos="9350"/>
+            </w:tabs>
+            <w:rPr>
+              <w:rFonts w:eastAsiaTheme="minorEastAsia"/>
+              <w:b w:val="0"/>
+              <w:bCs w:val="0"/>
+              <w:noProof/>
+              <w:sz w:val="24"/>
+              <w:szCs w:val="24"/>
+            </w:rPr>
+          </w:pPr>
+          <w:hyperlink w:anchor="_Toc220591736" w:history="1">
+            <w:r>
+              <w:rPr>
+                <w:rStyle w:val="Hyperlink"/>
+                <w:noProof/>
+              </w:rPr>
+              <w:t>Section Header, Maybe Representation Beyond Responsiveness</w:t>
+            </w:r>
+            <w:r>
+              <w:rPr>
+                <w:noProof/>
+                <w:webHidden/>
+              </w:rPr>
+              <w:tab/>
+            </w:r>
+            <w:r>
+              <w:rPr>
+                <w:noProof/>
+                <w:webHidden/>
+              </w:rPr>
+              <w:fldChar w:fldCharType="begin"/>
+            </w:r>
+            <w:r>
+              <w:rPr>
+                <w:noProof/>
+                <w:webHidden/>
+              </w:rPr>
+              <w:instrText xml:space="preserve"> PAGEREF _Toc220591736 \h </w:instrText>
+            </w:r>
+            <w:r>
+              <w:rPr>
+                <w:noProof/>
+                <w:webHidden/>
+              </w:rPr>
+            </w:r>
+            <w:r>
+              <w:rPr>
+                <w:noProof/>
+                <w:webHidden/>
+              </w:rPr>
+              <w:fldChar w:fldCharType="separate"/>
+            </w:r>
+            <w:r>
+              <w:rPr>
+                <w:noProof/>
+                <w:webHidden/>
+              </w:rPr>
+              <w:t>7</w:t>
+            </w:r>
+            <w:r>
+              <w:rPr>
+                <w:noProof/>
+                <w:webHidden/>
+              </w:rPr>
+              <w:fldChar w:fldCharType="end"/>
+            </w:r>
+          </w:hyperlink>
+        </w:p>
+        <w:p>
+          <w:pPr>
+            <w:pStyle w:val="TOC2"/>
+            <w:tabs>
+              <w:tab w:val="right" w:leader="dot" w:pos="9350"/>
+            </w:tabs>
+            <w:rPr>
+              <w:rFonts w:eastAsiaTheme="minorEastAsia"/>
+              <w:b w:val="0"/>
+              <w:bCs w:val="0"/>
+              <w:noProof/>
+              <w:sz w:val="24"/>
+              <w:szCs w:val="24"/>
+            </w:rPr>
+          </w:pPr>
+          <w:hyperlink w:anchor="_Toc220591737" w:history="1">
+            <w:r>
+              <w:rPr>
+                <w:rStyle w:val="Hyperlink"/>
+                <w:noProof/>
+              </w:rPr>
+              <w:t>Section Header, What We Know about Symbolic Representation</w:t>
+            </w:r>
+            <w:r>
+              <w:rPr>
+                <w:noProof/>
+                <w:webHidden/>
+              </w:rPr>
+              <w:tab/>
+            </w:r>
+            <w:r>
+              <w:rPr>
+                <w:noProof/>
+                <w:webHidden/>
+              </w:rPr>
+              <w:fldChar w:fldCharType="begin"/>
+            </w:r>
+            <w:r>
+              <w:rPr>
+                <w:noProof/>
+                <w:webHidden/>
+              </w:rPr>
+              <w:instrText xml:space="preserve"> PAGEREF _Toc220591737 \h </w:instrText>
+            </w:r>
+            <w:r>
+              <w:rPr>
+                <w:noProof/>
+                <w:webHidden/>
+              </w:rPr>
+            </w:r>
+            <w:r>
+              <w:rPr>
+                <w:noProof/>
+                <w:webHidden/>
+              </w:rPr>
+              <w:fldChar w:fldCharType="separate"/>
+            </w:r>
+            <w:r>
+              <w:rPr>
+                <w:noProof/>
+                <w:webHidden/>
+              </w:rPr>
+              <w:t>7</w:t>
             </w:r>
             <w:r>
               <w:rPr>
@@ -276,16 +499,18 @@
               <w:rFonts w:eastAsiaTheme="minorEastAsia"/>
               <w:b w:val="0"/>
               <w:bCs w:val="0"/>
+              <w:i w:val="0"/>
+              <w:iCs w:val="0"/>
               <w:noProof/>
             </w:rPr>
           </w:pPr>
-          <w:hyperlink w:anchor="_Toc220343751" w:history="1">
+          <w:hyperlink w:anchor="_Toc220591738" w:history="1">
             <w:r>
               <w:rPr>
                 <w:rStyle w:val="Hyperlink"/>
                 <w:noProof/>
               </w:rPr>
-              <w:t>Test 2</w:t>
+              <w:t>III. Test 1: CJ-Impacted vs. Weird Publics and Criminal Legal Policy Preferences</w:t>
             </w:r>
             <w:r>
               <w:rPr>
@@ -306,7 +531,7 @@
                 <w:noProof/>
                 <w:webHidden/>
               </w:rPr>
-              <w:instrText xml:space="preserve"> PAGEREF _Toc220343751 \h </w:instrText>
+              <w:instrText xml:space="preserve"> PAGEREF _Toc220591738 \h </w:instrText>
             </w:r>
             <w:r>
               <w:rPr>
@@ -326,7 +551,299 @@
                 <w:noProof/>
                 <w:webHidden/>
               </w:rPr>
-              <w:t>5</w:t>
+              <w:t>8</w:t>
+            </w:r>
+            <w:r>
+              <w:rPr>
+                <w:noProof/>
+                <w:webHidden/>
+              </w:rPr>
+              <w:fldChar w:fldCharType="end"/>
+            </w:r>
+          </w:hyperlink>
+        </w:p>
+        <w:p>
+          <w:pPr>
+            <w:pStyle w:val="TOC2"/>
+            <w:tabs>
+              <w:tab w:val="right" w:leader="dot" w:pos="9350"/>
+            </w:tabs>
+            <w:rPr>
+              <w:rFonts w:eastAsiaTheme="minorEastAsia"/>
+              <w:b w:val="0"/>
+              <w:bCs w:val="0"/>
+              <w:noProof/>
+              <w:sz w:val="24"/>
+              <w:szCs w:val="24"/>
+            </w:rPr>
+          </w:pPr>
+          <w:hyperlink w:anchor="_Toc220591739" w:history="1">
+            <w:r>
+              <w:rPr>
+                <w:rStyle w:val="Hyperlink"/>
+                <w:noProof/>
+              </w:rPr>
+              <w:t>3.1 (Theory) Policy Feedback, Experience, and Political Reasoning</w:t>
+            </w:r>
+            <w:r>
+              <w:rPr>
+                <w:noProof/>
+                <w:webHidden/>
+              </w:rPr>
+              <w:tab/>
+            </w:r>
+            <w:r>
+              <w:rPr>
+                <w:noProof/>
+                <w:webHidden/>
+              </w:rPr>
+              <w:fldChar w:fldCharType="begin"/>
+            </w:r>
+            <w:r>
+              <w:rPr>
+                <w:noProof/>
+                <w:webHidden/>
+              </w:rPr>
+              <w:instrText xml:space="preserve"> PAGEREF _Toc220591739 \h </w:instrText>
+            </w:r>
+            <w:r>
+              <w:rPr>
+                <w:noProof/>
+                <w:webHidden/>
+              </w:rPr>
+            </w:r>
+            <w:r>
+              <w:rPr>
+                <w:noProof/>
+                <w:webHidden/>
+              </w:rPr>
+              <w:fldChar w:fldCharType="separate"/>
+            </w:r>
+            <w:r>
+              <w:rPr>
+                <w:noProof/>
+                <w:webHidden/>
+              </w:rPr>
+              <w:t>8</w:t>
+            </w:r>
+            <w:r>
+              <w:rPr>
+                <w:noProof/>
+                <w:webHidden/>
+              </w:rPr>
+              <w:fldChar w:fldCharType="end"/>
+            </w:r>
+          </w:hyperlink>
+        </w:p>
+        <w:p>
+          <w:pPr>
+            <w:pStyle w:val="TOC2"/>
+            <w:tabs>
+              <w:tab w:val="right" w:leader="dot" w:pos="9350"/>
+            </w:tabs>
+            <w:rPr>
+              <w:rFonts w:eastAsiaTheme="minorEastAsia"/>
+              <w:b w:val="0"/>
+              <w:bCs w:val="0"/>
+              <w:noProof/>
+              <w:sz w:val="24"/>
+              <w:szCs w:val="24"/>
+            </w:rPr>
+          </w:pPr>
+          <w:hyperlink w:anchor="_Toc220591740" w:history="1">
+            <w:r>
+              <w:rPr>
+                <w:rStyle w:val="Hyperlink"/>
+                <w:noProof/>
+              </w:rPr>
+              <w:t>3.2 (Theory) Experience as Political Knowledge</w:t>
+            </w:r>
+            <w:r>
+              <w:rPr>
+                <w:noProof/>
+                <w:webHidden/>
+              </w:rPr>
+              <w:tab/>
+            </w:r>
+            <w:r>
+              <w:rPr>
+                <w:noProof/>
+                <w:webHidden/>
+              </w:rPr>
+              <w:fldChar w:fldCharType="begin"/>
+            </w:r>
+            <w:r>
+              <w:rPr>
+                <w:noProof/>
+                <w:webHidden/>
+              </w:rPr>
+              <w:instrText xml:space="preserve"> PAGEREF _Toc220591740 \h </w:instrText>
+            </w:r>
+            <w:r>
+              <w:rPr>
+                <w:noProof/>
+                <w:webHidden/>
+              </w:rPr>
+            </w:r>
+            <w:r>
+              <w:rPr>
+                <w:noProof/>
+                <w:webHidden/>
+              </w:rPr>
+              <w:fldChar w:fldCharType="separate"/>
+            </w:r>
+            <w:r>
+              <w:rPr>
+                <w:noProof/>
+                <w:webHidden/>
+              </w:rPr>
+              <w:t>8</w:t>
+            </w:r>
+            <w:r>
+              <w:rPr>
+                <w:noProof/>
+                <w:webHidden/>
+              </w:rPr>
+              <w:fldChar w:fldCharType="end"/>
+            </w:r>
+          </w:hyperlink>
+        </w:p>
+        <w:p>
+          <w:pPr>
+            <w:pStyle w:val="TOC2"/>
+            <w:tabs>
+              <w:tab w:val="right" w:leader="dot" w:pos="9350"/>
+            </w:tabs>
+            <w:rPr>
+              <w:rFonts w:eastAsiaTheme="minorEastAsia"/>
+              <w:b w:val="0"/>
+              <w:bCs w:val="0"/>
+              <w:noProof/>
+              <w:sz w:val="24"/>
+              <w:szCs w:val="24"/>
+            </w:rPr>
+          </w:pPr>
+          <w:hyperlink w:anchor="_Toc220591741" w:history="1">
+            <w:r>
+              <w:rPr>
+                <w:rStyle w:val="Hyperlink"/>
+                <w:noProof/>
+              </w:rPr>
+              <w:t>3.3 (Hypotheses/Expectations)</w:t>
+            </w:r>
+            <w:r>
+              <w:rPr>
+                <w:noProof/>
+                <w:webHidden/>
+              </w:rPr>
+              <w:tab/>
+            </w:r>
+            <w:r>
+              <w:rPr>
+                <w:noProof/>
+                <w:webHidden/>
+              </w:rPr>
+              <w:fldChar w:fldCharType="begin"/>
+            </w:r>
+            <w:r>
+              <w:rPr>
+                <w:noProof/>
+                <w:webHidden/>
+              </w:rPr>
+              <w:instrText xml:space="preserve"> PAGEREF _Toc220591741 \h </w:instrText>
+            </w:r>
+            <w:r>
+              <w:rPr>
+                <w:noProof/>
+                <w:webHidden/>
+              </w:rPr>
+            </w:r>
+            <w:r>
+              <w:rPr>
+                <w:noProof/>
+                <w:webHidden/>
+              </w:rPr>
+              <w:fldChar w:fldCharType="separate"/>
+            </w:r>
+            <w:r>
+              <w:rPr>
+                <w:noProof/>
+                <w:webHidden/>
+              </w:rPr>
+              <w:t>8</w:t>
+            </w:r>
+            <w:r>
+              <w:rPr>
+                <w:noProof/>
+                <w:webHidden/>
+              </w:rPr>
+              <w:fldChar w:fldCharType="end"/>
+            </w:r>
+          </w:hyperlink>
+        </w:p>
+        <w:p>
+          <w:pPr>
+            <w:pStyle w:val="TOC2"/>
+            <w:tabs>
+              <w:tab w:val="right" w:leader="dot" w:pos="9350"/>
+            </w:tabs>
+            <w:rPr>
+              <w:rFonts w:eastAsiaTheme="minorEastAsia"/>
+              <w:b w:val="0"/>
+              <w:bCs w:val="0"/>
+              <w:noProof/>
+              <w:sz w:val="24"/>
+              <w:szCs w:val="24"/>
+            </w:rPr>
+          </w:pPr>
+          <w:hyperlink w:anchor="_Toc220591742" w:history="1">
+            <w:r>
+              <w:rPr>
+                <w:rStyle w:val="Hyperlink"/>
+                <w:noProof/>
+              </w:rPr>
+              <w:t>3..4 (Data/Design)</w:t>
+            </w:r>
+            <w:r>
+              <w:rPr>
+                <w:noProof/>
+                <w:webHidden/>
+              </w:rPr>
+              <w:tab/>
+            </w:r>
+            <w:r>
+              <w:rPr>
+                <w:noProof/>
+                <w:webHidden/>
+              </w:rPr>
+              <w:fldChar w:fldCharType="begin"/>
+            </w:r>
+            <w:r>
+              <w:rPr>
+                <w:noProof/>
+                <w:webHidden/>
+              </w:rPr>
+              <w:instrText xml:space="preserve"> PAGEREF _Toc220591742 \h </w:instrText>
+            </w:r>
+            <w:r>
+              <w:rPr>
+                <w:noProof/>
+                <w:webHidden/>
+              </w:rPr>
+            </w:r>
+            <w:r>
+              <w:rPr>
+                <w:noProof/>
+                <w:webHidden/>
+              </w:rPr>
+              <w:fldChar w:fldCharType="separate"/>
+            </w:r>
+            <w:r>
+              <w:rPr>
+                <w:noProof/>
+                <w:webHidden/>
+              </w:rPr>
+              <w:t>8</w:t>
             </w:r>
             <w:r>
               <w:rPr>
@@ -347,16 +864,18 @@
               <w:rFonts w:eastAsiaTheme="minorEastAsia"/>
               <w:b w:val="0"/>
               <w:bCs w:val="0"/>
+              <w:i w:val="0"/>
+              <w:iCs w:val="0"/>
               <w:noProof/>
             </w:rPr>
           </w:pPr>
-          <w:hyperlink w:anchor="_Toc220343752" w:history="1">
+          <w:hyperlink w:anchor="_Toc220591743" w:history="1">
             <w:r>
               <w:rPr>
                 <w:rStyle w:val="Hyperlink"/>
                 <w:noProof/>
               </w:rPr>
-              <w:t>Test 3</w:t>
+              <w:t>IV. Test 2: Descriptive and Substantive Representation of Carceral Constituencies</w:t>
             </w:r>
             <w:r>
               <w:rPr>
@@ -377,7 +896,7 @@
                 <w:noProof/>
                 <w:webHidden/>
               </w:rPr>
-              <w:instrText xml:space="preserve"> PAGEREF _Toc220343752 \h </w:instrText>
+              <w:instrText xml:space="preserve"> PAGEREF _Toc220591743 \h </w:instrText>
             </w:r>
             <w:r>
               <w:rPr>
@@ -397,7 +916,1102 @@
                 <w:noProof/>
                 <w:webHidden/>
               </w:rPr>
-              <w:t>5</w:t>
+              <w:t>8</w:t>
+            </w:r>
+            <w:r>
+              <w:rPr>
+                <w:noProof/>
+                <w:webHidden/>
+              </w:rPr>
+              <w:fldChar w:fldCharType="end"/>
+            </w:r>
+          </w:hyperlink>
+        </w:p>
+        <w:p>
+          <w:pPr>
+            <w:pStyle w:val="TOC2"/>
+            <w:tabs>
+              <w:tab w:val="right" w:leader="dot" w:pos="9350"/>
+            </w:tabs>
+            <w:rPr>
+              <w:rFonts w:eastAsiaTheme="minorEastAsia"/>
+              <w:b w:val="0"/>
+              <w:bCs w:val="0"/>
+              <w:noProof/>
+              <w:sz w:val="24"/>
+              <w:szCs w:val="24"/>
+            </w:rPr>
+          </w:pPr>
+          <w:hyperlink w:anchor="_Toc220591744" w:history="1">
+            <w:r>
+              <w:rPr>
+                <w:rStyle w:val="Hyperlink"/>
+                <w:noProof/>
+              </w:rPr>
+              <w:t>4.1 (Theory) Do We Care Who Our Legislators Are?</w:t>
+            </w:r>
+            <w:r>
+              <w:rPr>
+                <w:noProof/>
+                <w:webHidden/>
+              </w:rPr>
+              <w:tab/>
+            </w:r>
+            <w:r>
+              <w:rPr>
+                <w:noProof/>
+                <w:webHidden/>
+              </w:rPr>
+              <w:fldChar w:fldCharType="begin"/>
+            </w:r>
+            <w:r>
+              <w:rPr>
+                <w:noProof/>
+                <w:webHidden/>
+              </w:rPr>
+              <w:instrText xml:space="preserve"> PAGEREF _Toc220591744 \h </w:instrText>
+            </w:r>
+            <w:r>
+              <w:rPr>
+                <w:noProof/>
+                <w:webHidden/>
+              </w:rPr>
+            </w:r>
+            <w:r>
+              <w:rPr>
+                <w:noProof/>
+                <w:webHidden/>
+              </w:rPr>
+              <w:fldChar w:fldCharType="separate"/>
+            </w:r>
+            <w:r>
+              <w:rPr>
+                <w:noProof/>
+                <w:webHidden/>
+              </w:rPr>
+              <w:t>8</w:t>
+            </w:r>
+            <w:r>
+              <w:rPr>
+                <w:noProof/>
+                <w:webHidden/>
+              </w:rPr>
+              <w:fldChar w:fldCharType="end"/>
+            </w:r>
+          </w:hyperlink>
+        </w:p>
+        <w:p>
+          <w:pPr>
+            <w:pStyle w:val="TOC2"/>
+            <w:tabs>
+              <w:tab w:val="right" w:leader="dot" w:pos="9350"/>
+            </w:tabs>
+            <w:rPr>
+              <w:rFonts w:eastAsiaTheme="minorEastAsia"/>
+              <w:b w:val="0"/>
+              <w:bCs w:val="0"/>
+              <w:noProof/>
+              <w:sz w:val="24"/>
+              <w:szCs w:val="24"/>
+            </w:rPr>
+          </w:pPr>
+          <w:hyperlink w:anchor="_Toc220591745" w:history="1">
+            <w:r>
+              <w:rPr>
+                <w:rStyle w:val="Hyperlink"/>
+                <w:noProof/>
+              </w:rPr>
+              <w:t>4.2 (Theory) Expectations About Experience</w:t>
+            </w:r>
+            <w:r>
+              <w:rPr>
+                <w:noProof/>
+                <w:webHidden/>
+              </w:rPr>
+              <w:tab/>
+            </w:r>
+            <w:r>
+              <w:rPr>
+                <w:noProof/>
+                <w:webHidden/>
+              </w:rPr>
+              <w:fldChar w:fldCharType="begin"/>
+            </w:r>
+            <w:r>
+              <w:rPr>
+                <w:noProof/>
+                <w:webHidden/>
+              </w:rPr>
+              <w:instrText xml:space="preserve"> PAGEREF _Toc220591745 \h </w:instrText>
+            </w:r>
+            <w:r>
+              <w:rPr>
+                <w:noProof/>
+                <w:webHidden/>
+              </w:rPr>
+            </w:r>
+            <w:r>
+              <w:rPr>
+                <w:noProof/>
+                <w:webHidden/>
+              </w:rPr>
+              <w:fldChar w:fldCharType="separate"/>
+            </w:r>
+            <w:r>
+              <w:rPr>
+                <w:noProof/>
+                <w:webHidden/>
+              </w:rPr>
+              <w:t>8</w:t>
+            </w:r>
+            <w:r>
+              <w:rPr>
+                <w:noProof/>
+                <w:webHidden/>
+              </w:rPr>
+              <w:fldChar w:fldCharType="end"/>
+            </w:r>
+          </w:hyperlink>
+        </w:p>
+        <w:p>
+          <w:pPr>
+            <w:pStyle w:val="TOC2"/>
+            <w:tabs>
+              <w:tab w:val="right" w:leader="dot" w:pos="9350"/>
+            </w:tabs>
+            <w:rPr>
+              <w:rFonts w:eastAsiaTheme="minorEastAsia"/>
+              <w:b w:val="0"/>
+              <w:bCs w:val="0"/>
+              <w:noProof/>
+              <w:sz w:val="24"/>
+              <w:szCs w:val="24"/>
+            </w:rPr>
+          </w:pPr>
+          <w:hyperlink w:anchor="_Toc220591746" w:history="1">
+            <w:r>
+              <w:rPr>
+                <w:rStyle w:val="Hyperlink"/>
+                <w:noProof/>
+              </w:rPr>
+              <w:t>4.3 (Hypotheses/Expectations)</w:t>
+            </w:r>
+            <w:r>
+              <w:rPr>
+                <w:noProof/>
+                <w:webHidden/>
+              </w:rPr>
+              <w:tab/>
+            </w:r>
+            <w:r>
+              <w:rPr>
+                <w:noProof/>
+                <w:webHidden/>
+              </w:rPr>
+              <w:fldChar w:fldCharType="begin"/>
+            </w:r>
+            <w:r>
+              <w:rPr>
+                <w:noProof/>
+                <w:webHidden/>
+              </w:rPr>
+              <w:instrText xml:space="preserve"> PAGEREF _Toc220591746 \h </w:instrText>
+            </w:r>
+            <w:r>
+              <w:rPr>
+                <w:noProof/>
+                <w:webHidden/>
+              </w:rPr>
+            </w:r>
+            <w:r>
+              <w:rPr>
+                <w:noProof/>
+                <w:webHidden/>
+              </w:rPr>
+              <w:fldChar w:fldCharType="separate"/>
+            </w:r>
+            <w:r>
+              <w:rPr>
+                <w:noProof/>
+                <w:webHidden/>
+              </w:rPr>
+              <w:t>10</w:t>
+            </w:r>
+            <w:r>
+              <w:rPr>
+                <w:noProof/>
+                <w:webHidden/>
+              </w:rPr>
+              <w:fldChar w:fldCharType="end"/>
+            </w:r>
+          </w:hyperlink>
+        </w:p>
+        <w:p>
+          <w:pPr>
+            <w:pStyle w:val="TOC2"/>
+            <w:tabs>
+              <w:tab w:val="right" w:leader="dot" w:pos="9350"/>
+            </w:tabs>
+            <w:rPr>
+              <w:rFonts w:eastAsiaTheme="minorEastAsia"/>
+              <w:b w:val="0"/>
+              <w:bCs w:val="0"/>
+              <w:noProof/>
+              <w:sz w:val="24"/>
+              <w:szCs w:val="24"/>
+            </w:rPr>
+          </w:pPr>
+          <w:hyperlink w:anchor="_Toc220591747" w:history="1">
+            <w:r>
+              <w:rPr>
+                <w:rStyle w:val="Hyperlink"/>
+                <w:noProof/>
+              </w:rPr>
+              <w:t>4.4 (Data/Design)</w:t>
+            </w:r>
+            <w:r>
+              <w:rPr>
+                <w:noProof/>
+                <w:webHidden/>
+              </w:rPr>
+              <w:tab/>
+            </w:r>
+            <w:r>
+              <w:rPr>
+                <w:noProof/>
+                <w:webHidden/>
+              </w:rPr>
+              <w:fldChar w:fldCharType="begin"/>
+            </w:r>
+            <w:r>
+              <w:rPr>
+                <w:noProof/>
+                <w:webHidden/>
+              </w:rPr>
+              <w:instrText xml:space="preserve"> PAGEREF _Toc220591747 \h </w:instrText>
+            </w:r>
+            <w:r>
+              <w:rPr>
+                <w:noProof/>
+                <w:webHidden/>
+              </w:rPr>
+            </w:r>
+            <w:r>
+              <w:rPr>
+                <w:noProof/>
+                <w:webHidden/>
+              </w:rPr>
+              <w:fldChar w:fldCharType="separate"/>
+            </w:r>
+            <w:r>
+              <w:rPr>
+                <w:noProof/>
+                <w:webHidden/>
+              </w:rPr>
+              <w:t>10</w:t>
+            </w:r>
+            <w:r>
+              <w:rPr>
+                <w:noProof/>
+                <w:webHidden/>
+              </w:rPr>
+              <w:fldChar w:fldCharType="end"/>
+            </w:r>
+          </w:hyperlink>
+        </w:p>
+        <w:p>
+          <w:pPr>
+            <w:pStyle w:val="TOC2"/>
+            <w:tabs>
+              <w:tab w:val="right" w:leader="dot" w:pos="9350"/>
+            </w:tabs>
+            <w:rPr>
+              <w:rFonts w:eastAsiaTheme="minorEastAsia"/>
+              <w:b w:val="0"/>
+              <w:bCs w:val="0"/>
+              <w:noProof/>
+              <w:sz w:val="24"/>
+              <w:szCs w:val="24"/>
+            </w:rPr>
+          </w:pPr>
+          <w:hyperlink w:anchor="_Toc220591748" w:history="1">
+            <w:r>
+              <w:rPr>
+                <w:rStyle w:val="Hyperlink"/>
+                <w:noProof/>
+              </w:rPr>
+              <w:t>4.5 (Theory): When Descriptive Representation Matters</w:t>
+            </w:r>
+            <w:r>
+              <w:rPr>
+                <w:noProof/>
+                <w:webHidden/>
+              </w:rPr>
+              <w:tab/>
+            </w:r>
+            <w:r>
+              <w:rPr>
+                <w:noProof/>
+                <w:webHidden/>
+              </w:rPr>
+              <w:fldChar w:fldCharType="begin"/>
+            </w:r>
+            <w:r>
+              <w:rPr>
+                <w:noProof/>
+                <w:webHidden/>
+              </w:rPr>
+              <w:instrText xml:space="preserve"> PAGEREF _Toc220591748 \h </w:instrText>
+            </w:r>
+            <w:r>
+              <w:rPr>
+                <w:noProof/>
+                <w:webHidden/>
+              </w:rPr>
+            </w:r>
+            <w:r>
+              <w:rPr>
+                <w:noProof/>
+                <w:webHidden/>
+              </w:rPr>
+              <w:fldChar w:fldCharType="separate"/>
+            </w:r>
+            <w:r>
+              <w:rPr>
+                <w:noProof/>
+                <w:webHidden/>
+              </w:rPr>
+              <w:t>11</w:t>
+            </w:r>
+            <w:r>
+              <w:rPr>
+                <w:noProof/>
+                <w:webHidden/>
+              </w:rPr>
+              <w:fldChar w:fldCharType="end"/>
+            </w:r>
+          </w:hyperlink>
+        </w:p>
+        <w:p>
+          <w:pPr>
+            <w:pStyle w:val="TOC2"/>
+            <w:tabs>
+              <w:tab w:val="right" w:leader="dot" w:pos="9350"/>
+            </w:tabs>
+            <w:rPr>
+              <w:rFonts w:eastAsiaTheme="minorEastAsia"/>
+              <w:b w:val="0"/>
+              <w:bCs w:val="0"/>
+              <w:noProof/>
+              <w:sz w:val="24"/>
+              <w:szCs w:val="24"/>
+            </w:rPr>
+          </w:pPr>
+          <w:hyperlink w:anchor="_Toc220591749" w:history="1">
+            <w:r>
+              <w:rPr>
+                <w:rStyle w:val="Hyperlink"/>
+                <w:noProof/>
+              </w:rPr>
+              <w:t>4.6 (Theory): Expectations About Legislative Action</w:t>
+            </w:r>
+            <w:r>
+              <w:rPr>
+                <w:noProof/>
+                <w:webHidden/>
+              </w:rPr>
+              <w:tab/>
+            </w:r>
+            <w:r>
+              <w:rPr>
+                <w:noProof/>
+                <w:webHidden/>
+              </w:rPr>
+              <w:fldChar w:fldCharType="begin"/>
+            </w:r>
+            <w:r>
+              <w:rPr>
+                <w:noProof/>
+                <w:webHidden/>
+              </w:rPr>
+              <w:instrText xml:space="preserve"> PAGEREF _Toc220591749 \h </w:instrText>
+            </w:r>
+            <w:r>
+              <w:rPr>
+                <w:noProof/>
+                <w:webHidden/>
+              </w:rPr>
+            </w:r>
+            <w:r>
+              <w:rPr>
+                <w:noProof/>
+                <w:webHidden/>
+              </w:rPr>
+              <w:fldChar w:fldCharType="separate"/>
+            </w:r>
+            <w:r>
+              <w:rPr>
+                <w:noProof/>
+                <w:webHidden/>
+              </w:rPr>
+              <w:t>11</w:t>
+            </w:r>
+            <w:r>
+              <w:rPr>
+                <w:noProof/>
+                <w:webHidden/>
+              </w:rPr>
+              <w:fldChar w:fldCharType="end"/>
+            </w:r>
+          </w:hyperlink>
+        </w:p>
+        <w:p>
+          <w:pPr>
+            <w:pStyle w:val="TOC2"/>
+            <w:tabs>
+              <w:tab w:val="right" w:leader="dot" w:pos="9350"/>
+            </w:tabs>
+            <w:rPr>
+              <w:rFonts w:eastAsiaTheme="minorEastAsia"/>
+              <w:b w:val="0"/>
+              <w:bCs w:val="0"/>
+              <w:noProof/>
+              <w:sz w:val="24"/>
+              <w:szCs w:val="24"/>
+            </w:rPr>
+          </w:pPr>
+          <w:hyperlink w:anchor="_Toc220591750" w:history="1">
+            <w:r>
+              <w:rPr>
+                <w:rStyle w:val="Hyperlink"/>
+                <w:noProof/>
+              </w:rPr>
+              <w:t>4.7 (Hypotheses/Expectations)</w:t>
+            </w:r>
+            <w:r>
+              <w:rPr>
+                <w:noProof/>
+                <w:webHidden/>
+              </w:rPr>
+              <w:tab/>
+            </w:r>
+            <w:r>
+              <w:rPr>
+                <w:noProof/>
+                <w:webHidden/>
+              </w:rPr>
+              <w:fldChar w:fldCharType="begin"/>
+            </w:r>
+            <w:r>
+              <w:rPr>
+                <w:noProof/>
+                <w:webHidden/>
+              </w:rPr>
+              <w:instrText xml:space="preserve"> PAGEREF _Toc220591750 \h </w:instrText>
+            </w:r>
+            <w:r>
+              <w:rPr>
+                <w:noProof/>
+                <w:webHidden/>
+              </w:rPr>
+            </w:r>
+            <w:r>
+              <w:rPr>
+                <w:noProof/>
+                <w:webHidden/>
+              </w:rPr>
+              <w:fldChar w:fldCharType="separate"/>
+            </w:r>
+            <w:r>
+              <w:rPr>
+                <w:noProof/>
+                <w:webHidden/>
+              </w:rPr>
+              <w:t>11</w:t>
+            </w:r>
+            <w:r>
+              <w:rPr>
+                <w:noProof/>
+                <w:webHidden/>
+              </w:rPr>
+              <w:fldChar w:fldCharType="end"/>
+            </w:r>
+          </w:hyperlink>
+        </w:p>
+        <w:p>
+          <w:pPr>
+            <w:pStyle w:val="TOC2"/>
+            <w:tabs>
+              <w:tab w:val="right" w:leader="dot" w:pos="9350"/>
+            </w:tabs>
+            <w:rPr>
+              <w:rFonts w:eastAsiaTheme="minorEastAsia"/>
+              <w:b w:val="0"/>
+              <w:bCs w:val="0"/>
+              <w:noProof/>
+              <w:sz w:val="24"/>
+              <w:szCs w:val="24"/>
+            </w:rPr>
+          </w:pPr>
+          <w:hyperlink w:anchor="_Toc220591751" w:history="1">
+            <w:r>
+              <w:rPr>
+                <w:rStyle w:val="Hyperlink"/>
+                <w:noProof/>
+              </w:rPr>
+              <w:t>4.8 (Data/Design)</w:t>
+            </w:r>
+            <w:r>
+              <w:rPr>
+                <w:noProof/>
+                <w:webHidden/>
+              </w:rPr>
+              <w:tab/>
+            </w:r>
+            <w:r>
+              <w:rPr>
+                <w:noProof/>
+                <w:webHidden/>
+              </w:rPr>
+              <w:fldChar w:fldCharType="begin"/>
+            </w:r>
+            <w:r>
+              <w:rPr>
+                <w:noProof/>
+                <w:webHidden/>
+              </w:rPr>
+              <w:instrText xml:space="preserve"> PAGEREF _Toc220591751 \h </w:instrText>
+            </w:r>
+            <w:r>
+              <w:rPr>
+                <w:noProof/>
+                <w:webHidden/>
+              </w:rPr>
+            </w:r>
+            <w:r>
+              <w:rPr>
+                <w:noProof/>
+                <w:webHidden/>
+              </w:rPr>
+              <w:fldChar w:fldCharType="separate"/>
+            </w:r>
+            <w:r>
+              <w:rPr>
+                <w:noProof/>
+                <w:webHidden/>
+              </w:rPr>
+              <w:t>11</w:t>
+            </w:r>
+            <w:r>
+              <w:rPr>
+                <w:noProof/>
+                <w:webHidden/>
+              </w:rPr>
+              <w:fldChar w:fldCharType="end"/>
+            </w:r>
+          </w:hyperlink>
+        </w:p>
+        <w:p>
+          <w:pPr>
+            <w:pStyle w:val="TOC1"/>
+            <w:tabs>
+              <w:tab w:val="right" w:leader="dot" w:pos="9350"/>
+            </w:tabs>
+            <w:rPr>
+              <w:rFonts w:eastAsiaTheme="minorEastAsia"/>
+              <w:b w:val="0"/>
+              <w:bCs w:val="0"/>
+              <w:i w:val="0"/>
+              <w:iCs w:val="0"/>
+              <w:noProof/>
+            </w:rPr>
+          </w:pPr>
+          <w:hyperlink w:anchor="_Toc220591752" w:history="1">
+            <w:r>
+              <w:rPr>
+                <w:rStyle w:val="Hyperlink"/>
+                <w:noProof/>
+              </w:rPr>
+              <w:t>V. Test 3: Symbolic and Epistemic Representation</w:t>
+            </w:r>
+            <w:r>
+              <w:rPr>
+                <w:noProof/>
+                <w:webHidden/>
+              </w:rPr>
+              <w:tab/>
+            </w:r>
+            <w:r>
+              <w:rPr>
+                <w:noProof/>
+                <w:webHidden/>
+              </w:rPr>
+              <w:fldChar w:fldCharType="begin"/>
+            </w:r>
+            <w:r>
+              <w:rPr>
+                <w:noProof/>
+                <w:webHidden/>
+              </w:rPr>
+              <w:instrText xml:space="preserve"> PAGEREF _Toc220591752 \h </w:instrText>
+            </w:r>
+            <w:r>
+              <w:rPr>
+                <w:noProof/>
+                <w:webHidden/>
+              </w:rPr>
+            </w:r>
+            <w:r>
+              <w:rPr>
+                <w:noProof/>
+                <w:webHidden/>
+              </w:rPr>
+              <w:fldChar w:fldCharType="separate"/>
+            </w:r>
+            <w:r>
+              <w:rPr>
+                <w:noProof/>
+                <w:webHidden/>
+              </w:rPr>
+              <w:t>11</w:t>
+            </w:r>
+            <w:r>
+              <w:rPr>
+                <w:noProof/>
+                <w:webHidden/>
+              </w:rPr>
+              <w:fldChar w:fldCharType="end"/>
+            </w:r>
+          </w:hyperlink>
+        </w:p>
+        <w:p>
+          <w:pPr>
+            <w:pStyle w:val="TOC2"/>
+            <w:tabs>
+              <w:tab w:val="right" w:leader="dot" w:pos="9350"/>
+            </w:tabs>
+            <w:rPr>
+              <w:rFonts w:eastAsiaTheme="minorEastAsia"/>
+              <w:b w:val="0"/>
+              <w:bCs w:val="0"/>
+              <w:noProof/>
+              <w:sz w:val="24"/>
+              <w:szCs w:val="24"/>
+            </w:rPr>
+          </w:pPr>
+          <w:hyperlink w:anchor="_Toc220591753" w:history="1">
+            <w:r>
+              <w:rPr>
+                <w:rStyle w:val="Hyperlink"/>
+                <w:noProof/>
+              </w:rPr>
+              <w:t>5.1 (Theory) Symbolic Representation as Constitutive</w:t>
+            </w:r>
+            <w:r>
+              <w:rPr>
+                <w:noProof/>
+                <w:webHidden/>
+              </w:rPr>
+              <w:tab/>
+            </w:r>
+            <w:r>
+              <w:rPr>
+                <w:noProof/>
+                <w:webHidden/>
+              </w:rPr>
+              <w:fldChar w:fldCharType="begin"/>
+            </w:r>
+            <w:r>
+              <w:rPr>
+                <w:noProof/>
+                <w:webHidden/>
+              </w:rPr>
+              <w:instrText xml:space="preserve"> PAGEREF _Toc220591753 \h </w:instrText>
+            </w:r>
+            <w:r>
+              <w:rPr>
+                <w:noProof/>
+                <w:webHidden/>
+              </w:rPr>
+            </w:r>
+            <w:r>
+              <w:rPr>
+                <w:noProof/>
+                <w:webHidden/>
+              </w:rPr>
+              <w:fldChar w:fldCharType="separate"/>
+            </w:r>
+            <w:r>
+              <w:rPr>
+                <w:noProof/>
+                <w:webHidden/>
+              </w:rPr>
+              <w:t>12</w:t>
+            </w:r>
+            <w:r>
+              <w:rPr>
+                <w:noProof/>
+                <w:webHidden/>
+              </w:rPr>
+              <w:fldChar w:fldCharType="end"/>
+            </w:r>
+          </w:hyperlink>
+        </w:p>
+        <w:p>
+          <w:pPr>
+            <w:pStyle w:val="TOC2"/>
+            <w:tabs>
+              <w:tab w:val="right" w:leader="dot" w:pos="9350"/>
+            </w:tabs>
+            <w:rPr>
+              <w:rFonts w:eastAsiaTheme="minorEastAsia"/>
+              <w:b w:val="0"/>
+              <w:bCs w:val="0"/>
+              <w:noProof/>
+              <w:sz w:val="24"/>
+              <w:szCs w:val="24"/>
+            </w:rPr>
+          </w:pPr>
+          <w:hyperlink w:anchor="_Toc220591754" w:history="1">
+            <w:r>
+              <w:rPr>
+                <w:rStyle w:val="Hyperlink"/>
+                <w:noProof/>
+              </w:rPr>
+              <w:t>5.2 (Theory) Epistemic Injustice and Selective Hearing</w:t>
+            </w:r>
+            <w:r>
+              <w:rPr>
+                <w:noProof/>
+                <w:webHidden/>
+              </w:rPr>
+              <w:tab/>
+            </w:r>
+            <w:r>
+              <w:rPr>
+                <w:noProof/>
+                <w:webHidden/>
+              </w:rPr>
+              <w:fldChar w:fldCharType="begin"/>
+            </w:r>
+            <w:r>
+              <w:rPr>
+                <w:noProof/>
+                <w:webHidden/>
+              </w:rPr>
+              <w:instrText xml:space="preserve"> PAGEREF _Toc220591754 \h </w:instrText>
+            </w:r>
+            <w:r>
+              <w:rPr>
+                <w:noProof/>
+                <w:webHidden/>
+              </w:rPr>
+            </w:r>
+            <w:r>
+              <w:rPr>
+                <w:noProof/>
+                <w:webHidden/>
+              </w:rPr>
+              <w:fldChar w:fldCharType="separate"/>
+            </w:r>
+            <w:r>
+              <w:rPr>
+                <w:noProof/>
+                <w:webHidden/>
+              </w:rPr>
+              <w:t>12</w:t>
+            </w:r>
+            <w:r>
+              <w:rPr>
+                <w:noProof/>
+                <w:webHidden/>
+              </w:rPr>
+              <w:fldChar w:fldCharType="end"/>
+            </w:r>
+          </w:hyperlink>
+        </w:p>
+        <w:p>
+          <w:pPr>
+            <w:pStyle w:val="TOC2"/>
+            <w:tabs>
+              <w:tab w:val="right" w:leader="dot" w:pos="9350"/>
+            </w:tabs>
+            <w:rPr>
+              <w:rFonts w:eastAsiaTheme="minorEastAsia"/>
+              <w:b w:val="0"/>
+              <w:bCs w:val="0"/>
+              <w:noProof/>
+              <w:sz w:val="24"/>
+              <w:szCs w:val="24"/>
+            </w:rPr>
+          </w:pPr>
+          <w:hyperlink w:anchor="_Toc220591755" w:history="1">
+            <w:r>
+              <w:rPr>
+                <w:rStyle w:val="Hyperlink"/>
+                <w:noProof/>
+              </w:rPr>
+              <w:t>5.3 Expectations About Symbolic Recognition</w:t>
+            </w:r>
+            <w:r>
+              <w:rPr>
+                <w:noProof/>
+                <w:webHidden/>
+              </w:rPr>
+              <w:tab/>
+            </w:r>
+            <w:r>
+              <w:rPr>
+                <w:noProof/>
+                <w:webHidden/>
+              </w:rPr>
+              <w:fldChar w:fldCharType="begin"/>
+            </w:r>
+            <w:r>
+              <w:rPr>
+                <w:noProof/>
+                <w:webHidden/>
+              </w:rPr>
+              <w:instrText xml:space="preserve"> PAGEREF _Toc220591755 \h </w:instrText>
+            </w:r>
+            <w:r>
+              <w:rPr>
+                <w:noProof/>
+                <w:webHidden/>
+              </w:rPr>
+            </w:r>
+            <w:r>
+              <w:rPr>
+                <w:noProof/>
+                <w:webHidden/>
+              </w:rPr>
+              <w:fldChar w:fldCharType="separate"/>
+            </w:r>
+            <w:r>
+              <w:rPr>
+                <w:noProof/>
+                <w:webHidden/>
+              </w:rPr>
+              <w:t>12</w:t>
+            </w:r>
+            <w:r>
+              <w:rPr>
+                <w:noProof/>
+                <w:webHidden/>
+              </w:rPr>
+              <w:fldChar w:fldCharType="end"/>
+            </w:r>
+          </w:hyperlink>
+        </w:p>
+        <w:p>
+          <w:pPr>
+            <w:pStyle w:val="TOC2"/>
+            <w:tabs>
+              <w:tab w:val="right" w:leader="dot" w:pos="9350"/>
+            </w:tabs>
+            <w:rPr>
+              <w:rFonts w:eastAsiaTheme="minorEastAsia"/>
+              <w:b w:val="0"/>
+              <w:bCs w:val="0"/>
+              <w:noProof/>
+              <w:sz w:val="24"/>
+              <w:szCs w:val="24"/>
+            </w:rPr>
+          </w:pPr>
+          <w:hyperlink w:anchor="_Toc220591756" w:history="1">
+            <w:r>
+              <w:rPr>
+                <w:rStyle w:val="Hyperlink"/>
+                <w:noProof/>
+              </w:rPr>
+              <w:t>5.4 (Hypotheses/Expectations)</w:t>
+            </w:r>
+            <w:r>
+              <w:rPr>
+                <w:noProof/>
+                <w:webHidden/>
+              </w:rPr>
+              <w:tab/>
+            </w:r>
+            <w:r>
+              <w:rPr>
+                <w:noProof/>
+                <w:webHidden/>
+              </w:rPr>
+              <w:fldChar w:fldCharType="begin"/>
+            </w:r>
+            <w:r>
+              <w:rPr>
+                <w:noProof/>
+                <w:webHidden/>
+              </w:rPr>
+              <w:instrText xml:space="preserve"> PAGEREF _Toc220591756 \h </w:instrText>
+            </w:r>
+            <w:r>
+              <w:rPr>
+                <w:noProof/>
+                <w:webHidden/>
+              </w:rPr>
+            </w:r>
+            <w:r>
+              <w:rPr>
+                <w:noProof/>
+                <w:webHidden/>
+              </w:rPr>
+              <w:fldChar w:fldCharType="separate"/>
+            </w:r>
+            <w:r>
+              <w:rPr>
+                <w:noProof/>
+                <w:webHidden/>
+              </w:rPr>
+              <w:t>12</w:t>
+            </w:r>
+            <w:r>
+              <w:rPr>
+                <w:noProof/>
+                <w:webHidden/>
+              </w:rPr>
+              <w:fldChar w:fldCharType="end"/>
+            </w:r>
+          </w:hyperlink>
+        </w:p>
+        <w:p>
+          <w:pPr>
+            <w:pStyle w:val="TOC2"/>
+            <w:tabs>
+              <w:tab w:val="right" w:leader="dot" w:pos="9350"/>
+            </w:tabs>
+            <w:rPr>
+              <w:rFonts w:eastAsiaTheme="minorEastAsia"/>
+              <w:b w:val="0"/>
+              <w:bCs w:val="0"/>
+              <w:noProof/>
+              <w:sz w:val="24"/>
+              <w:szCs w:val="24"/>
+            </w:rPr>
+          </w:pPr>
+          <w:hyperlink w:anchor="_Toc220591757" w:history="1">
+            <w:r>
+              <w:rPr>
+                <w:rStyle w:val="Hyperlink"/>
+                <w:noProof/>
+              </w:rPr>
+              <w:t>5.5 (Data/Design)</w:t>
+            </w:r>
+            <w:r>
+              <w:rPr>
+                <w:noProof/>
+                <w:webHidden/>
+              </w:rPr>
+              <w:tab/>
+            </w:r>
+            <w:r>
+              <w:rPr>
+                <w:noProof/>
+                <w:webHidden/>
+              </w:rPr>
+              <w:fldChar w:fldCharType="begin"/>
+            </w:r>
+            <w:r>
+              <w:rPr>
+                <w:noProof/>
+                <w:webHidden/>
+              </w:rPr>
+              <w:instrText xml:space="preserve"> PAGEREF _Toc220591757 \h </w:instrText>
+            </w:r>
+            <w:r>
+              <w:rPr>
+                <w:noProof/>
+                <w:webHidden/>
+              </w:rPr>
+            </w:r>
+            <w:r>
+              <w:rPr>
+                <w:noProof/>
+                <w:webHidden/>
+              </w:rPr>
+              <w:fldChar w:fldCharType="separate"/>
+            </w:r>
+            <w:r>
+              <w:rPr>
+                <w:noProof/>
+                <w:webHidden/>
+              </w:rPr>
+              <w:t>12</w:t>
+            </w:r>
+            <w:r>
+              <w:rPr>
+                <w:noProof/>
+                <w:webHidden/>
+              </w:rPr>
+              <w:fldChar w:fldCharType="end"/>
+            </w:r>
+          </w:hyperlink>
+        </w:p>
+        <w:p>
+          <w:pPr>
+            <w:pStyle w:val="TOC1"/>
+            <w:tabs>
+              <w:tab w:val="right" w:leader="dot" w:pos="9350"/>
+            </w:tabs>
+            <w:rPr>
+              <w:rFonts w:eastAsiaTheme="minorEastAsia"/>
+              <w:b w:val="0"/>
+              <w:bCs w:val="0"/>
+              <w:i w:val="0"/>
+              <w:iCs w:val="0"/>
+              <w:noProof/>
+            </w:rPr>
+          </w:pPr>
+          <w:hyperlink w:anchor="_Toc220591758" w:history="1">
+            <w:r>
+              <w:rPr>
+                <w:rStyle w:val="Hyperlink"/>
+                <w:noProof/>
+              </w:rPr>
+              <w:t>VI. Conclusion &amp; Implications</w:t>
+            </w:r>
+            <w:r>
+              <w:rPr>
+                <w:noProof/>
+                <w:webHidden/>
+              </w:rPr>
+              <w:tab/>
+            </w:r>
+            <w:r>
+              <w:rPr>
+                <w:noProof/>
+                <w:webHidden/>
+              </w:rPr>
+              <w:fldChar w:fldCharType="begin"/>
+            </w:r>
+            <w:r>
+              <w:rPr>
+                <w:noProof/>
+                <w:webHidden/>
+              </w:rPr>
+              <w:instrText xml:space="preserve"> PAGEREF _Toc220591758 \h </w:instrText>
+            </w:r>
+            <w:r>
+              <w:rPr>
+                <w:noProof/>
+                <w:webHidden/>
+              </w:rPr>
+            </w:r>
+            <w:r>
+              <w:rPr>
+                <w:noProof/>
+                <w:webHidden/>
+              </w:rPr>
+              <w:fldChar w:fldCharType="separate"/>
+            </w:r>
+            <w:r>
+              <w:rPr>
+                <w:noProof/>
+                <w:webHidden/>
+              </w:rPr>
+              <w:t>12</w:t>
             </w:r>
             <w:r>
               <w:rPr>
@@ -415,6 +2029,7 @@
               <w:bCs/>
               <w:noProof/>
             </w:rPr>
+            <w:lastRenderedPageBreak/>
             <w:fldChar w:fldCharType="end"/>
           </w:r>
         </w:p>
@@ -435,25 +2050,27 @@
         <w:pStyle w:val="Heading1"/>
         <w:jc w:val="center"/>
       </w:pPr>
-      <w:bookmarkStart w:id="0" w:name="_Toc220343748"/>
+      <w:bookmarkStart w:id="0" w:name="_Toc220591732"/>
       <w:r>
         <w:t>Intro</w:t>
       </w:r>
+      <w:r>
+        <w:t>duction</w:t>
+      </w:r>
       <w:bookmarkEnd w:id="0"/>
-      <w:r>
-        <w:t>duction</w:t>
-      </w:r>
     </w:p>
     <w:p>
       <w:pPr>
         <w:pStyle w:val="Heading2"/>
       </w:pPr>
+      <w:bookmarkStart w:id="1" w:name="_Toc220591733"/>
       <w:r>
         <w:t xml:space="preserve">1.1 Puzzle and </w:t>
       </w:r>
       <w:r>
         <w:t>Contribution</w:t>
       </w:r>
+      <w:bookmarkEnd w:id="1"/>
     </w:p>
     <w:p>
       <w:pPr>
@@ -505,7 +2122,7 @@
         </w:rPr>
         <w:t xml:space="preserve">Massachusetts Congresswoman Ayanna Pressley often says that “the people closest to the pain,” those doubly burdened by sedimented inequality and the carceral state, “should be closest to the power.” </w:t>
       </w:r>
-      <w:commentRangeStart w:id="1"/>
+      <w:commentRangeStart w:id="2"/>
       <w:r>
         <w:rPr>
           <w:rFonts w:ascii="Times New Roman" w:hAnsi="Times New Roman" w:cs="Times New Roman"/>
@@ -526,12 +2143,12 @@
         </w:rPr>
         <w:t xml:space="preserve">” identities, drawing on familial and personal experiences with the carceral state. Both routinely meet with constituents in prison and quote them in floor speeches and media, maintain ongoing lines of communication with their loved ones, </w:t>
       </w:r>
-      <w:commentRangeEnd w:id="1"/>
+      <w:commentRangeEnd w:id="2"/>
       <w:r>
         <w:rPr>
           <w:rStyle w:val="CommentReference"/>
         </w:rPr>
-        <w:commentReference w:id="1"/>
+        <w:commentReference w:id="2"/>
       </w:r>
       <w:r>
         <w:rPr>
@@ -621,7 +2238,7 @@
         </w:rPr>
         <w:t>] [treat incarcerated people not as policy subjects, but as constituents whose experiences and perspectives are relevant to governance]</w:t>
       </w:r>
-      <w:commentRangeStart w:id="2"/>
+      <w:commentRangeStart w:id="3"/>
       <w:r>
         <w:rPr>
           <w:rFonts w:ascii="Times New Roman" w:hAnsi="Times New Roman" w:cs="Times New Roman"/>
@@ -660,12 +2277,12 @@
         </w:rPr>
         <w:t xml:space="preserve"> </w:t>
       </w:r>
-      <w:commentRangeEnd w:id="2"/>
+      <w:commentRangeEnd w:id="3"/>
       <w:r>
         <w:rPr>
           <w:rStyle w:val="CommentReference"/>
         </w:rPr>
-        <w:commentReference w:id="2"/>
+        <w:commentReference w:id="3"/>
       </w:r>
     </w:p>
     <w:p>
@@ -702,19 +2319,19 @@
         </w:rPr>
         <w:t xml:space="preserve">puzzle in context of </w:t>
       </w:r>
-      <w:commentRangeStart w:id="3"/>
+      <w:commentRangeStart w:id="4"/>
       <w:r>
         <w:rPr>
           <w:u w:val="single"/>
         </w:rPr>
         <w:t>literature</w:t>
       </w:r>
-      <w:commentRangeEnd w:id="3"/>
+      <w:commentRangeEnd w:id="4"/>
       <w:r>
         <w:rPr>
           <w:rStyle w:val="CommentReference"/>
         </w:rPr>
-        <w:commentReference w:id="3"/>
+        <w:commentReference w:id="4"/>
       </w:r>
     </w:p>
     <w:p>
@@ -729,154 +2346,154 @@
         <w:rPr>
           <w:rFonts w:ascii="Times New Roman" w:hAnsi="Times New Roman" w:cs="Times New Roman"/>
         </w:rPr>
+        <w:t xml:space="preserve">Yet ever-expanding [areas of] scholarship suggest these examples may be exceptional. Political scientists interested in descriptive representation have established that legislatures </w:t>
+      </w:r>
+      <w:r>
+        <w:rPr>
+          <w:rFonts w:ascii="Times New Roman" w:hAnsi="Times New Roman" w:cs="Times New Roman"/>
+        </w:rPr>
+        <w:t xml:space="preserve">remain </w:t>
+      </w:r>
+      <w:r>
+        <w:rPr>
+          <w:rFonts w:ascii="Times New Roman" w:hAnsi="Times New Roman" w:cs="Times New Roman"/>
+        </w:rPr>
+        <w:t xml:space="preserve">dominated by white, </w:t>
+      </w:r>
+      <w:r>
+        <w:rPr>
+          <w:rFonts w:ascii="Times New Roman" w:hAnsi="Times New Roman" w:cs="Times New Roman"/>
+        </w:rPr>
+        <w:t xml:space="preserve">socioeconomically </w:t>
+      </w:r>
+      <w:r>
+        <w:rPr>
+          <w:rFonts w:ascii="Times New Roman" w:hAnsi="Times New Roman" w:cs="Times New Roman"/>
+        </w:rPr>
+        <w:t>advantaged elites</w:t>
+      </w:r>
+      <w:r>
+        <w:rPr>
+          <w:rFonts w:ascii="Times New Roman" w:hAnsi="Times New Roman" w:cs="Times New Roman"/>
+        </w:rPr>
+        <w:t xml:space="preserve"> (Carnes &amp; Lupu 2023)</w:t>
+      </w:r>
+      <w:r>
+        <w:rPr>
+          <w:rFonts w:ascii="Times New Roman" w:hAnsi="Times New Roman" w:cs="Times New Roman"/>
+        </w:rPr>
+        <w:t xml:space="preserve">, and that </w:t>
+      </w:r>
+      <w:r>
+        <w:rPr>
+          <w:rFonts w:ascii="Times New Roman" w:hAnsi="Times New Roman" w:cs="Times New Roman"/>
+        </w:rPr>
+        <w:t>legislators’</w:t>
+      </w:r>
+      <w:r>
+        <w:rPr>
+          <w:rFonts w:ascii="Times New Roman" w:hAnsi="Times New Roman" w:cs="Times New Roman"/>
+        </w:rPr>
+        <w:t xml:space="preserve"> race, socioeconomic background, and gender are predictive of their policy </w:t>
+      </w:r>
+      <w:r>
+        <w:rPr>
+          <w:rFonts w:ascii="Times New Roman" w:hAnsi="Times New Roman" w:cs="Times New Roman"/>
+        </w:rPr>
+        <w:t xml:space="preserve">and service </w:t>
+      </w:r>
+      <w:r>
+        <w:rPr>
+          <w:rFonts w:ascii="Times New Roman" w:hAnsi="Times New Roman" w:cs="Times New Roman"/>
+        </w:rPr>
+        <w:t xml:space="preserve">responsiveness (cite), and </w:t>
+      </w:r>
+      <w:r>
+        <w:rPr>
+          <w:rFonts w:ascii="Times New Roman" w:hAnsi="Times New Roman" w:cs="Times New Roman"/>
+        </w:rPr>
+        <w:t xml:space="preserve">how they </w:t>
+      </w:r>
+      <w:r>
+        <w:rPr>
+          <w:rFonts w:ascii="Times New Roman" w:hAnsi="Times New Roman" w:cs="Times New Roman"/>
+        </w:rPr>
+        <w:t>speak</w:t>
+      </w:r>
+      <w:r>
+        <w:rPr>
+          <w:rFonts w:ascii="Times New Roman" w:hAnsi="Times New Roman" w:cs="Times New Roman"/>
+        </w:rPr>
+        <w:t xml:space="preserve"> about their constituencies </w:t>
+      </w:r>
+      <w:r>
+        <w:rPr>
+          <w:rFonts w:ascii="Times New Roman" w:hAnsi="Times New Roman" w:cs="Times New Roman"/>
+        </w:rPr>
+        <w:t xml:space="preserve">or the groups they invoke – or </w:t>
+      </w:r>
+      <w:proofErr w:type="gramStart"/>
+      <w:r>
+        <w:rPr>
+          <w:rFonts w:ascii="Times New Roman" w:hAnsi="Times New Roman" w:cs="Times New Roman"/>
+        </w:rPr>
+        <w:t>symbolically represent</w:t>
+      </w:r>
+      <w:proofErr w:type="gramEnd"/>
+      <w:r>
+        <w:rPr>
+          <w:rFonts w:ascii="Times New Roman" w:hAnsi="Times New Roman" w:cs="Times New Roman"/>
+        </w:rPr>
+        <w:t xml:space="preserve"> </w:t>
+      </w:r>
+      <w:r>
+        <w:rPr>
+          <w:rFonts w:ascii="Times New Roman" w:hAnsi="Times New Roman" w:cs="Times New Roman"/>
+        </w:rPr>
+        <w:t xml:space="preserve">(cite). </w:t>
+      </w:r>
+      <w:r>
+        <w:rPr>
+          <w:rFonts w:ascii="Times New Roman" w:hAnsi="Times New Roman" w:cs="Times New Roman"/>
+        </w:rPr>
+        <w:t xml:space="preserve">At the same time, scholars of criminal legal politics have documented that </w:t>
+      </w:r>
+      <w:r>
+        <w:rPr>
+          <w:rFonts w:ascii="Times New Roman" w:hAnsi="Times New Roman" w:cs="Times New Roman"/>
+        </w:rPr>
+        <w:t xml:space="preserve">the over two million people incarcerated in the US and </w:t>
+      </w:r>
+      <w:r>
+        <w:rPr>
+          <w:rFonts w:ascii="Times New Roman" w:hAnsi="Times New Roman" w:cs="Times New Roman"/>
+        </w:rPr>
+        <w:t>many</w:t>
+      </w:r>
+      <w:r>
+        <w:rPr>
+          <w:rFonts w:ascii="Times New Roman" w:hAnsi="Times New Roman" w:cs="Times New Roman"/>
+        </w:rPr>
+        <w:t xml:space="preserve"> more affected by the carceral state through family and community ties are disproportionately Black, Latino, and low-income</w:t>
+      </w:r>
+      <w:r>
+        <w:rPr>
+          <w:rFonts w:ascii="Times New Roman" w:hAnsi="Times New Roman" w:cs="Times New Roman"/>
+        </w:rPr>
+        <w:t>; these constituents are s</w:t>
+      </w:r>
+      <w:r>
+        <w:rPr>
+          <w:rFonts w:ascii="Times New Roman" w:hAnsi="Times New Roman" w:cs="Times New Roman"/>
+        </w:rPr>
+        <w:t xml:space="preserve">ubject to systematic political exclusion through </w:t>
+      </w:r>
+      <w:r>
+        <w:rPr>
+          <w:rFonts w:ascii="Times New Roman" w:hAnsi="Times New Roman" w:cs="Times New Roman"/>
+        </w:rPr>
         <w:lastRenderedPageBreak/>
-        <w:t xml:space="preserve">Yet ever-expanding [areas of] scholarship suggest these examples may be exceptional. Political scientists interested in descriptive representation have established that legislatures </w:t>
-      </w:r>
-      <w:r>
-        <w:rPr>
-          <w:rFonts w:ascii="Times New Roman" w:hAnsi="Times New Roman" w:cs="Times New Roman"/>
-        </w:rPr>
-        <w:t xml:space="preserve">remain </w:t>
-      </w:r>
-      <w:r>
-        <w:rPr>
-          <w:rFonts w:ascii="Times New Roman" w:hAnsi="Times New Roman" w:cs="Times New Roman"/>
-        </w:rPr>
-        <w:t xml:space="preserve">dominated by white, </w:t>
-      </w:r>
-      <w:r>
-        <w:rPr>
-          <w:rFonts w:ascii="Times New Roman" w:hAnsi="Times New Roman" w:cs="Times New Roman"/>
-        </w:rPr>
-        <w:t xml:space="preserve">socioeconomically </w:t>
-      </w:r>
-      <w:r>
-        <w:rPr>
-          <w:rFonts w:ascii="Times New Roman" w:hAnsi="Times New Roman" w:cs="Times New Roman"/>
-        </w:rPr>
-        <w:t>advantaged elites</w:t>
-      </w:r>
-      <w:r>
-        <w:rPr>
-          <w:rFonts w:ascii="Times New Roman" w:hAnsi="Times New Roman" w:cs="Times New Roman"/>
-        </w:rPr>
-        <w:t xml:space="preserve"> </w:t>
-      </w:r>
-      <w:r>
-        <w:rPr>
-          <w:rFonts w:ascii="Times New Roman" w:hAnsi="Times New Roman" w:cs="Times New Roman"/>
-        </w:rPr>
-        <w:t>(Carnes &amp; Lupu 2023)</w:t>
-      </w:r>
-      <w:r>
-        <w:rPr>
-          <w:rFonts w:ascii="Times New Roman" w:hAnsi="Times New Roman" w:cs="Times New Roman"/>
-        </w:rPr>
-        <w:t xml:space="preserve">, and that </w:t>
-      </w:r>
-      <w:r>
-        <w:rPr>
-          <w:rFonts w:ascii="Times New Roman" w:hAnsi="Times New Roman" w:cs="Times New Roman"/>
-        </w:rPr>
-        <w:t>legislators’</w:t>
-      </w:r>
-      <w:r>
-        <w:rPr>
-          <w:rFonts w:ascii="Times New Roman" w:hAnsi="Times New Roman" w:cs="Times New Roman"/>
-        </w:rPr>
-        <w:t xml:space="preserve"> race, socioeconomic background, and gender are predictive of their policy </w:t>
-      </w:r>
-      <w:r>
-        <w:rPr>
-          <w:rFonts w:ascii="Times New Roman" w:hAnsi="Times New Roman" w:cs="Times New Roman"/>
-        </w:rPr>
-        <w:t xml:space="preserve">and service </w:t>
-      </w:r>
-      <w:r>
-        <w:rPr>
-          <w:rFonts w:ascii="Times New Roman" w:hAnsi="Times New Roman" w:cs="Times New Roman"/>
-        </w:rPr>
-        <w:t xml:space="preserve">responsiveness (cite), and </w:t>
-      </w:r>
-      <w:r>
-        <w:rPr>
-          <w:rFonts w:ascii="Times New Roman" w:hAnsi="Times New Roman" w:cs="Times New Roman"/>
-        </w:rPr>
-        <w:t xml:space="preserve">how they </w:t>
-      </w:r>
-      <w:r>
-        <w:rPr>
-          <w:rFonts w:ascii="Times New Roman" w:hAnsi="Times New Roman" w:cs="Times New Roman"/>
-        </w:rPr>
-        <w:t>speak</w:t>
-      </w:r>
-      <w:r>
-        <w:rPr>
-          <w:rFonts w:ascii="Times New Roman" w:hAnsi="Times New Roman" w:cs="Times New Roman"/>
-        </w:rPr>
-        <w:t xml:space="preserve"> about their constituencies </w:t>
-      </w:r>
-      <w:r>
-        <w:rPr>
-          <w:rFonts w:ascii="Times New Roman" w:hAnsi="Times New Roman" w:cs="Times New Roman"/>
-        </w:rPr>
-        <w:t xml:space="preserve">or the groups they invoke – or </w:t>
-      </w:r>
-      <w:proofErr w:type="gramStart"/>
-      <w:r>
-        <w:rPr>
-          <w:rFonts w:ascii="Times New Roman" w:hAnsi="Times New Roman" w:cs="Times New Roman"/>
-        </w:rPr>
-        <w:t>symbolically represent</w:t>
-      </w:r>
-      <w:proofErr w:type="gramEnd"/>
-      <w:r>
-        <w:rPr>
-          <w:rFonts w:ascii="Times New Roman" w:hAnsi="Times New Roman" w:cs="Times New Roman"/>
-        </w:rPr>
-        <w:t xml:space="preserve"> </w:t>
-      </w:r>
-      <w:r>
-        <w:rPr>
-          <w:rFonts w:ascii="Times New Roman" w:hAnsi="Times New Roman" w:cs="Times New Roman"/>
-        </w:rPr>
-        <w:t xml:space="preserve">(cite). </w:t>
-      </w:r>
-      <w:r>
-        <w:rPr>
-          <w:rFonts w:ascii="Times New Roman" w:hAnsi="Times New Roman" w:cs="Times New Roman"/>
-        </w:rPr>
-        <w:t xml:space="preserve">At the same time, scholars of criminal legal politics have documented that </w:t>
-      </w:r>
-      <w:r>
-        <w:rPr>
-          <w:rFonts w:ascii="Times New Roman" w:hAnsi="Times New Roman" w:cs="Times New Roman"/>
-        </w:rPr>
-        <w:t xml:space="preserve">the over two million people incarcerated in the US and </w:t>
-      </w:r>
-      <w:r>
-        <w:rPr>
-          <w:rFonts w:ascii="Times New Roman" w:hAnsi="Times New Roman" w:cs="Times New Roman"/>
-        </w:rPr>
-        <w:t>many</w:t>
-      </w:r>
-      <w:r>
-        <w:rPr>
-          <w:rFonts w:ascii="Times New Roman" w:hAnsi="Times New Roman" w:cs="Times New Roman"/>
-        </w:rPr>
-        <w:t xml:space="preserve"> more affected by the carceral state through family and community ties are disproportionately Black, Latino, and low-income</w:t>
-      </w:r>
-      <w:r>
-        <w:rPr>
-          <w:rFonts w:ascii="Times New Roman" w:hAnsi="Times New Roman" w:cs="Times New Roman"/>
-        </w:rPr>
-        <w:t>; these constituents are s</w:t>
-      </w:r>
-      <w:r>
-        <w:rPr>
-          <w:rFonts w:ascii="Times New Roman" w:hAnsi="Times New Roman" w:cs="Times New Roman"/>
-        </w:rPr>
-        <w:t>ubject to systematic political exclusion through disenfranchisement, prison gerrymandering, geographic and communicative isolation, and stigma</w:t>
+        <w:t>disenfranchisement, prison gerrymandering, geographic and communicative isolation, and stigma</w:t>
       </w:r>
       <w:r>
         <w:rPr>
@@ -900,14 +2517,41 @@
         <w:rPr>
           <w:rFonts w:ascii="Times New Roman" w:hAnsi="Times New Roman" w:cs="Times New Roman"/>
         </w:rPr>
-        <w:t>2014</w:t>
-      </w:r>
-      <w:r>
-        <w:rPr>
-          <w:rFonts w:ascii="Times New Roman" w:hAnsi="Times New Roman" w:cs="Times New Roman"/>
-        </w:rPr>
-        <w:t xml:space="preserve">, Weaver &amp; Prowse 2020; Eckhouse 2018). </w:t>
-      </w:r>
+        <w:t xml:space="preserve">2014, Weaver &amp; Prowse 2020; Eckhouse 2018). </w:t>
+      </w:r>
+      <w:r>
+        <w:rPr>
+          <w:rFonts w:ascii="Times New Roman" w:hAnsi="Times New Roman" w:cs="Times New Roman"/>
+        </w:rPr>
+        <w:t xml:space="preserve">As scholars show that constituent visibility, legibility, and contact are particularly important in determining whether a legislator considers or constructs a given constituency, </w:t>
+      </w:r>
+      <w:r>
+        <w:rPr>
+          <w:rFonts w:ascii="Times New Roman" w:hAnsi="Times New Roman" w:cs="Times New Roman"/>
+        </w:rPr>
+        <w:t>we lack a clear understanding of how legislators perceive, engage, or represent communities for whom criminal legal contact is a defining life-course experience</w:t>
+      </w:r>
+      <w:r>
+        <w:rPr>
+          <w:rFonts w:ascii="Times New Roman" w:hAnsi="Times New Roman" w:cs="Times New Roman"/>
+        </w:rPr>
+        <w:t xml:space="preserve"> – and in the event most legislators to not perceive of carceral citizens as constituents, implications for criminal legal policy</w:t>
+      </w:r>
+      <w:r>
+        <w:rPr>
+          <w:rFonts w:ascii="Times New Roman" w:hAnsi="Times New Roman" w:cs="Times New Roman"/>
+        </w:rPr>
+        <w:t>.</w:t>
+      </w:r>
+    </w:p>
+    <w:p>
+      <w:pPr>
+        <w:spacing w:line="360" w:lineRule="auto"/>
+        <w:ind w:firstLine="720"/>
+        <w:rPr>
+          <w:rFonts w:ascii="Times New Roman" w:hAnsi="Times New Roman" w:cs="Times New Roman"/>
+        </w:rPr>
+      </w:pPr>
       <w:r>
         <w:rPr>
           <w:rFonts w:ascii="Times New Roman" w:hAnsi="Times New Roman" w:cs="Times New Roman"/>
@@ -1000,30 +2644,6 @@
         <w:rPr>
           <w:rFonts w:ascii="Times New Roman" w:hAnsi="Times New Roman" w:cs="Times New Roman"/>
         </w:rPr>
-        <w:t>. . .</w:t>
-      </w:r>
-      <w:r>
-        <w:t xml:space="preserve"> </w:t>
-      </w:r>
-      <w:r>
-        <w:rPr>
-          <w:rFonts w:ascii="Times New Roman" w:hAnsi="Times New Roman" w:cs="Times New Roman"/>
-        </w:rPr>
-        <w:t>we lack a clear understanding of how legislators perceive, engage, or represent communities for whom criminal legal contact is a defining life-course experience.</w:t>
-      </w:r>
-    </w:p>
-    <w:p>
-      <w:pPr>
-        <w:spacing w:line="360" w:lineRule="auto"/>
-        <w:ind w:left="720"/>
-        <w:rPr>
-          <w:rFonts w:ascii="Times New Roman" w:hAnsi="Times New Roman" w:cs="Times New Roman"/>
-        </w:rPr>
-      </w:pPr>
-      <w:r>
-        <w:rPr>
-          <w:rFonts w:ascii="Times New Roman" w:hAnsi="Times New Roman" w:cs="Times New Roman"/>
-        </w:rPr>
         <w:t xml:space="preserve">[whether incarcerated people are recognized as constituents at </w:t>
       </w:r>
       <w:proofErr w:type="gramStart"/>
@@ -1044,13 +2664,7 @@
         <w:rPr>
           <w:rFonts w:ascii="Times New Roman" w:hAnsi="Times New Roman" w:cs="Times New Roman"/>
         </w:rPr>
-        <w:t xml:space="preserve"> </w:t>
-      </w:r>
-      <w:r>
-        <w:rPr>
-          <w:rFonts w:ascii="Times New Roman" w:hAnsi="Times New Roman" w:cs="Times New Roman"/>
-        </w:rPr>
-        <w:t xml:space="preserve">how representational dynamics for carceral citizens intersect: </w:t>
+        <w:t xml:space="preserve"> how representational dynamics for carceral citizens intersect: </w:t>
       </w:r>
       <w:r>
         <w:rPr>
@@ -1114,7 +2728,21 @@
         <w:rPr>
           <w:u w:val="single"/>
         </w:rPr>
-        <w:t>thesis, argument, intuition, brief note on innovation</w:t>
+        <w:t xml:space="preserve">thesis, argument, intuition, brief note on </w:t>
+      </w:r>
+      <w:commentRangeStart w:id="5"/>
+      <w:r>
+        <w:rPr>
+          <w:u w:val="single"/>
+        </w:rPr>
+        <w:t>innovation</w:t>
+      </w:r>
+      <w:commentRangeEnd w:id="5"/>
+      <w:r>
+        <w:rPr>
+          <w:rStyle w:val="CommentReference"/>
+        </w:rPr>
+        <w:commentReference w:id="5"/>
       </w:r>
     </w:p>
     <w:p>
@@ -1165,14 +2793,7 @@
         <w:rPr>
           <w:rFonts w:ascii="Times New Roman" w:hAnsi="Times New Roman" w:cs="Times New Roman"/>
         </w:rPr>
-        <w:t xml:space="preserve"> incentives </w:t>
-      </w:r>
-      <w:r>
-        <w:rPr>
-          <w:rFonts w:ascii="Times New Roman" w:hAnsi="Times New Roman" w:cs="Times New Roman"/>
-        </w:rPr>
-        <w:lastRenderedPageBreak/>
-        <w:t xml:space="preserve">shaping legislative behavior. </w:t>
+        <w:t xml:space="preserve"> incentives shaping legislative behavior. </w:t>
       </w:r>
       <w:r>
         <w:rPr>
@@ -1238,185 +2859,28 @@
         <w:rPr>
           <w:rFonts w:ascii="Times New Roman" w:hAnsi="Times New Roman" w:cs="Times New Roman"/>
         </w:rPr>
-        <w:t xml:space="preserve"> Even when representation appears to exist, it may be partial, hollow, or exclusionary. </w:t>
-      </w:r>
-    </w:p>
-    <w:p>
-      <w:pPr>
-        <w:pStyle w:val="ListParagraph"/>
-        <w:numPr>
-          <w:ilvl w:val="0"/>
-          <w:numId w:val="17"/>
-        </w:numPr>
-        <w:rPr>
-          <w:rFonts w:ascii="Times New Roman" w:hAnsi="Times New Roman" w:cs="Times New Roman"/>
-        </w:rPr>
-      </w:pPr>
-      <w:r>
-        <w:rPr>
-          <w:rFonts w:ascii="Times New Roman" w:hAnsi="Times New Roman" w:cs="Times New Roman"/>
-        </w:rPr>
-        <w:t xml:space="preserve">In other words, who legislators are may decide whether the interests and preferences of carceral citizens are represented. </w:t>
-      </w:r>
-    </w:p>
-    <w:p>
-      <w:pPr>
-        <w:pStyle w:val="ListParagraph"/>
-        <w:numPr>
-          <w:ilvl w:val="1"/>
-          <w:numId w:val="17"/>
-        </w:numPr>
-        <w:rPr>
-          <w:rFonts w:ascii="Times New Roman" w:hAnsi="Times New Roman" w:cs="Times New Roman"/>
-        </w:rPr>
-      </w:pPr>
-      <w:r>
-        <w:rPr>
-          <w:rFonts w:ascii="Times New Roman" w:hAnsi="Times New Roman" w:cs="Times New Roman"/>
-        </w:rPr>
-        <w:t xml:space="preserve">carceral citizens and impacted communities are descriptively represented; whether legislators who have been directly or proximally impacted constitute a [] share of legislatures </w:t>
-      </w:r>
-    </w:p>
-    <w:p>
-      <w:pPr>
-        <w:pStyle w:val="ListParagraph"/>
-        <w:numPr>
-          <w:ilvl w:val="0"/>
-          <w:numId w:val="17"/>
-        </w:numPr>
-        <w:rPr>
-          <w:rFonts w:ascii="Times New Roman" w:hAnsi="Times New Roman" w:cs="Times New Roman"/>
-        </w:rPr>
-      </w:pPr>
-      <w:r>
-        <w:rPr>
-          <w:rFonts w:ascii="Times New Roman" w:hAnsi="Times New Roman" w:cs="Times New Roman"/>
-        </w:rPr>
-        <w:t xml:space="preserve">This </w:t>
-      </w:r>
-      <w:r>
-        <w:rPr>
-          <w:rFonts w:ascii="Times New Roman" w:hAnsi="Times New Roman" w:cs="Times New Roman"/>
-        </w:rPr>
-        <w:t>may c</w:t>
-      </w:r>
-      <w:r>
-        <w:rPr>
-          <w:rFonts w:ascii="Times New Roman" w:hAnsi="Times New Roman" w:cs="Times New Roman"/>
-        </w:rPr>
-        <w:t>orrelate</w:t>
-      </w:r>
-      <w:r>
-        <w:rPr>
-          <w:rFonts w:ascii="Times New Roman" w:hAnsi="Times New Roman" w:cs="Times New Roman"/>
-        </w:rPr>
-        <w:t xml:space="preserve"> with this other thing that is constitutive of representation: legislators shape constituencies. </w:t>
-      </w:r>
-    </w:p>
-    <w:p>
-      <w:pPr>
-        <w:pStyle w:val="ListParagraph"/>
-        <w:numPr>
-          <w:ilvl w:val="0"/>
-          <w:numId w:val="17"/>
-        </w:numPr>
-        <w:rPr>
-          <w:rFonts w:ascii="Times New Roman" w:hAnsi="Times New Roman" w:cs="Times New Roman"/>
-        </w:rPr>
-      </w:pPr>
-      <w:r>
-        <w:rPr>
-          <w:rFonts w:ascii="Times New Roman" w:hAnsi="Times New Roman" w:cs="Times New Roman"/>
-        </w:rPr>
-        <w:t>Whether</w:t>
-      </w:r>
-      <w:r>
-        <w:rPr>
-          <w:rFonts w:ascii="Times New Roman" w:hAnsi="Times New Roman" w:cs="Times New Roman"/>
-        </w:rPr>
-        <w:t xml:space="preserve">/when legislators view, treat, and construct carceral citizens as constituents. </w:t>
-      </w:r>
-    </w:p>
-    <w:p>
-      <w:pPr>
-        <w:pStyle w:val="ListParagraph"/>
-        <w:numPr>
-          <w:ilvl w:val="0"/>
-          <w:numId w:val="17"/>
-        </w:numPr>
-        <w:rPr>
-          <w:rFonts w:ascii="Times New Roman" w:hAnsi="Times New Roman" w:cs="Times New Roman"/>
-        </w:rPr>
-      </w:pPr>
-      <w:r>
-        <w:rPr>
-          <w:rFonts w:ascii="Times New Roman" w:hAnsi="Times New Roman" w:cs="Times New Roman"/>
-        </w:rPr>
-        <w:t xml:space="preserve"> [disincentives </w:t>
-      </w:r>
-      <w:proofErr w:type="spellStart"/>
-      <w:r>
-        <w:rPr>
-          <w:rFonts w:ascii="Times New Roman" w:hAnsi="Times New Roman" w:cs="Times New Roman"/>
-        </w:rPr>
-        <w:t>etc</w:t>
-      </w:r>
-      <w:proofErr w:type="spellEnd"/>
-      <w:r>
-        <w:rPr>
-          <w:rFonts w:ascii="Times New Roman" w:hAnsi="Times New Roman" w:cs="Times New Roman"/>
-        </w:rPr>
-        <w:t>]</w:t>
-      </w:r>
-      <w:r>
-        <w:rPr>
-          <w:rFonts w:ascii="Times New Roman" w:hAnsi="Times New Roman" w:cs="Times New Roman"/>
-        </w:rPr>
-        <w:t xml:space="preserve"> </w:t>
-      </w:r>
-      <w:r>
-        <w:rPr>
-          <w:rFonts w:ascii="Times New Roman" w:hAnsi="Times New Roman" w:cs="Times New Roman"/>
-        </w:rPr>
-        <w:sym w:font="Wingdings" w:char="F0E0"/>
-      </w:r>
-      <w:r>
-        <w:rPr>
-          <w:rFonts w:ascii="Times New Roman" w:hAnsi="Times New Roman" w:cs="Times New Roman"/>
-        </w:rPr>
-        <w:t xml:space="preserve"> </w:t>
-      </w:r>
-      <w:r>
-        <w:rPr>
-          <w:rFonts w:ascii="Times New Roman" w:hAnsi="Times New Roman" w:cs="Times New Roman"/>
-        </w:rPr>
-        <w:t>policy action and symbolic representation that may at first glance appear to be symbolic recognition may instead be hollow</w:t>
-      </w:r>
-      <w:r>
-        <w:rPr>
-          <w:rFonts w:ascii="Times New Roman" w:hAnsi="Times New Roman" w:cs="Times New Roman"/>
-        </w:rPr>
-        <w:t xml:space="preserve">, </w:t>
-      </w:r>
-      <w:r>
-        <w:rPr>
-          <w:rFonts w:ascii="Times New Roman" w:hAnsi="Times New Roman" w:cs="Times New Roman"/>
-        </w:rPr>
-        <w:t>distancing</w:t>
-      </w:r>
-      <w:r>
-        <w:rPr>
-          <w:rFonts w:ascii="Times New Roman" w:hAnsi="Times New Roman" w:cs="Times New Roman"/>
-        </w:rPr>
-        <w:t xml:space="preserve">, or emblematic of what Weaver () terms “selective hearing:” offering policy solutions that tailor to the policy preferences and distinct epistemological orientation of non-impacted, disproportionately white and affluent constituencies. </w:t>
-      </w:r>
-    </w:p>
-    <w:p>
-      <w:pPr>
-        <w:rPr>
-          <w:rFonts w:ascii="Times New Roman" w:hAnsi="Times New Roman" w:cs="Times New Roman"/>
-        </w:rPr>
-      </w:pPr>
+        <w:t xml:space="preserve"> Even when representation appears to exist, it may be partial, hollow, or </w:t>
+      </w:r>
+      <w:commentRangeStart w:id="6"/>
+      <w:r>
+        <w:rPr>
+          <w:rFonts w:ascii="Times New Roman" w:hAnsi="Times New Roman" w:cs="Times New Roman"/>
+        </w:rPr>
+        <w:t>exclusionary</w:t>
+      </w:r>
+      <w:commentRangeEnd w:id="6"/>
+      <w:r>
+        <w:rPr>
+          <w:rStyle w:val="CommentReference"/>
+        </w:rPr>
+        <w:commentReference w:id="6"/>
+      </w:r>
+      <w:r>
+        <w:rPr>
+          <w:rFonts w:ascii="Times New Roman" w:hAnsi="Times New Roman" w:cs="Times New Roman"/>
+        </w:rPr>
+        <w:t xml:space="preserve">. </w:t>
+      </w:r>
     </w:p>
     <w:p>
       <w:pPr>
@@ -1430,6 +2894,7 @@
         <w:rPr>
           <w:rFonts w:ascii="Times New Roman" w:hAnsi="Times New Roman" w:cs="Times New Roman"/>
         </w:rPr>
+        <w:lastRenderedPageBreak/>
         <w:t>A starting premise of this project is that carceral constituencies (incarcerated or most impacted) are likely rarely named or framed as such in legislative politics. In this sense, carceral citizens may lose a bas</w:t>
       </w:r>
       <w:r>
@@ -1465,8 +2930,28 @@
         <w:rPr>
           <w:rFonts w:ascii="Times New Roman" w:hAnsi="Times New Roman" w:cs="Times New Roman"/>
         </w:rPr>
-        <w:t>. There</w:t>
-      </w:r>
+        <w:t xml:space="preserve">. </w:t>
+      </w:r>
+      <w:r>
+        <w:rPr>
+          <w:rFonts w:ascii="Times New Roman" w:hAnsi="Times New Roman" w:cs="Times New Roman"/>
+        </w:rPr>
+        <w:t>While there may be</w:t>
+      </w:r>
+      <w:r>
+        <w:rPr>
+          <w:rFonts w:ascii="Times New Roman" w:hAnsi="Times New Roman" w:cs="Times New Roman"/>
+        </w:rPr>
+        <w:t xml:space="preserve"> exceptions – particularly among Black legislators and legislators of color </w:t>
+      </w:r>
+      <w:proofErr w:type="gramStart"/>
+      <w:r>
+        <w:rPr>
+          <w:rFonts w:ascii="Times New Roman" w:hAnsi="Times New Roman" w:cs="Times New Roman"/>
+        </w:rPr>
+        <w:t>( )</w:t>
+      </w:r>
+      <w:proofErr w:type="gramEnd"/>
       <w:r>
         <w:rPr>
           <w:rFonts w:ascii="Times New Roman" w:hAnsi="Times New Roman" w:cs="Times New Roman"/>
@@ -1477,7 +2962,19 @@
         <w:rPr>
           <w:rFonts w:ascii="Times New Roman" w:hAnsi="Times New Roman" w:cs="Times New Roman"/>
         </w:rPr>
-        <w:t xml:space="preserve">are reasons to expect exceptions – particularly among Black legislators and legislators of color – yet even here, scholarship on racialized incentives suggests pressures to distance, sanitize, or frame policy and rhetoric in ways that resonate with dominant, often white policy preferences and epistemological orientations. </w:t>
+        <w:t>–scholarship on racialized incentives suggest</w:t>
+      </w:r>
+      <w:r>
+        <w:rPr>
+          <w:rFonts w:ascii="Times New Roman" w:hAnsi="Times New Roman" w:cs="Times New Roman"/>
+        </w:rPr>
+        <w:t xml:space="preserve"> these legislators face </w:t>
+      </w:r>
+      <w:r>
+        <w:rPr>
+          <w:rFonts w:ascii="Times New Roman" w:hAnsi="Times New Roman" w:cs="Times New Roman"/>
+        </w:rPr>
+        <w:t xml:space="preserve">pressures to distance, sanitize, or frame policy and rhetoric in ways that resonate with dominant, often white policy preferences and epistemological orientations. </w:t>
       </w:r>
     </w:p>
     <w:p>
@@ -1492,8 +2989,13 @@
         <w:rPr>
           <w:rFonts w:ascii="Times New Roman" w:hAnsi="Times New Roman" w:cs="Times New Roman"/>
         </w:rPr>
-        <w:lastRenderedPageBreak/>
-        <w:t xml:space="preserve">Taken together, these dynamics point to a more general uncertainty about the nature of representation in carceral politics. Even where criminal legal policy activity exists, it is not clear when it reflects recognition of carceral citizens as constituents, when it functions as symbolic or discursive distancing, and when it reproduces their epistemic and political marginalization. This project takes these ambiguities as its point of departure (?) </w:t>
+        <w:t>Taken together, these dynamics point to a more general uncertainty about the nature of representation in carceral politics. Even where criminal legal policy activity exists, it is not clear when it reflects recognition of carceral citizens as constituents, when it functions as symbolic or discursive distancing, and when it reproduces their epistemic and political marginalization. This project takes these ambiguities as its point of departure</w:t>
+      </w:r>
+      <w:r>
+        <w:rPr>
+          <w:rFonts w:ascii="Times New Roman" w:hAnsi="Times New Roman" w:cs="Times New Roman"/>
+        </w:rPr>
+        <w:t>.</w:t>
       </w:r>
     </w:p>
     <w:p>
@@ -1541,6 +3043,7 @@
         </w:numPr>
       </w:pPr>
       <w:r>
+        <w:lastRenderedPageBreak/>
         <w:t>Preview of method 1: weirdos vs impacted – how/what they think CJ pol</w:t>
       </w:r>
     </w:p>
@@ -1684,115 +3187,399 @@
     </w:p>
     <w:p>
       <w:pPr>
-        <w:jc w:val="center"/>
+        <w:pStyle w:val="Heading1"/>
+      </w:pPr>
+      <w:bookmarkStart w:id="7" w:name="_Toc220591734"/>
+      <w:r>
+        <w:t xml:space="preserve">II. </w:t>
+      </w:r>
+      <w:r>
+        <w:t>Theor</w:t>
+      </w:r>
+      <w:r>
+        <w:t>etical Framework</w:t>
+      </w:r>
+      <w:bookmarkEnd w:id="7"/>
+    </w:p>
+    <w:p>
+      <w:pPr>
+        <w:pStyle w:val="Heading2"/>
+      </w:pPr>
+      <w:bookmarkStart w:id="8" w:name="_Toc220591735"/>
+      <w:r>
+        <w:t>Heade</w:t>
+      </w:r>
+      <w:r>
+        <w:t>r: Descriptive Representation XYZ</w:t>
+      </w:r>
+      <w:bookmarkEnd w:id="8"/>
+    </w:p>
+    <w:p>
+      <w:r>
         <w:rPr>
           <w:b/>
           <w:bCs/>
         </w:rPr>
-      </w:pPr>
-    </w:p>
-    <w:p>
-      <w:pPr>
-        <w:jc w:val="center"/>
+        <w:t xml:space="preserve">Paragraph trying to get this to start with descriptive </w:t>
+      </w:r>
+      <w:commentRangeStart w:id="9"/>
+      <w:commentRangeStart w:id="10"/>
+      <w:r>
         <w:rPr>
           <w:b/>
           <w:bCs/>
         </w:rPr>
-      </w:pPr>
-    </w:p>
-    <w:p>
-      <w:pPr>
+        <w:t>representation</w:t>
+      </w:r>
+      <w:commentRangeEnd w:id="9"/>
+      <w:r>
+        <w:rPr>
+          <w:rStyle w:val="CommentReference"/>
+        </w:rPr>
+        <w:commentReference w:id="9"/>
+      </w:r>
+      <w:commentRangeEnd w:id="10"/>
+      <w:r>
+        <w:rPr>
+          <w:rStyle w:val="CommentReference"/>
+        </w:rPr>
+        <w:commentReference w:id="10"/>
+      </w:r>
+      <w:r>
         <w:rPr>
           <w:b/>
           <w:bCs/>
         </w:rPr>
-      </w:pPr>
-    </w:p>
-    <w:p>
-      <w:pPr>
-        <w:rPr>
+        <w:t>:</w:t>
+      </w:r>
+    </w:p>
+    <w:p>
+      <w:pPr>
+        <w:spacing w:line="360" w:lineRule="auto"/>
+        <w:rPr>
+          <w:rFonts w:ascii="Times New Roman" w:hAnsi="Times New Roman" w:cs="Times New Roman"/>
+        </w:rPr>
+      </w:pPr>
+      <w:r>
+        <w:rPr>
+          <w:rFonts w:ascii="Times New Roman" w:hAnsi="Times New Roman" w:cs="Times New Roman"/>
+          <w:u w:val="single"/>
+        </w:rPr>
+        <w:t>Descriptive representation may be particularly important in this case.</w:t>
+      </w:r>
+      <w:r>
+        <w:rPr>
+          <w:rFonts w:ascii="Times New Roman" w:hAnsi="Times New Roman" w:cs="Times New Roman"/>
+        </w:rPr>
+        <w:t xml:space="preserve"> </w:t>
+      </w:r>
+      <w:r>
+        <w:rPr>
+          <w:rFonts w:ascii="Times New Roman" w:hAnsi="Times New Roman" w:cs="Times New Roman"/>
+        </w:rPr>
+        <w:t xml:space="preserve">In general, </w:t>
+      </w:r>
+      <w:r>
+        <w:rPr>
+          <w:rFonts w:ascii="Times New Roman" w:hAnsi="Times New Roman" w:cs="Times New Roman"/>
+        </w:rPr>
+        <w:t>some level of congruence between the makeup of legislatures and constituencies</w:t>
+      </w:r>
+      <w:r>
+        <w:rPr>
+          <w:rFonts w:ascii="Times New Roman" w:hAnsi="Times New Roman" w:cs="Times New Roman"/>
+        </w:rPr>
+        <w:t xml:space="preserve"> </w:t>
+      </w:r>
+      <w:r>
+        <w:rPr>
+          <w:rFonts w:ascii="Times New Roman" w:hAnsi="Times New Roman" w:cs="Times New Roman"/>
+        </w:rPr>
+        <w:t xml:space="preserve">is </w:t>
+      </w:r>
+      <w:r>
+        <w:rPr>
+          <w:rFonts w:ascii="Times New Roman" w:hAnsi="Times New Roman" w:cs="Times New Roman"/>
+        </w:rPr>
+        <w:t xml:space="preserve">treated as </w:t>
+      </w:r>
+      <w:r>
+        <w:rPr>
+          <w:rFonts w:ascii="Times New Roman" w:hAnsi="Times New Roman" w:cs="Times New Roman"/>
+        </w:rPr>
+        <w:t>normative</w:t>
+      </w:r>
+      <w:r>
+        <w:rPr>
+          <w:rFonts w:ascii="Times New Roman" w:hAnsi="Times New Roman" w:cs="Times New Roman"/>
+        </w:rPr>
+        <w:t>ly</w:t>
+      </w:r>
+      <w:r>
+        <w:rPr>
+          <w:rFonts w:ascii="Times New Roman" w:hAnsi="Times New Roman" w:cs="Times New Roman"/>
+        </w:rPr>
+        <w:t xml:space="preserve"> important </w:t>
+      </w:r>
+      <w:r>
+        <w:rPr>
+          <w:rFonts w:ascii="Times New Roman" w:hAnsi="Times New Roman" w:cs="Times New Roman"/>
+        </w:rPr>
+        <w:t xml:space="preserve">[ </w:t>
+      </w:r>
+      <w:r>
+        <w:rPr>
+          <w:rFonts w:ascii="Times New Roman" w:hAnsi="Times New Roman" w:cs="Times New Roman"/>
+          <w:i/>
+          <w:iCs/>
+        </w:rPr>
+        <w:t xml:space="preserve">for </w:t>
+      </w:r>
+      <w:proofErr w:type="spellStart"/>
+      <w:r>
+        <w:rPr>
+          <w:rFonts w:ascii="Times New Roman" w:hAnsi="Times New Roman" w:cs="Times New Roman"/>
+          <w:i/>
+          <w:iCs/>
+        </w:rPr>
+        <w:t>xyz</w:t>
+      </w:r>
+      <w:proofErr w:type="spellEnd"/>
+      <w:r>
+        <w:rPr>
+          <w:rFonts w:ascii="Times New Roman" w:hAnsi="Times New Roman" w:cs="Times New Roman"/>
+          <w:i/>
+          <w:iCs/>
+        </w:rPr>
+        <w:t xml:space="preserve"> </w:t>
+      </w:r>
+      <w:r>
+        <w:rPr>
+          <w:rFonts w:ascii="Times New Roman" w:hAnsi="Times New Roman" w:cs="Times New Roman"/>
+          <w:i/>
+          <w:iCs/>
+        </w:rPr>
+        <w:t>reasons</w:t>
+      </w:r>
+      <w:r>
+        <w:rPr>
+          <w:rFonts w:ascii="Times New Roman" w:hAnsi="Times New Roman" w:cs="Times New Roman"/>
+          <w:i/>
+          <w:iCs/>
+        </w:rPr>
+        <w:t xml:space="preserve">: policy responsiveness, service responsiveness, and symbolic/constituency-making </w:t>
+      </w:r>
+      <w:proofErr w:type="gramStart"/>
+      <w:r>
+        <w:rPr>
+          <w:rFonts w:ascii="Times New Roman" w:hAnsi="Times New Roman" w:cs="Times New Roman"/>
+          <w:i/>
+          <w:iCs/>
+        </w:rPr>
+        <w:t>stuff</w:t>
+      </w:r>
+      <w:r>
+        <w:rPr>
+          <w:rFonts w:ascii="Times New Roman" w:hAnsi="Times New Roman" w:cs="Times New Roman"/>
+          <w:i/>
+          <w:iCs/>
+        </w:rPr>
+        <w:t xml:space="preserve"> </w:t>
+      </w:r>
+      <w:r>
+        <w:rPr>
+          <w:rFonts w:ascii="Times New Roman" w:hAnsi="Times New Roman" w:cs="Times New Roman"/>
+        </w:rPr>
+        <w:t>]</w:t>
+      </w:r>
+      <w:proofErr w:type="gramEnd"/>
+      <w:r>
+        <w:rPr>
+          <w:rFonts w:ascii="Times New Roman" w:hAnsi="Times New Roman" w:cs="Times New Roman"/>
+        </w:rPr>
+        <w:t>. In recognition of this</w:t>
+      </w:r>
+      <w:r>
+        <w:rPr>
+          <w:rFonts w:ascii="Times New Roman" w:hAnsi="Times New Roman" w:cs="Times New Roman"/>
+        </w:rPr>
+        <w:t>,</w:t>
+      </w:r>
+      <w:r>
+        <w:rPr>
+          <w:rFonts w:ascii="Times New Roman" w:hAnsi="Times New Roman" w:cs="Times New Roman"/>
+        </w:rPr>
+        <w:t xml:space="preserve"> countries like Mexico, France, and Bolivia mandate candidate gender quotas, and in Germany and Norway, for example, parties voluntarily adopt them. </w:t>
+      </w:r>
+    </w:p>
+    <w:p>
+      <w:pPr>
+        <w:spacing w:line="360" w:lineRule="auto"/>
+        <w:rPr>
+          <w:rFonts w:ascii="Times New Roman" w:hAnsi="Times New Roman" w:cs="Times New Roman"/>
+        </w:rPr>
+      </w:pPr>
+    </w:p>
+    <w:p>
+      <w:pPr>
+        <w:pStyle w:val="ListParagraph"/>
+        <w:numPr>
+          <w:ilvl w:val="0"/>
+          <w:numId w:val="21"/>
+        </w:numPr>
+        <w:spacing w:line="360" w:lineRule="auto"/>
+        <w:rPr>
+          <w:rFonts w:ascii="Times New Roman" w:hAnsi="Times New Roman" w:cs="Times New Roman"/>
+        </w:rPr>
+      </w:pPr>
+      <w:r>
+        <w:rPr>
+          <w:rFonts w:ascii="Times New Roman" w:hAnsi="Times New Roman" w:cs="Times New Roman"/>
+        </w:rPr>
+        <w:t xml:space="preserve">Moreover, empirical work has found that legislators [discriminate/are more responsive] – troubling normative theorists as US legislatures are still over-represented by white, white-collar and affluent legislators (). </w:t>
+      </w:r>
+    </w:p>
+    <w:p>
+      <w:pPr>
+        <w:pStyle w:val="ListParagraph"/>
+        <w:numPr>
+          <w:ilvl w:val="0"/>
+          <w:numId w:val="21"/>
+        </w:numPr>
+        <w:spacing w:line="360" w:lineRule="auto"/>
+        <w:rPr>
+          <w:rFonts w:ascii="Times New Roman" w:hAnsi="Times New Roman" w:cs="Times New Roman"/>
+        </w:rPr>
+      </w:pPr>
+      <w:r>
+        <w:rPr>
+          <w:rFonts w:ascii="Times New Roman" w:hAnsi="Times New Roman" w:cs="Times New Roman"/>
+        </w:rPr>
+        <w:t xml:space="preserve">Those most impacted by the carceral state or likely to be in prison or jail are not white and affluent: the carceral state disproportionately impacts Black, Hispanic/Latino, and low-income communities. That these groups already bear the historical brunt of political </w:t>
+      </w:r>
+      <w:r>
+        <w:rPr>
+          <w:rFonts w:ascii="Times New Roman" w:hAnsi="Times New Roman" w:cs="Times New Roman"/>
+        </w:rPr>
+        <w:lastRenderedPageBreak/>
+        <w:t xml:space="preserve">exclusion, to Mansbridge, creates a context where descriptive representation is particularly important (1999).  </w:t>
+      </w:r>
+    </w:p>
+    <w:p>
+      <w:pPr>
+        <w:pStyle w:val="ListParagraph"/>
+        <w:numPr>
+          <w:ilvl w:val="0"/>
+          <w:numId w:val="21"/>
+        </w:numPr>
+        <w:spacing w:line="360" w:lineRule="auto"/>
+        <w:rPr>
+          <w:rFonts w:ascii="Times New Roman" w:hAnsi="Times New Roman" w:cs="Times New Roman"/>
+        </w:rPr>
+      </w:pPr>
+      <w:r>
+        <w:rPr>
+          <w:rFonts w:ascii="Times New Roman" w:hAnsi="Times New Roman" w:cs="Times New Roman"/>
+        </w:rPr>
+        <w:t xml:space="preserve">Mansbridge (1999) and Pitkin (1967) argue legislators can uniquely communicate with and understand needs and interests of constituencies who share their identities. Writes Mansbridge, </w:t>
+      </w:r>
+      <w:r>
+        <w:rPr>
+          <w:rFonts w:ascii="Times New Roman" w:hAnsi="Times New Roman"/>
+        </w:rPr>
+        <w:t xml:space="preserve">“the outward signs of having lived through those experiences . . . can often read one another’s signals relatively easily and engage in relatively accurate forms of shorthand communication” and “forge bonds of trust based specifically on the shared experience of subordination” (1999). </w:t>
+      </w:r>
+    </w:p>
+    <w:p>
+      <w:pPr>
+        <w:pStyle w:val="ListParagraph"/>
+        <w:numPr>
+          <w:ilvl w:val="0"/>
+          <w:numId w:val="21"/>
+        </w:numPr>
+        <w:spacing w:line="360" w:lineRule="auto"/>
+        <w:rPr>
+          <w:rFonts w:ascii="Times New Roman" w:hAnsi="Times New Roman" w:cs="Times New Roman"/>
+        </w:rPr>
+      </w:pPr>
+      <w:r>
+        <w:rPr>
+          <w:rFonts w:ascii="Times New Roman" w:hAnsi="Times New Roman" w:cs="Times New Roman"/>
+        </w:rPr>
+        <w:t>Mansbridge argues that d</w:t>
+      </w:r>
+      <w:r>
+        <w:rPr>
+          <w:rFonts w:ascii="Times New Roman" w:hAnsi="Times New Roman" w:cs="Times New Roman"/>
+        </w:rPr>
+        <w:t xml:space="preserve">escriptive representation is particularly important under conditions of historical exclusion and unequal political voice (Mansbridge 1999 contingent defense. Descriptive rep should be response to structural inequality - </w:t>
+      </w:r>
+      <w:proofErr w:type="spellStart"/>
+      <w:r>
+        <w:rPr>
+          <w:rFonts w:ascii="Times New Roman" w:hAnsi="Times New Roman" w:cs="Times New Roman"/>
+        </w:rPr>
+        <w:t>ie</w:t>
+      </w:r>
+      <w:proofErr w:type="spellEnd"/>
+      <w:r>
+        <w:rPr>
+          <w:rFonts w:ascii="Times New Roman" w:hAnsi="Times New Roman" w:cs="Times New Roman"/>
+        </w:rPr>
+        <w:t xml:space="preserve"> when communication, trust, or recognition is systematically distorted.)</w:t>
+      </w:r>
+    </w:p>
+    <w:p>
+      <w:pPr>
+        <w:spacing w:line="360" w:lineRule="auto"/>
+        <w:rPr>
+          <w:rFonts w:ascii="Times New Roman" w:hAnsi="Times New Roman" w:cs="Times New Roman"/>
+        </w:rPr>
+      </w:pPr>
+    </w:p>
+    <w:p>
+      <w:pPr>
+        <w:spacing w:line="360" w:lineRule="auto"/>
+        <w:rPr>
+          <w:rFonts w:ascii="Times New Roman" w:hAnsi="Times New Roman" w:cs="Times New Roman"/>
           <w:b/>
           <w:bCs/>
         </w:rPr>
       </w:pPr>
-    </w:p>
-    <w:p>
-      <w:pPr>
-        <w:pStyle w:val="Heading1"/>
-      </w:pPr>
-      <w:bookmarkStart w:id="4" w:name="_Toc220343749"/>
-      <w:r>
-        <w:t xml:space="preserve">II. </w:t>
-      </w:r>
-      <w:r>
-        <w:t>Theor</w:t>
-      </w:r>
-      <w:bookmarkEnd w:id="4"/>
-      <w:r>
-        <w:t>etical Framework</w:t>
-      </w:r>
-    </w:p>
-    <w:p>
-      <w:pPr>
-        <w:pStyle w:val="Heading2"/>
-      </w:pPr>
-      <w:r>
-        <w:t>Header</w:t>
-      </w:r>
-    </w:p>
-    <w:p>
-      <w:r>
-        <w:rPr>
+      <w:r>
+        <w:rPr>
+          <w:rFonts w:ascii="Times New Roman" w:hAnsi="Times New Roman" w:cs="Times New Roman"/>
           <w:b/>
           <w:bCs/>
         </w:rPr>
-        <w:t xml:space="preserve">Paragraph trying to get this to start with descriptive </w:t>
-      </w:r>
-      <w:commentRangeStart w:id="5"/>
-      <w:commentRangeStart w:id="6"/>
-      <w:r>
-        <w:rPr>
+        <w:t xml:space="preserve">Paragraph’s laying out </w:t>
+      </w:r>
+      <w:r>
+        <w:rPr>
+          <w:rFonts w:ascii="Times New Roman" w:hAnsi="Times New Roman" w:cs="Times New Roman"/>
           <w:b/>
           <w:bCs/>
         </w:rPr>
-        <w:t>representation</w:t>
-      </w:r>
-      <w:commentRangeEnd w:id="5"/>
-      <w:r>
-        <w:rPr>
-          <w:rStyle w:val="CommentReference"/>
-        </w:rPr>
-        <w:commentReference w:id="5"/>
-      </w:r>
-      <w:commentRangeEnd w:id="6"/>
-      <w:r>
-        <w:rPr>
-          <w:rStyle w:val="CommentReference"/>
-        </w:rPr>
-        <w:commentReference w:id="6"/>
-      </w:r>
-      <w:r>
-        <w:rPr>
-          <w:b/>
-          <w:bCs/>
-        </w:rPr>
-        <w:t>:</w:t>
-      </w:r>
-    </w:p>
-    <w:p/>
-    <w:p>
-      <w:pPr>
-        <w:rPr>
-          <w:b/>
-          <w:bCs/>
-        </w:rPr>
-      </w:pPr>
-      <w:r>
-        <w:rPr>
-          <w:b/>
-          <w:bCs/>
-        </w:rPr>
-        <w:t xml:space="preserve">Header: Transitioning here to </w:t>
+        <w:t>implicit roadmap for why this is ultimately about test #3:</w:t>
+      </w:r>
+    </w:p>
+    <w:p>
+      <w:pPr>
+        <w:pStyle w:val="ListParagraph"/>
+        <w:numPr>
+          <w:ilvl w:val="0"/>
+          <w:numId w:val="20"/>
+        </w:numPr>
+        <w:spacing w:line="360" w:lineRule="auto"/>
+        <w:rPr>
+          <w:rFonts w:ascii="Times New Roman" w:hAnsi="Times New Roman" w:cs="Times New Roman"/>
+        </w:rPr>
+      </w:pPr>
+      <w:r>
+        <w:rPr>
+          <w:rFonts w:ascii="Times New Roman" w:hAnsi="Times New Roman" w:cs="Times New Roman"/>
+        </w:rPr>
+        <w:t>Shared experiential identity may shape policy responsiveness</w:t>
       </w:r>
     </w:p>
     <w:p>
@@ -1800,19 +3587,414 @@
         <w:pStyle w:val="ListParagraph"/>
         <w:numPr>
           <w:ilvl w:val="1"/>
-          <w:numId w:val="2"/>
+          <w:numId w:val="20"/>
         </w:numPr>
-      </w:pPr>
-      <w:commentRangeStart w:id="7"/>
-      <w:r>
-        <w:t>Policy: However, Kristina Miler () shows that in Congress, “surrogate” representation for poor constituencies</w:t>
-      </w:r>
-      <w:commentRangeEnd w:id="7"/>
+        <w:spacing w:line="360" w:lineRule="auto"/>
+        <w:rPr>
+          <w:rFonts w:ascii="Times New Roman" w:hAnsi="Times New Roman" w:cs="Times New Roman"/>
+        </w:rPr>
+      </w:pPr>
+      <w:r>
+        <w:rPr>
+          <w:rFonts w:ascii="Times New Roman" w:hAnsi="Times New Roman" w:cs="Times New Roman"/>
+        </w:rPr>
+        <w:t>How view carceral citizens</w:t>
+      </w:r>
+    </w:p>
+    <w:p>
+      <w:pPr>
+        <w:pStyle w:val="ListParagraph"/>
+        <w:numPr>
+          <w:ilvl w:val="1"/>
+          <w:numId w:val="20"/>
+        </w:numPr>
+        <w:spacing w:line="360" w:lineRule="auto"/>
+        <w:rPr>
+          <w:rFonts w:ascii="Times New Roman" w:hAnsi="Times New Roman" w:cs="Times New Roman"/>
+        </w:rPr>
+      </w:pPr>
+      <w:r>
+        <w:rPr>
+          <w:rFonts w:ascii="Times New Roman" w:hAnsi="Times New Roman" w:cs="Times New Roman"/>
+        </w:rPr>
+        <w:t>How understand problems</w:t>
+      </w:r>
+    </w:p>
+    <w:p>
+      <w:pPr>
+        <w:pStyle w:val="ListParagraph"/>
+        <w:numPr>
+          <w:ilvl w:val="1"/>
+          <w:numId w:val="20"/>
+        </w:numPr>
+        <w:spacing w:line="360" w:lineRule="auto"/>
+        <w:rPr>
+          <w:rFonts w:ascii="Times New Roman" w:hAnsi="Times New Roman" w:cs="Times New Roman"/>
+        </w:rPr>
+      </w:pPr>
+      <w:r>
+        <w:rPr>
+          <w:rFonts w:ascii="Times New Roman" w:hAnsi="Times New Roman" w:cs="Times New Roman"/>
+        </w:rPr>
+        <w:t xml:space="preserve">How state/state legitimacy is viewed </w:t>
+      </w:r>
+      <w:r>
+        <w:rPr>
+          <w:rFonts w:ascii="Times New Roman" w:hAnsi="Times New Roman" w:cs="Times New Roman"/>
+        </w:rPr>
+        <w:t>/ dual knowledge:</w:t>
+      </w:r>
+    </w:p>
+    <w:p>
+      <w:pPr>
+        <w:pStyle w:val="ListParagraph"/>
+        <w:numPr>
+          <w:ilvl w:val="2"/>
+          <w:numId w:val="20"/>
+        </w:numPr>
+        <w:spacing w:line="360" w:lineRule="auto"/>
+        <w:rPr>
+          <w:rFonts w:ascii="Times New Roman" w:hAnsi="Times New Roman" w:cs="Times New Roman"/>
+        </w:rPr>
+      </w:pPr>
+      <w:r>
+        <w:rPr>
+          <w:rFonts w:ascii="Times New Roman" w:hAnsi="Times New Roman" w:cs="Times New Roman"/>
+        </w:rPr>
+        <w:t>“Carceral contact produces political knowledge through domination rather than democratic participation” (Weaver, Prowse &amp; Piston 2019),</w:t>
+      </w:r>
+    </w:p>
+    <w:p>
+      <w:pPr>
+        <w:pStyle w:val="ListParagraph"/>
+        <w:numPr>
+          <w:ilvl w:val="1"/>
+          <w:numId w:val="20"/>
+        </w:numPr>
+        <w:spacing w:line="360" w:lineRule="auto"/>
+        <w:rPr>
+          <w:rFonts w:ascii="Times New Roman" w:hAnsi="Times New Roman" w:cs="Times New Roman"/>
+        </w:rPr>
+      </w:pPr>
+      <w:r>
+        <w:rPr>
+          <w:rFonts w:ascii="Times New Roman" w:hAnsi="Times New Roman" w:cs="Times New Roman"/>
+        </w:rPr>
+        <w:t>What punitiveness/inequality is tolerated</w:t>
+      </w:r>
+    </w:p>
+    <w:p>
+      <w:pPr>
+        <w:pStyle w:val="ListParagraph"/>
+        <w:numPr>
+          <w:ilvl w:val="1"/>
+          <w:numId w:val="20"/>
+        </w:numPr>
+        <w:spacing w:line="360" w:lineRule="auto"/>
+        <w:rPr>
+          <w:rFonts w:ascii="Times New Roman" w:hAnsi="Times New Roman" w:cs="Times New Roman"/>
+        </w:rPr>
+      </w:pPr>
+      <w:r>
+        <w:rPr>
+          <w:rFonts w:ascii="Times New Roman" w:hAnsi="Times New Roman" w:cs="Times New Roman"/>
+        </w:rPr>
+        <w:sym w:font="Wingdings" w:char="F0E0"/>
+      </w:r>
+      <w:r>
+        <w:rPr>
+          <w:rFonts w:ascii="Times New Roman" w:hAnsi="Times New Roman" w:cs="Times New Roman"/>
+        </w:rPr>
+        <w:t xml:space="preserve"> the things that </w:t>
+      </w:r>
+      <w:r>
+        <w:rPr>
+          <w:rFonts w:ascii="Times New Roman" w:hAnsi="Times New Roman" w:cs="Times New Roman"/>
+        </w:rPr>
+        <w:t xml:space="preserve">can really be understood as epistemic community and </w:t>
+      </w:r>
+      <w:r>
+        <w:rPr>
+          <w:rFonts w:ascii="Times New Roman" w:hAnsi="Times New Roman" w:cs="Times New Roman"/>
+        </w:rPr>
+        <w:sym w:font="Wingdings" w:char="F0E0"/>
+      </w:r>
+      <w:r>
+        <w:rPr>
+          <w:rFonts w:ascii="Times New Roman" w:hAnsi="Times New Roman" w:cs="Times New Roman"/>
+        </w:rPr>
+        <w:t xml:space="preserve"> policy outcomes</w:t>
+      </w:r>
+    </w:p>
+    <w:p>
+      <w:pPr>
+        <w:pStyle w:val="ListParagraph"/>
+        <w:numPr>
+          <w:ilvl w:val="0"/>
+          <w:numId w:val="20"/>
+        </w:numPr>
+        <w:spacing w:line="360" w:lineRule="auto"/>
+        <w:rPr>
+          <w:rFonts w:ascii="Times New Roman" w:hAnsi="Times New Roman" w:cs="Times New Roman"/>
+        </w:rPr>
+      </w:pPr>
+      <w:r>
+        <w:rPr>
+          <w:rFonts w:ascii="Times New Roman" w:hAnsi="Times New Roman" w:cs="Times New Roman"/>
+        </w:rPr>
+        <w:t xml:space="preserve">Shared experiential identity might shape forms of </w:t>
+      </w:r>
+      <w:r>
+        <w:rPr>
+          <w:rFonts w:ascii="Times New Roman" w:hAnsi="Times New Roman" w:cs="Times New Roman"/>
+        </w:rPr>
+        <w:t>service responsiveness</w:t>
+      </w:r>
+    </w:p>
+    <w:p>
+      <w:pPr>
+        <w:pStyle w:val="ListParagraph"/>
+        <w:numPr>
+          <w:ilvl w:val="1"/>
+          <w:numId w:val="20"/>
+        </w:numPr>
+        <w:spacing w:line="360" w:lineRule="auto"/>
+        <w:rPr>
+          <w:rFonts w:ascii="Times New Roman" w:hAnsi="Times New Roman" w:cs="Times New Roman"/>
+        </w:rPr>
+      </w:pPr>
+      <w:r>
+        <w:rPr>
+          <w:rFonts w:ascii="Times New Roman" w:hAnsi="Times New Roman" w:cs="Times New Roman"/>
+        </w:rPr>
+        <w:t>Many of same reasons as above</w:t>
+      </w:r>
+    </w:p>
+    <w:p>
+      <w:pPr>
+        <w:pStyle w:val="ListParagraph"/>
+        <w:numPr>
+          <w:ilvl w:val="1"/>
+          <w:numId w:val="20"/>
+        </w:numPr>
+        <w:spacing w:line="360" w:lineRule="auto"/>
+        <w:rPr>
+          <w:rFonts w:ascii="Times New Roman" w:hAnsi="Times New Roman" w:cs="Times New Roman"/>
+        </w:rPr>
+      </w:pPr>
+      <w:r>
+        <w:rPr>
+          <w:rFonts w:ascii="Times New Roman" w:hAnsi="Times New Roman" w:cs="Times New Roman"/>
+        </w:rPr>
+        <w:t xml:space="preserve">Whether a legislator has even thought of incarcerated people as constituents </w:t>
+      </w:r>
+      <w:r>
+        <w:rPr>
+          <w:rFonts w:ascii="Times New Roman" w:hAnsi="Times New Roman" w:cs="Times New Roman"/>
+        </w:rPr>
+        <w:sym w:font="Wingdings" w:char="F0E0"/>
+      </w:r>
+      <w:r>
+        <w:rPr>
+          <w:rFonts w:ascii="Times New Roman" w:hAnsi="Times New Roman" w:cs="Times New Roman"/>
+        </w:rPr>
+        <w:t xml:space="preserve"> treat as constituents</w:t>
+      </w:r>
+    </w:p>
+    <w:p>
+      <w:pPr>
+        <w:pStyle w:val="ListParagraph"/>
+        <w:numPr>
+          <w:ilvl w:val="1"/>
+          <w:numId w:val="20"/>
+        </w:numPr>
+        <w:spacing w:line="360" w:lineRule="auto"/>
+        <w:rPr>
+          <w:rFonts w:ascii="Times New Roman" w:hAnsi="Times New Roman" w:cs="Times New Roman"/>
+        </w:rPr>
+      </w:pPr>
+      <w:r>
+        <w:rPr>
+          <w:rFonts w:ascii="Times New Roman" w:hAnsi="Times New Roman" w:cs="Times New Roman"/>
+        </w:rPr>
+        <w:t xml:space="preserve">Whether legislators </w:t>
+      </w:r>
+    </w:p>
+    <w:p>
+      <w:pPr>
+        <w:pStyle w:val="ListParagraph"/>
+        <w:numPr>
+          <w:ilvl w:val="0"/>
+          <w:numId w:val="20"/>
+        </w:numPr>
+        <w:spacing w:line="360" w:lineRule="auto"/>
+        <w:rPr>
+          <w:rFonts w:ascii="Times New Roman" w:hAnsi="Times New Roman" w:cs="Times New Roman"/>
+        </w:rPr>
+      </w:pPr>
+      <w:r>
+        <w:rPr>
+          <w:rFonts w:ascii="Times New Roman" w:hAnsi="Times New Roman" w:cs="Times New Roman"/>
+        </w:rPr>
+        <w:t>Shared experiential identity might shape whether legislator symbolically recognizes carceral constituencies</w:t>
+      </w:r>
+    </w:p>
+    <w:p>
+      <w:pPr>
+        <w:pStyle w:val="ListParagraph"/>
+        <w:numPr>
+          <w:ilvl w:val="0"/>
+          <w:numId w:val="20"/>
+        </w:numPr>
+        <w:spacing w:line="360" w:lineRule="auto"/>
+        <w:rPr>
+          <w:rFonts w:ascii="Times New Roman" w:hAnsi="Times New Roman" w:cs="Times New Roman"/>
+        </w:rPr>
+      </w:pPr>
+      <w:r>
+        <w:rPr>
+          <w:rFonts w:ascii="Times New Roman" w:hAnsi="Times New Roman" w:cs="Times New Roman"/>
+        </w:rPr>
+        <w:lastRenderedPageBreak/>
+        <w:t xml:space="preserve">Shared experiential identity might shape </w:t>
+      </w:r>
+      <w:r>
+        <w:rPr>
+          <w:rFonts w:ascii="Times New Roman" w:hAnsi="Times New Roman" w:cs="Times New Roman"/>
+          <w:i/>
+          <w:iCs/>
+        </w:rPr>
+        <w:t>how</w:t>
+      </w:r>
+      <w:r>
+        <w:rPr>
+          <w:rFonts w:ascii="Times New Roman" w:hAnsi="Times New Roman" w:cs="Times New Roman"/>
+        </w:rPr>
+        <w:t xml:space="preserve"> legislator does any/all the above, and whether in ways that are hollow/distancing or centering.</w:t>
+      </w:r>
+    </w:p>
+    <w:p>
+      <w:pPr>
+        <w:spacing w:line="360" w:lineRule="auto"/>
+        <w:rPr>
+          <w:rFonts w:ascii="Times New Roman" w:hAnsi="Times New Roman" w:cs="Times New Roman"/>
+        </w:rPr>
+      </w:pPr>
+    </w:p>
+    <w:p>
+      <w:pPr>
+        <w:spacing w:line="360" w:lineRule="auto"/>
+        <w:rPr>
+          <w:rFonts w:ascii="Times New Roman" w:hAnsi="Times New Roman" w:cs="Times New Roman"/>
+          <w:b/>
+          <w:bCs/>
+        </w:rPr>
+      </w:pPr>
+      <w:commentRangeStart w:id="11"/>
+      <w:commentRangeStart w:id="12"/>
+      <w:commentRangeEnd w:id="11"/>
       <w:r>
         <w:rPr>
           <w:rStyle w:val="CommentReference"/>
         </w:rPr>
-        <w:commentReference w:id="7"/>
+        <w:commentReference w:id="11"/>
+      </w:r>
+      <w:commentRangeEnd w:id="12"/>
+      <w:r>
+        <w:rPr>
+          <w:rStyle w:val="CommentReference"/>
+        </w:rPr>
+        <w:commentReference w:id="12"/>
+      </w:r>
+      <w:r>
+        <w:rPr>
+          <w:rFonts w:ascii="Times New Roman" w:hAnsi="Times New Roman" w:cs="Times New Roman"/>
+          <w:b/>
+          <w:bCs/>
+        </w:rPr>
+        <w:t xml:space="preserve"> </w:t>
+      </w:r>
+      <w:r>
+        <w:rPr>
+          <w:rFonts w:ascii="Times New Roman" w:hAnsi="Times New Roman" w:cs="Times New Roman"/>
+          <w:b/>
+          <w:bCs/>
+        </w:rPr>
+        <w:t>Then, paragraph on idiots/idiots, proximal impact, surrogate representation</w:t>
+      </w:r>
+    </w:p>
+    <w:p>
+      <w:r>
+        <w:t>First</w:t>
+      </w:r>
+    </w:p>
+    <w:p>
+      <w:pPr>
+        <w:pStyle w:val="ListParagraph"/>
+        <w:numPr>
+          <w:ilvl w:val="0"/>
+          <w:numId w:val="22"/>
+        </w:numPr>
+      </w:pPr>
+      <w:r>
+        <w:t>Idiots/idiots</w:t>
+      </w:r>
+    </w:p>
+    <w:p>
+      <w:pPr>
+        <w:pStyle w:val="ListParagraph"/>
+        <w:numPr>
+          <w:ilvl w:val="0"/>
+          <w:numId w:val="22"/>
+        </w:numPr>
+      </w:pPr>
+      <w:r>
+        <w:t>Also reasons we should not expect many folks with convictions</w:t>
+      </w:r>
+    </w:p>
+    <w:p>
+      <w:pPr>
+        <w:pStyle w:val="ListParagraph"/>
+        <w:numPr>
+          <w:ilvl w:val="0"/>
+          <w:numId w:val="22"/>
+        </w:numPr>
+      </w:pPr>
+      <w:proofErr w:type="gramStart"/>
+      <w:r>
+        <w:t>Thus</w:t>
+      </w:r>
+      <w:proofErr w:type="gramEnd"/>
+      <w:r>
+        <w:t xml:space="preserve"> considering legislators who have been proximally impacted important </w:t>
+      </w:r>
+    </w:p>
+    <w:p>
+      <w:r>
+        <w:t>Second</w:t>
+      </w:r>
+    </w:p>
+    <w:p>
+      <w:pPr>
+        <w:pStyle w:val="ListParagraph"/>
+        <w:numPr>
+          <w:ilvl w:val="0"/>
+          <w:numId w:val="22"/>
+        </w:numPr>
+      </w:pPr>
+      <w:r>
+        <w:t xml:space="preserve">Moreover, </w:t>
+      </w:r>
+      <w:commentRangeStart w:id="13"/>
+      <w:r>
+        <w:t>Kristina Miler () shows that in Congress, “surrogate” representation for poor constituencies</w:t>
+      </w:r>
+      <w:commentRangeEnd w:id="13"/>
+      <w:r>
+        <w:rPr>
+          <w:rStyle w:val="CommentReference"/>
+        </w:rPr>
+        <w:commentReference w:id="13"/>
       </w:r>
     </w:p>
     <w:p>
@@ -1835,189 +4017,18 @@
     </w:p>
     <w:p>
       <w:pPr>
-        <w:pStyle w:val="ListParagraph"/>
-        <w:numPr>
-          <w:ilvl w:val="0"/>
-          <w:numId w:val="2"/>
-        </w:numPr>
-      </w:pPr>
-    </w:p>
-    <w:p>
-      <w:pPr>
-        <w:pStyle w:val="ListParagraph"/>
-        <w:numPr>
-          <w:ilvl w:val="0"/>
-          <w:numId w:val="2"/>
-        </w:numPr>
-      </w:pPr>
-      <w:r>
-        <w:t>How much? Critical mass, tokenism, distancing</w:t>
-      </w:r>
-    </w:p>
-    <w:p>
-      <w:pPr>
-        <w:pStyle w:val="ListParagraph"/>
-        <w:numPr>
-          <w:ilvl w:val="1"/>
-          <w:numId w:val="2"/>
-        </w:numPr>
-      </w:pPr>
-      <w:r>
-        <w:t xml:space="preserve">Brown 2014, Dovi 2002, </w:t>
-      </w:r>
-    </w:p>
-    <w:p>
-      <w:pPr>
-        <w:pStyle w:val="ListParagraph"/>
-        <w:numPr>
-          <w:ilvl w:val="0"/>
-          <w:numId w:val="2"/>
-        </w:numPr>
-      </w:pPr>
-      <w:r>
-        <w:t>End with transition to don’t know</w:t>
-      </w:r>
-    </w:p>
-    <w:p>
-      <w:r>
-        <w:rPr>
-          <w:b/>
-          <w:bCs/>
-        </w:rPr>
-        <w:t xml:space="preserve">Topic Sentence </w:t>
-      </w:r>
-      <w:r>
-        <w:rPr>
-          <w:b/>
-          <w:bCs/>
-        </w:rPr>
-        <w:t>3</w:t>
-      </w:r>
-      <w:r>
-        <w:rPr>
-          <w:b/>
-          <w:bCs/>
-        </w:rPr>
-        <w:t>:</w:t>
-      </w:r>
-      <w:r>
-        <w:t xml:space="preserve"> []</w:t>
-      </w:r>
-    </w:p>
-    <w:p>
-      <w:pPr>
-        <w:pStyle w:val="ListParagraph"/>
-        <w:numPr>
-          <w:ilvl w:val="0"/>
-          <w:numId w:val="8"/>
-        </w:numPr>
         <w:jc w:val="both"/>
       </w:pPr>
-      <w:r>
-        <w:t xml:space="preserve">While we don’t </w:t>
-      </w:r>
-      <w:proofErr w:type="gramStart"/>
-      <w:r>
-        <w:t>know [aforementioned], CJ</w:t>
-      </w:r>
-      <w:proofErr w:type="gramEnd"/>
-      <w:r>
-        <w:t xml:space="preserve"> both [A] and [ test case?]</w:t>
-      </w:r>
-    </w:p>
-    <w:p>
-      <w:pPr>
-        <w:pStyle w:val="ListParagraph"/>
-        <w:numPr>
-          <w:ilvl w:val="0"/>
-          <w:numId w:val="8"/>
-        </w:numPr>
-        <w:jc w:val="both"/>
-      </w:pPr>
-      <w:r>
-        <w:t>Delegate-style representation</w:t>
-      </w:r>
-    </w:p>
-    <w:p>
-      <w:pPr>
-        <w:pStyle w:val="ListParagraph"/>
-        <w:numPr>
-          <w:ilvl w:val="1"/>
-          <w:numId w:val="8"/>
-        </w:numPr>
-        <w:jc w:val="both"/>
-      </w:pPr>
-      <w:r>
-        <w:t>Preferences + (epistemes?) likely marginalized (testimonial injustice)</w:t>
-      </w:r>
-    </w:p>
-    <w:p>
-      <w:pPr>
-        <w:pStyle w:val="ListParagraph"/>
-        <w:numPr>
-          <w:ilvl w:val="1"/>
-          <w:numId w:val="8"/>
-        </w:numPr>
-        <w:jc w:val="both"/>
-      </w:pPr>
-      <w:r>
-        <w:t>Contact with legislators constrained (+ hermeneutic injustice)</w:t>
-      </w:r>
-    </w:p>
-    <w:p>
-      <w:pPr>
-        <w:pStyle w:val="ListParagraph"/>
-        <w:numPr>
-          <w:ilvl w:val="0"/>
-          <w:numId w:val="8"/>
-        </w:numPr>
-        <w:jc w:val="both"/>
-      </w:pPr>
-      <w:r>
-        <w:t>Trustee-style</w:t>
-      </w:r>
-    </w:p>
-    <w:p>
-      <w:pPr>
-        <w:pStyle w:val="ListParagraph"/>
-        <w:numPr>
-          <w:ilvl w:val="1"/>
-          <w:numId w:val="8"/>
-        </w:numPr>
-        <w:jc w:val="both"/>
-      </w:pPr>
-      <w:r>
-        <w:t>Makes descriptive-inclusive-of--proximal representation particularly salient</w:t>
-      </w:r>
-    </w:p>
-    <w:p>
-      <w:pPr>
-        <w:pStyle w:val="ListParagraph"/>
-        <w:numPr>
-          <w:ilvl w:val="0"/>
-          <w:numId w:val="8"/>
-        </w:numPr>
-        <w:jc w:val="both"/>
-      </w:pPr>
-      <w:r>
-        <w:sym w:font="Wingdings" w:char="F0E0"/>
-      </w:r>
-      <w:r>
-        <w:t xml:space="preserve"> breadcrumb to sub-question: </w:t>
-      </w:r>
-    </w:p>
-    <w:p>
-      <w:pPr>
-        <w:jc w:val="both"/>
-      </w:pPr>
     </w:p>
     <w:p>
       <w:pPr>
         <w:pStyle w:val="Heading2"/>
       </w:pPr>
+      <w:bookmarkStart w:id="14" w:name="_Toc220591736"/>
       <w:r>
         <w:t>Section Header, Maybe Representation Beyond Responsiveness</w:t>
       </w:r>
+      <w:bookmarkEnd w:id="14"/>
     </w:p>
     <w:p>
       <w:pPr>
@@ -2053,68 +4064,72 @@
         <w:t xml:space="preserve"> 1978). </w:t>
       </w:r>
       <w:r>
+        <w:t>Representation</w:t>
+      </w:r>
+      <w:r>
+        <w:t xml:space="preserve"> is thus constituted by communicative practices – symbolic representation – that signal who belongs within the representative’s imagined constituency, “create a sense of trust and support in the relationship between representative and represented (Eulau &amp; </w:t>
+      </w:r>
+      <w:proofErr w:type="spellStart"/>
+      <w:r>
+        <w:t>Kaprs</w:t>
+      </w:r>
+      <w:proofErr w:type="spellEnd"/>
+      <w:r>
+        <w:t xml:space="preserve"> 1997 p. 241). </w:t>
+      </w:r>
+      <w:r>
+        <w:t>These a</w:t>
+      </w:r>
+      <w:r>
+        <w:t xml:space="preserve">cts of symbolic representation   </w:t>
+      </w:r>
+      <w:r>
+        <w:t xml:space="preserve">- coupled with service responsiveness and policy responsiveness – are part of how representatives can establish bounds of political membership and determine constituency groups and shape their interests (Disch 2011, Saward 2010). </w:t>
+      </w:r>
+    </w:p>
+    <w:p>
+      <w:pPr>
+        <w:pStyle w:val="Heading2"/>
+      </w:pPr>
+      <w:bookmarkStart w:id="15" w:name="_Toc220591737"/>
+      <w:r>
+        <w:t>Section Header, What We Know about Symbolic Representation</w:t>
+      </w:r>
+      <w:bookmarkEnd w:id="15"/>
+    </w:p>
+    <w:p>
+      <w:pPr>
+        <w:jc w:val="both"/>
+      </w:pPr>
+    </w:p>
+    <w:p>
+      <w:pPr>
+        <w:pStyle w:val="Heading1"/>
+      </w:pPr>
+      <w:bookmarkStart w:id="16" w:name="_Toc220591738"/>
+      <w:r>
         <w:lastRenderedPageBreak/>
-        <w:t>Representation</w:t>
-      </w:r>
-      <w:r>
-        <w:t xml:space="preserve"> is thus constituted by communicative practices – symbolic representation – that signal who belongs within the representative’s imagined constituency, “create a sense of trust and support in the relationship between representative and represented (Eulau &amp; </w:t>
-      </w:r>
-      <w:proofErr w:type="spellStart"/>
-      <w:r>
-        <w:t>Kaprs</w:t>
-      </w:r>
-      <w:proofErr w:type="spellEnd"/>
-      <w:r>
-        <w:t xml:space="preserve"> 1997 p. 241). </w:t>
-      </w:r>
-      <w:r>
-        <w:t>These a</w:t>
-      </w:r>
-      <w:r>
-        <w:t xml:space="preserve">cts of symbolic representation   </w:t>
-      </w:r>
-      <w:r>
-        <w:t xml:space="preserve">- coupled with service responsiveness and policy responsiveness – are part of how representatives can establish bounds of political membership and determine constituency groups and shape their interests (Disch 2011, Saward 2010). </w:t>
-      </w:r>
+        <w:t xml:space="preserve">III. </w:t>
+      </w:r>
+      <w:r>
+        <w:t>Test 1</w:t>
+      </w:r>
+      <w:r>
+        <w:t>: CJ-Impacted vs. Weird Publics and Criminal Legal Policy Preferences</w:t>
+      </w:r>
+      <w:bookmarkEnd w:id="16"/>
     </w:p>
     <w:p>
       <w:pPr>
         <w:pStyle w:val="Heading2"/>
       </w:pPr>
-      <w:r>
-        <w:t>Section</w:t>
-      </w:r>
-      <w:r>
-        <w:t xml:space="preserve"> Header, What We Know about Symbolic Representation</w:t>
-      </w:r>
-    </w:p>
-    <w:p>
-      <w:pPr>
-        <w:jc w:val="both"/>
-      </w:pPr>
-    </w:p>
-    <w:p>
-      <w:pPr>
-        <w:pStyle w:val="Heading1"/>
-      </w:pPr>
-      <w:bookmarkStart w:id="8" w:name="_Toc220343750"/>
-      <w:r>
-        <w:t xml:space="preserve">III. </w:t>
-      </w:r>
-      <w:r>
-        <w:t>Test 1</w:t>
-      </w:r>
-      <w:bookmarkEnd w:id="8"/>
-      <w:r>
-        <w:t>: CJ-Impacted vs. Weird Publics and Criminal Legal Policy Preferences</w:t>
-      </w:r>
-    </w:p>
-    <w:p>
-      <w:pPr>
-        <w:pStyle w:val="Heading2"/>
-      </w:pPr>
-      <w:r>
-        <w:t xml:space="preserve">3.1 (Theory) Policy Feedback, Experience, and Political Reasoning </w:t>
+      <w:bookmarkStart w:id="17" w:name="_Toc220591739"/>
+      <w:r>
+        <w:t>3.1 (Theory) Policy Feedback, Experience, and Political Reasoning</w:t>
+      </w:r>
+      <w:bookmarkEnd w:id="17"/>
+      <w:r>
+        <w:t xml:space="preserve"> </w:t>
       </w:r>
     </w:p>
     <w:p>
@@ -2176,9 +4191,11 @@
       <w:pPr>
         <w:pStyle w:val="Heading2"/>
       </w:pPr>
+      <w:bookmarkStart w:id="18" w:name="_Toc220591740"/>
       <w:r>
         <w:t>3.2 (Theory) Experience as Political Knowledge</w:t>
       </w:r>
+      <w:bookmarkEnd w:id="18"/>
       <w:r>
         <w:t xml:space="preserve"> </w:t>
       </w:r>
@@ -2235,50 +4252,50 @@
       <w:pPr>
         <w:pStyle w:val="Heading2"/>
       </w:pPr>
+      <w:bookmarkStart w:id="19" w:name="_Toc220591741"/>
       <w:r>
         <w:t>3.3 (Hypotheses/Expectations)</w:t>
       </w:r>
+      <w:bookmarkEnd w:id="19"/>
     </w:p>
     <w:p>
       <w:pPr>
         <w:pStyle w:val="Heading2"/>
       </w:pPr>
+      <w:bookmarkStart w:id="20" w:name="_Toc220591742"/>
       <w:r>
         <w:t>3..4 (Data</w:t>
       </w:r>
       <w:r>
         <w:t>/Design)</w:t>
       </w:r>
+      <w:bookmarkEnd w:id="20"/>
     </w:p>
     <w:p>
       <w:pPr>
         <w:pStyle w:val="Heading1"/>
       </w:pPr>
-      <w:bookmarkStart w:id="9" w:name="_Toc220343751"/>
+      <w:bookmarkStart w:id="21" w:name="_Toc220591743"/>
       <w:r>
         <w:t xml:space="preserve">IV. </w:t>
       </w:r>
       <w:r>
         <w:t>Test 2</w:t>
       </w:r>
-      <w:bookmarkEnd w:id="9"/>
       <w:r>
         <w:t>: Descriptive and Substantive Representation of Carceral Constituencies</w:t>
       </w:r>
+      <w:bookmarkEnd w:id="21"/>
     </w:p>
     <w:p>
       <w:pPr>
         <w:pStyle w:val="Heading2"/>
       </w:pPr>
-      <w:r>
-        <w:t>4</w:t>
-      </w:r>
-      <w:r>
-        <w:t xml:space="preserve">.1 (Theory) </w:t>
-      </w:r>
-      <w:r>
-        <w:t>Do We Care Who Our Legislators Are?</w:t>
-      </w:r>
+      <w:bookmarkStart w:id="22" w:name="_Toc220591744"/>
+      <w:r>
+        <w:t>4.1 (Theory) Do We Care Who Our Legislators Are?</w:t>
+      </w:r>
+      <w:bookmarkEnd w:id="22"/>
     </w:p>
     <w:p>
       <w:pPr>
@@ -2301,7 +4318,6 @@
         </w:numPr>
       </w:pPr>
       <w:r>
-        <w:lastRenderedPageBreak/>
         <w:t>What descriptive rep scholars have studied</w:t>
       </w:r>
     </w:p>
@@ -2339,15 +4355,11 @@
       <w:pPr>
         <w:pStyle w:val="Heading2"/>
       </w:pPr>
-      <w:r>
-        <w:t>4</w:t>
-      </w:r>
-      <w:r>
-        <w:t xml:space="preserve">.2 (Theory) </w:t>
-      </w:r>
-      <w:r>
-        <w:t>Expectations About Experience</w:t>
-      </w:r>
+      <w:bookmarkStart w:id="23" w:name="_Toc220591745"/>
+      <w:r>
+        <w:t>4.2 (Theory) Expectations About Experience</w:t>
+      </w:r>
+      <w:bookmarkEnd w:id="23"/>
     </w:p>
     <w:p>
       <w:pPr>
@@ -2402,6 +4414,7 @@
         </w:numPr>
       </w:pPr>
       <w:r>
+        <w:lastRenderedPageBreak/>
         <w:t>While incarcerated people can file paperwork to run for office, they practically can’t</w:t>
       </w:r>
     </w:p>
@@ -2523,46 +4536,46 @@
         <w:ind w:left="720"/>
       </w:pPr>
       <w:r>
-        <w:t xml:space="preserve">In the US, such matters prompted an interest among political scientists in understanding who legislators are – primarily their race, gender, and socioeconomic background (Carnes, Clark &amp; Hansen). [Skipping over structures that -&gt; state of </w:t>
+        <w:t xml:space="preserve">In the US, such matters prompted an interest among political scientists in understanding who legislators are – primarily their race, gender, and socioeconomic background (Carnes, Clark &amp; Hansen). [Skipping over structures that -&gt; state of descriptive rep]. Despite gains since the passage of the Voting Rights Act, descriptive representation in the US remains substantially below proportional levels across race, ethnicity, gender, and socioeconomic background (). Congress and state legislatures continue to underrepresent Black, Latino, and working-class Americans, particularly in leadership positions that correspond with political resources. </w:t>
+      </w:r>
+      <w:proofErr w:type="spellStart"/>
+      <w:r>
+        <w:t>Electeds</w:t>
+      </w:r>
+      <w:proofErr w:type="spellEnd"/>
+      <w:r>
+        <w:t xml:space="preserve"> are overwhelmingly wealthier and more likely to come from white-collar professions than the populations they represent – legislators from working-class backgrounds are especially unrepresented given their relative share of the labor force (Carnes). While early scholarship on descriptive representation noted linear relationships between district demographics and minority representation, more recent work shows that these relationships are conditional </w:t>
       </w:r>
       <w:r>
         <w:lastRenderedPageBreak/>
-        <w:t xml:space="preserve">descriptive rep]. Despite gains since the passage of the Voting Rights Act, descriptive representation in the US remains substantially below proportional levels across race, ethnicity, gender, and socioeconomic background (). Congress and state legislatures continue to underrepresent Black, Latino, and working-class Americans, particularly in leadership positions that correspond with political resources. </w:t>
-      </w:r>
-      <w:proofErr w:type="spellStart"/>
-      <w:r>
-        <w:t>Electeds</w:t>
-      </w:r>
-      <w:proofErr w:type="spellEnd"/>
-      <w:r>
-        <w:t xml:space="preserve"> are overwhelmingly wealthier and more likely to come from white-collar professions than the populations they represent – legislators from working-class backgrounds are especially unrepresented given their relative share of the labor force (Carnes). While early scholarship on descriptive representation noted linear relationships between district demographics and minority representation, more recent work shows that these relationships are conditional and often constrained by institutional and political dynamics including “racial threat,” party gatekeeping, and limits on majority minority districting (Shah, Clark, …). Often attributed to [nod to structural?], demographic change alone in the US does not produce proportional descriptive representation. This is particularly so in state legislatures, where policies domains - like that of the carceral state – which disproportionately affect marginalized communities are </w:t>
-      </w:r>
-      <w:commentRangeStart w:id="10"/>
-      <w:commentRangeStart w:id="11"/>
-      <w:commentRangeStart w:id="12"/>
+        <w:t xml:space="preserve">and often constrained by institutional and political dynamics including “racial threat,” party gatekeeping, and limits on majority minority districting (Shah, Clark, …). Often attributed to [nod to structural?], demographic change alone in the US does not produce proportional descriptive representation. This is particularly so in state legislatures, where policies domains - like that of the carceral state – which disproportionately affect marginalized communities are </w:t>
+      </w:r>
+      <w:commentRangeStart w:id="24"/>
+      <w:commentRangeStart w:id="25"/>
+      <w:commentRangeStart w:id="26"/>
       <w:r>
         <w:t>governed</w:t>
       </w:r>
-      <w:commentRangeEnd w:id="10"/>
+      <w:commentRangeEnd w:id="24"/>
       <w:r>
         <w:rPr>
           <w:rStyle w:val="CommentReference"/>
         </w:rPr>
-        <w:commentReference w:id="10"/>
-      </w:r>
-      <w:commentRangeEnd w:id="11"/>
+        <w:commentReference w:id="24"/>
+      </w:r>
+      <w:commentRangeEnd w:id="25"/>
       <w:r>
         <w:rPr>
           <w:rStyle w:val="CommentReference"/>
         </w:rPr>
-        <w:commentReference w:id="11"/>
-      </w:r>
-      <w:commentRangeEnd w:id="12"/>
+        <w:commentReference w:id="25"/>
+      </w:r>
+      <w:commentRangeEnd w:id="26"/>
       <w:r>
         <w:rPr>
           <w:rStyle w:val="CommentReference"/>
         </w:rPr>
-        <w:commentReference w:id="12"/>
+        <w:commentReference w:id="26"/>
       </w:r>
       <w:r>
         <w:t xml:space="preserve">. </w:t>
@@ -2701,23 +4714,21 @@
       <w:pPr>
         <w:pStyle w:val="Heading2"/>
       </w:pPr>
-      <w:r>
-        <w:t>4</w:t>
-      </w:r>
-      <w:r>
-        <w:t>.3 (Hypotheses/Expectations)</w:t>
-      </w:r>
+      <w:bookmarkStart w:id="27" w:name="_Toc220591746"/>
+      <w:r>
+        <w:t>4.3 (Hypotheses/Expectations)</w:t>
+      </w:r>
+      <w:bookmarkEnd w:id="27"/>
     </w:p>
     <w:p>
       <w:pPr>
         <w:pStyle w:val="Heading2"/>
       </w:pPr>
-      <w:r>
-        <w:t>4</w:t>
-      </w:r>
-      <w:r>
-        <w:t>.4 (Data/Design)</w:t>
-      </w:r>
+      <w:bookmarkStart w:id="28" w:name="_Toc220591747"/>
+      <w:r>
+        <w:t>4.4 (Data/Design)</w:t>
+      </w:r>
+      <w:bookmarkEnd w:id="28"/>
     </w:p>
     <w:p>
       <w:pPr>
@@ -2764,10 +4775,7 @@
         </w:numPr>
       </w:pPr>
       <w:r>
-        <w:t xml:space="preserve">Build “Impact” Dataset Route </w:t>
-      </w:r>
-      <w:r>
-        <w:t>2</w:t>
+        <w:t>Build “Impact” Dataset Route 2</w:t>
       </w:r>
     </w:p>
     <w:p>
@@ -2803,6 +4811,7 @@
         </w:numPr>
       </w:pPr>
       <w:r>
+        <w:lastRenderedPageBreak/>
         <w:t>Speech</w:t>
       </w:r>
     </w:p>
@@ -2839,10 +4848,7 @@
         </w:numPr>
       </w:pPr>
       <w:r>
-        <w:t xml:space="preserve">Route </w:t>
-      </w:r>
-      <w:r>
-        <w:t>3</w:t>
+        <w:t>Route 3</w:t>
       </w:r>
     </w:p>
     <w:p>
@@ -2861,6 +4867,7 @@
       <w:pPr>
         <w:pStyle w:val="Heading2"/>
       </w:pPr>
+      <w:bookmarkStart w:id="29" w:name="_Toc220591748"/>
       <w:r>
         <w:t>4.</w:t>
       </w:r>
@@ -2879,6 +4886,7 @@
       <w:r>
         <w:t>: When Descriptive Representation Matters</w:t>
       </w:r>
+      <w:bookmarkEnd w:id="29"/>
     </w:p>
     <w:p>
       <w:pPr>
@@ -2925,17 +4933,13 @@
       <w:pPr>
         <w:pStyle w:val="Heading2"/>
       </w:pPr>
-      <w:r>
-        <w:t>4.</w:t>
-      </w:r>
-      <w:r>
-        <w:t>6</w:t>
-      </w:r>
-      <w:r>
-        <w:t xml:space="preserve"> (Theory): </w:t>
-      </w:r>
-      <w:r>
-        <w:t xml:space="preserve">Expectations About Legislative Action </w:t>
+      <w:bookmarkStart w:id="30" w:name="_Toc220591749"/>
+      <w:r>
+        <w:t>4.6 (Theory): Expectations About Legislative Action</w:t>
+      </w:r>
+      <w:bookmarkEnd w:id="30"/>
+      <w:r>
+        <w:t xml:space="preserve"> </w:t>
       </w:r>
     </w:p>
     <w:p>
@@ -3003,29 +5007,21 @@
       <w:pPr>
         <w:pStyle w:val="Heading2"/>
       </w:pPr>
-      <w:r>
-        <w:t>4.</w:t>
-      </w:r>
-      <w:r>
-        <w:t>7</w:t>
-      </w:r>
-      <w:r>
-        <w:t xml:space="preserve"> (Hypotheses/Expectations)</w:t>
-      </w:r>
+      <w:bookmarkStart w:id="31" w:name="_Toc220591750"/>
+      <w:r>
+        <w:t>4.7 (Hypotheses/Expectations)</w:t>
+      </w:r>
+      <w:bookmarkEnd w:id="31"/>
     </w:p>
     <w:p>
       <w:pPr>
         <w:pStyle w:val="Heading2"/>
       </w:pPr>
-      <w:r>
-        <w:t>4.</w:t>
-      </w:r>
-      <w:r>
-        <w:t>8</w:t>
-      </w:r>
-      <w:r>
-        <w:t xml:space="preserve"> (Data/Design)</w:t>
-      </w:r>
+      <w:bookmarkStart w:id="32" w:name="_Toc220591751"/>
+      <w:r>
+        <w:t>4.8 (Data/Design)</w:t>
+      </w:r>
+      <w:bookmarkEnd w:id="32"/>
     </w:p>
     <w:p>
       <w:pPr>
@@ -3051,100 +5047,86 @@
       </w:pPr>
       <w:proofErr w:type="spellStart"/>
       <w:r>
+        <w:t>Legistorm</w:t>
+      </w:r>
+      <w:proofErr w:type="spellEnd"/>
+    </w:p>
+    <w:p>
+      <w:pPr>
+        <w:pStyle w:val="Heading1"/>
+      </w:pPr>
+      <w:bookmarkStart w:id="33" w:name="_Toc220591752"/>
+      <w:r>
+        <w:t xml:space="preserve">V. </w:t>
+      </w:r>
+      <w:r>
+        <w:t>Test 3</w:t>
+      </w:r>
+      <w:r>
+        <w:t>: Symbolic and Epistemic Representation</w:t>
+      </w:r>
+      <w:bookmarkEnd w:id="33"/>
+    </w:p>
+    <w:p>
+      <w:pPr>
+        <w:jc w:val="both"/>
+      </w:pPr>
+    </w:p>
+    <w:p>
+      <w:pPr>
+        <w:pStyle w:val="Heading2"/>
+      </w:pPr>
+      <w:bookmarkStart w:id="34" w:name="_Toc220591753"/>
+      <w:r>
         <w:lastRenderedPageBreak/>
-        <w:t>Legistorm</w:t>
-      </w:r>
-      <w:proofErr w:type="spellEnd"/>
-    </w:p>
-    <w:p>
-      <w:pPr>
-        <w:pStyle w:val="Heading1"/>
-      </w:pPr>
-      <w:bookmarkStart w:id="13" w:name="_Toc220343752"/>
-      <w:r>
-        <w:t xml:space="preserve">V. </w:t>
-      </w:r>
-      <w:r>
-        <w:t>Test 3</w:t>
-      </w:r>
-      <w:bookmarkEnd w:id="13"/>
-      <w:r>
-        <w:t>: Symbolic and Epistemic Representation</w:t>
-      </w:r>
-    </w:p>
-    <w:p>
-      <w:pPr>
-        <w:jc w:val="both"/>
-      </w:pPr>
+        <w:t>5.1 (Theory) Symbolic Representation as Constitutive</w:t>
+      </w:r>
+      <w:bookmarkEnd w:id="34"/>
     </w:p>
     <w:p>
       <w:pPr>
         <w:pStyle w:val="Heading2"/>
       </w:pPr>
-      <w:r>
-        <w:t>5.1 (Theory) Symbolic Representation as Constitutive</w:t>
-      </w:r>
+      <w:bookmarkStart w:id="35" w:name="_Toc220591754"/>
+      <w:r>
+        <w:t>5.2 (Theory) Epistemic Injustice and Selective Hearing</w:t>
+      </w:r>
+      <w:bookmarkEnd w:id="35"/>
     </w:p>
     <w:p>
       <w:pPr>
         <w:pStyle w:val="Heading2"/>
       </w:pPr>
-      <w:r>
-        <w:t>5.</w:t>
-      </w:r>
-      <w:r>
-        <w:t>2</w:t>
-      </w:r>
-      <w:r>
-        <w:t xml:space="preserve"> (Theory) </w:t>
-      </w:r>
-      <w:r>
-        <w:t>Epistemic Injustice and Selective Hearing</w:t>
-      </w:r>
+      <w:bookmarkStart w:id="36" w:name="_Toc220591755"/>
+      <w:r>
+        <w:t>5.3 Expectations About Symbolic Recognition</w:t>
+      </w:r>
+      <w:bookmarkEnd w:id="36"/>
     </w:p>
     <w:p>
       <w:pPr>
         <w:pStyle w:val="Heading2"/>
       </w:pPr>
-      <w:r>
-        <w:t>5.</w:t>
-      </w:r>
-      <w:r>
-        <w:t>3</w:t>
-      </w:r>
-      <w:r>
-        <w:t xml:space="preserve"> </w:t>
-      </w:r>
-      <w:r>
-        <w:t>Expectations About Symbolic Recognition</w:t>
-      </w:r>
+      <w:bookmarkStart w:id="37" w:name="_Toc220591756"/>
+      <w:r>
+        <w:t>5.4 (Hypotheses/Expectations)</w:t>
+      </w:r>
+      <w:bookmarkEnd w:id="37"/>
+    </w:p>
+    <w:p>
+      <w:pPr>
+        <w:pStyle w:val="ListParagraph"/>
+      </w:pPr>
     </w:p>
     <w:p>
       <w:pPr>
         <w:pStyle w:val="Heading2"/>
       </w:pPr>
-      <w:r>
-        <w:t>5.</w:t>
-      </w:r>
-      <w:r>
-        <w:t>4 (Hypotheses/Expectations)</w:t>
-      </w:r>
-    </w:p>
-    <w:p>
-      <w:pPr>
-        <w:pStyle w:val="ListParagraph"/>
-      </w:pPr>
-    </w:p>
-    <w:p>
-      <w:pPr>
-        <w:pStyle w:val="Heading2"/>
-      </w:pPr>
-      <w:r>
-        <w:t>5.</w:t>
-      </w:r>
-      <w:r>
-        <w:t>5 (Data/Design)</w:t>
-      </w:r>
+      <w:bookmarkStart w:id="38" w:name="_Toc220591757"/>
+      <w:r>
+        <w:t>5.5 (Data/Design)</w:t>
+      </w:r>
+      <w:bookmarkEnd w:id="38"/>
     </w:p>
     <w:p>
       <w:pPr>
@@ -3320,18 +5302,11 @@
       <w:pPr>
         <w:pStyle w:val="Heading1"/>
       </w:pPr>
-      <w:r>
-        <w:t>V</w:t>
-      </w:r>
-      <w:r>
-        <w:t>I</w:t>
-      </w:r>
-      <w:r>
-        <w:t xml:space="preserve">. </w:t>
-      </w:r>
-      <w:r>
-        <w:t>Conclusion &amp; Implications</w:t>
-      </w:r>
+      <w:bookmarkStart w:id="39" w:name="_Toc220591758"/>
+      <w:r>
+        <w:t>VI. Conclusion &amp; Implications</w:t>
+      </w:r>
+      <w:bookmarkEnd w:id="39"/>
     </w:p>
     <w:p/>
     <w:p>
@@ -3384,7 +5359,7 @@
 
 <file path=word/comments.xml><?xml version="1.0" encoding="utf-8"?>
 <w:comments xmlns:wpc="http://schemas.microsoft.com/office/word/2010/wordprocessingCanvas" xmlns:cx="http://schemas.microsoft.com/office/drawing/2014/chartex" xmlns:cx1="http://schemas.microsoft.com/office/drawing/2015/9/8/chartex" xmlns:cx2="http://schemas.microsoft.com/office/drawing/2015/10/21/chartex" xmlns:cx3="http://schemas.microsoft.com/office/drawing/2016/5/9/chartex" xmlns:cx4="http://schemas.microsoft.com/office/drawing/2016/5/10/chartex" xmlns:cx5="http://schemas.microsoft.com/office/drawing/2016/5/11/chartex" xmlns:cx6="http://schemas.microsoft.com/office/drawing/2016/5/12/chartex" xmlns:cx7="http://schemas.microsoft.com/office/drawing/2016/5/13/chartex" xmlns:cx8="http://schemas.microsoft.com/office/drawing/2016/5/14/chartex" xmlns:mc="http://schemas.openxmlformats.org/markup-compatibility/2006" xmlns:aink="http://schemas.microsoft.com/office/drawing/2016/ink" xmlns:am3d="http://schemas.microsoft.com/office/drawing/2017/model3d" xmlns:o="urn:schemas-microsoft-com:office:office" xmlns:oel="http://schemas.microsoft.com/office/2019/extlst" xmlns:r="http://schemas.openxmlformats.org/officeDocument/2006/relationships" xmlns:m="http://schemas.openxmlformats.org/officeDocument/2006/math" xmlns:v="urn:schemas-microsoft-com:vml" xmlns:wp14="http://schemas.microsoft.com/office/word/2010/wordprocessingDrawing" xmlns:wp="http://schemas.openxmlformats.org/drawingml/2006/wordprocessingDrawing" xmlns:w10="urn:schemas-microsoft-com:office:word" xmlns:w="http://schemas.openxmlformats.org/wordprocessingml/2006/main" xmlns:w14="http://schemas.microsoft.com/office/word/2010/wordml" xmlns:w15="http://schemas.microsoft.com/office/word/2012/wordml" xmlns:w16cex="http://schemas.microsoft.com/office/word/2018/wordml/cex" xmlns:w16cid="http://schemas.microsoft.com/office/word/2016/wordml/cid" xmlns:w16="http://schemas.microsoft.com/office/word/2018/wordml" xmlns:w16du="http://schemas.microsoft.com/office/word/2023/wordml/word16du" xmlns:w16sdtdh="http://schemas.microsoft.com/office/word/2020/wordml/sdtdatahash" xmlns:w16sdtfl="http://schemas.microsoft.com/office/word/2024/wordml/sdtformatlock" xmlns:w16se="http://schemas.microsoft.com/office/word/2015/wordml/symex" xmlns:wpg="http://schemas.microsoft.com/office/word/2010/wordprocessingGroup" xmlns:wpi="http://schemas.microsoft.com/office/word/2010/wordprocessingInk" xmlns:wne="http://schemas.microsoft.com/office/word/2006/wordml" xmlns:wps="http://schemas.microsoft.com/office/word/2010/wordprocessingShape" mc:Ignorable="w14 w15 w16se w16cid w16 w16cex w16sdtdh w16sdtfl w16du wp14">
-  <w:comment w:id="1" w:author="Kristina Mensik" w:date="2026-01-21T21:23:00Z" w:initials="KM">
+  <w:comment w:id="2" w:author="Kristina Mensik" w:date="2026-01-21T21:23:00Z" w:initials="KM">
     <w:p>
       <w:r>
         <w:rPr>
@@ -3401,7 +5376,7 @@
       </w:r>
     </w:p>
   </w:comment>
-  <w:comment w:id="2" w:author="Kristina Mensik" w:date="2026-01-21T21:30:00Z" w:initials="KM">
+  <w:comment w:id="3" w:author="Kristina Mensik" w:date="2026-01-21T21:30:00Z" w:initials="KM">
     <w:p>
       <w:r>
         <w:rPr>
@@ -3418,7 +5393,7 @@
       </w:r>
     </w:p>
   </w:comment>
-  <w:comment w:id="3" w:author="Kristina Mensik" w:date="2026-01-28T22:44:00Z" w:initials="KM">
+  <w:comment w:id="4" w:author="Kristina Mensik" w:date="2026-01-28T22:44:00Z" w:initials="KM">
     <w:p>
       <w:r>
         <w:rPr>
@@ -3435,7 +5410,7 @@
       </w:r>
     </w:p>
   </w:comment>
-  <w:comment w:id="5" w:author="Kristina Mensik" w:date="2026-01-27T23:42:00Z" w:initials="KM">
+  <w:comment w:id="5" w:author="Kristina Mensik" w:date="2026-01-29T13:13:00Z" w:initials="KM">
     <w:p>
       <w:r>
         <w:rPr>
@@ -3448,21 +5423,99 @@
           <w:sz w:val="20"/>
           <w:szCs w:val="20"/>
         </w:rPr>
-        <w:t>§  Descriptive representation is particularly important – not to mention normatively justified – under conditions of historical exclusion and unequal political voice (Mansbridge 1999 contingent defense. Descriptive rep should be response to structural inequality - ie when communication, trust, or recognition is systematically distorted.)</w:t>
-      </w:r>
-    </w:p>
-    <w:p>
+        <w:t>Possible thesis/arg that descriptive representation may be particularly important in this case because of potential for centering symbolic recognition + responsiveness, + ep. inclusion? that would be justification to start with descriptive representation, rather than "we can't talk about other things until we talk about descriptive"</w:t>
+      </w:r>
+    </w:p>
+  </w:comment>
+  <w:comment w:id="6" w:author="Kristina Mensik" w:date="2026-01-29T13:09:00Z" w:initials="KM">
+    <w:p>
+      <w:r>
+        <w:rPr>
+          <w:rStyle w:val="CommentReference"/>
+        </w:rPr>
+        <w:annotationRef/>
+      </w:r>
       <w:r>
         <w:rPr>
           <w:sz w:val="20"/>
           <w:szCs w:val="20"/>
         </w:rPr>
-        <w:t xml:space="preserve">§  [Increasingly or in response, a literature on descriptive representation has emerged to help, in part, answer the question of first, who legislators are, and then whether that matters for congruency or what they do]. </w:t>
+        <w:t xml:space="preserve">·      In other words, who legislators are may decide whether the interests and preferences of carceral citizens are represented. </w:t>
+      </w:r>
+    </w:p>
+    <w:p>
+      <w:r>
+        <w:rPr>
+          <w:sz w:val="20"/>
+          <w:szCs w:val="20"/>
+        </w:rPr>
+        <w:t xml:space="preserve">o   carceral citizens and impacted communities are descriptively represented; whether legislators who have been directly or proximally impacted constitute a [] share of legislatures </w:t>
+      </w:r>
+    </w:p>
+    <w:p>
+      <w:r>
+        <w:rPr>
+          <w:sz w:val="20"/>
+          <w:szCs w:val="20"/>
+        </w:rPr>
+        <w:t xml:space="preserve">·      This may correlate with this other thing that is constitutive of representation: legislators shape constituencies. </w:t>
+      </w:r>
+    </w:p>
+    <w:p>
+      <w:r>
+        <w:rPr>
+          <w:sz w:val="20"/>
+          <w:szCs w:val="20"/>
+        </w:rPr>
+        <w:t xml:space="preserve">·      Whether/when legislators view, treat, and construct carceral citizens as constituents. </w:t>
+      </w:r>
+    </w:p>
+    <w:p>
+      <w:r>
+        <w:rPr>
+          <w:sz w:val="20"/>
+          <w:szCs w:val="20"/>
+        </w:rPr>
+        <w:t xml:space="preserve">·       [disincentives etc] </w:t>
+      </w:r>
+      <w:r>
+        <w:rPr>
+          <w:sz w:val="20"/>
+          <w:szCs w:val="20"/>
+        </w:rPr>
+        <w:t xml:space="preserve"> policy action and symbolic representation that may at first glance appear to be symbolic recognition may instead be hollow, distancing, or emblematic of what Weaver () terms “selective hearing:” offering policy solutions that tailor to the policy preferences and distinct epistemological orientation of non-impacted, disproportionately white and affluent constituencies. </w:t>
       </w:r>
     </w:p>
     <w:p/>
   </w:comment>
-  <w:comment w:id="6" w:author="Kristina Mensik" w:date="2026-01-27T23:43:00Z" w:initials="KM">
+  <w:comment w:id="9" w:author="Kristina Mensik" w:date="2026-01-27T23:42:00Z" w:initials="KM">
+    <w:p>
+      <w:r>
+        <w:rPr>
+          <w:rStyle w:val="CommentReference"/>
+        </w:rPr>
+        <w:annotationRef/>
+      </w:r>
+      <w:r>
+        <w:rPr>
+          <w:sz w:val="20"/>
+          <w:szCs w:val="20"/>
+        </w:rPr>
+        <w:t>§  Descriptive representation is particularly important – not to mention normatively justified – under conditions of historical exclusion and unequal political voice (Mansbridge 1999 contingent defense. Descriptive rep should be response to structural inequality - ie when communication, trust, or recognition is systematically distorted.)</w:t>
+      </w:r>
+    </w:p>
+    <w:p>
+      <w:r>
+        <w:rPr>
+          <w:sz w:val="20"/>
+          <w:szCs w:val="20"/>
+        </w:rPr>
+        <w:t xml:space="preserve">§  [Increasingly or in response, a literature on descriptive representation has emerged to help, in part, answer the question of first, who legislators are, and then whether that matters for congruency or what they do]. </w:t>
+      </w:r>
+    </w:p>
+    <w:p/>
+  </w:comment>
+  <w:comment w:id="10" w:author="Kristina Mensik" w:date="2026-01-27T23:43:00Z" w:initials="KM">
     <w:p>
       <w:r>
         <w:rPr>
@@ -3540,7 +5593,7 @@
     </w:p>
     <w:p/>
   </w:comment>
-  <w:comment w:id="7" w:author="Kristina Mensik" w:date="2026-01-22T13:31:00Z" w:initials="KM">
+  <w:comment w:id="11" w:author="Kristina Mensik" w:date="2026-01-29T13:23:00Z" w:initials="KM">
     <w:p>
       <w:r>
         <w:rPr>
@@ -3553,11 +5606,12 @@
           <w:sz w:val="20"/>
           <w:szCs w:val="20"/>
         </w:rPr>
-        <w:t xml:space="preserve">why does this matter? </w:t>
-      </w:r>
-    </w:p>
+        <w:t xml:space="preserve">Jane Mansbridge articulates this symbolic power, and argues it can generate second-order effects. Namely, descriptive representation can strengthen perceptions of political inclusion and what Charles Taylor (1992) terms “equal dignity” under a politics of recognition. While critical in it’s own right – particularly in carceral contexts, this, in turn proves perceptions of government legitimacy, or “enhance de facto legitimacy by making citizens, and particularly members of historically underrepresented groups, feel as if they themselves were present in the deliberations” (Mansbridge 1999). </w:t>
+      </w:r>
+    </w:p>
+    <w:p/>
   </w:comment>
-  <w:comment w:id="10" w:author="Kristina Mensik" w:date="2026-01-27T23:55:00Z" w:initials="KM">
+  <w:comment w:id="12" w:author="Kristina Mensik" w:date="2026-01-29T13:24:00Z" w:initials="KM">
     <w:p>
       <w:r>
         <w:rPr>
@@ -3570,11 +5624,12 @@
           <w:sz w:val="20"/>
           <w:szCs w:val="20"/>
         </w:rPr>
-        <w:t>this could be where I go to -&gt; we don't know about experience or -&gt; why descrip should /may predict anything</w:t>
-      </w:r>
-    </w:p>
+        <w:t xml:space="preserve">Where descriptive representation involves the presence of groups in government, substantive representation concerns the representation of groups’ interests (Pitkins 1967). Theorists argue -- and empirical scholars investigate whether and when – descriptive representation translates to substantive representation. First, Mansbridge and Pitkin argue that descriptive representation can facilitate better legislative understanding of constituent needs (Pitkin 1967, Mansbridge 1999). Mansbridge assumes this can occur implicitly, or that shared experiences translate to shared understandings and interests. But she also argues representatives and voters who share common experiences and have “the outward signs of having lived through those experiences . . . can often read one another’s signals relatively easily and engage in relatively accurate forms of shorthand communication” and “forge bonds of trust based specifically on the shared experience of subordination” (1999). </w:t>
+      </w:r>
+    </w:p>
+    <w:p/>
   </w:comment>
-  <w:comment w:id="11" w:author="Kristina Mensik" w:date="2026-01-28T00:13:00Z" w:initials="KM">
+  <w:comment w:id="13" w:author="Kristina Mensik" w:date="2026-01-22T13:31:00Z" w:initials="KM">
     <w:p>
       <w:r>
         <w:rPr>
@@ -3587,11 +5642,45 @@
           <w:sz w:val="20"/>
           <w:szCs w:val="20"/>
         </w:rPr>
+        <w:t xml:space="preserve">why does this matter? </w:t>
+      </w:r>
+    </w:p>
+  </w:comment>
+  <w:comment w:id="24" w:author="Kristina Mensik" w:date="2026-01-27T23:55:00Z" w:initials="KM">
+    <w:p>
+      <w:r>
+        <w:rPr>
+          <w:rStyle w:val="CommentReference"/>
+        </w:rPr>
+        <w:annotationRef/>
+      </w:r>
+      <w:r>
+        <w:rPr>
+          <w:sz w:val="20"/>
+          <w:szCs w:val="20"/>
+        </w:rPr>
+        <w:t>this could be where I go to -&gt; we don't know about experience or -&gt; why descrip should /may predict anything</w:t>
+      </w:r>
+    </w:p>
+  </w:comment>
+  <w:comment w:id="25" w:author="Kristina Mensik" w:date="2026-01-28T00:13:00Z" w:initials="KM">
+    <w:p>
+      <w:r>
+        <w:rPr>
+          <w:rStyle w:val="CommentReference"/>
+        </w:rPr>
+        <w:annotationRef/>
+      </w:r>
+      <w:r>
+        <w:rPr>
+          <w:sz w:val="20"/>
+          <w:szCs w:val="20"/>
+        </w:rPr>
         <w:t xml:space="preserve">Also if I move the bulk of descriptive from the start of the intro to later or back to test 2a, then this would definitely go to 'but we don't know about experience' - </w:t>
       </w:r>
     </w:p>
   </w:comment>
-  <w:comment w:id="12" w:author="Kristina Mensik" w:date="2026-01-28T00:14:00Z" w:initials="KM">
+  <w:comment w:id="26" w:author="Kristina Mensik" w:date="2026-01-28T00:14:00Z" w:initials="KM">
     <w:p>
       <w:r>
         <w:rPr>
@@ -3616,9 +5705,13 @@
   <w15:commentEx w15:paraId="3EC0E363" w15:done="0"/>
   <w15:commentEx w15:paraId="18D6CDE5" w15:done="0"/>
   <w15:commentEx w15:paraId="5D169D64" w15:done="0"/>
-  <w15:commentEx w15:paraId="14A2DAEA" w15:done="0"/>
-  <w15:commentEx w15:paraId="49222B1F" w15:paraIdParent="14A2DAEA" w15:done="0"/>
-  <w15:commentEx w15:paraId="38BFAA75" w15:done="0"/>
+  <w15:commentEx w15:paraId="29A37879" w15:done="0"/>
+  <w15:commentEx w15:paraId="528311BE" w15:done="0"/>
+  <w15:commentEx w15:paraId="0A0460ED" w15:done="0"/>
+  <w15:commentEx w15:paraId="7ABAED71" w15:paraIdParent="0A0460ED" w15:done="0"/>
+  <w15:commentEx w15:paraId="7B2F238D" w15:done="0"/>
+  <w15:commentEx w15:paraId="3AEBABC2" w15:paraIdParent="7B2F238D" w15:done="0"/>
+  <w15:commentEx w15:paraId="38BFAA75" w15:done="1"/>
   <w15:commentEx w15:paraId="34220B2C" w15:done="0"/>
   <w15:commentEx w15:paraId="19137339" w15:paraIdParent="34220B2C" w15:done="0"/>
   <w15:commentEx w15:paraId="1A381C30" w15:paraIdParent="34220B2C" w15:done="0"/>
@@ -3630,8 +5723,12 @@
   <w16cex:commentExtensible w16cex:durableId="7EA89AEA" w16cex:dateUtc="2026-01-22T02:23:00Z"/>
   <w16cex:commentExtensible w16cex:durableId="70652D6A" w16cex:dateUtc="2026-01-22T02:30:00Z"/>
   <w16cex:commentExtensible w16cex:durableId="268AD70F" w16cex:dateUtc="2026-01-29T03:44:00Z"/>
+  <w16cex:commentExtensible w16cex:durableId="00C2E603" w16cex:dateUtc="2026-01-29T18:13:00Z"/>
+  <w16cex:commentExtensible w16cex:durableId="5A409247" w16cex:dateUtc="2026-01-29T18:09:00Z"/>
   <w16cex:commentExtensible w16cex:durableId="5BD61028" w16cex:dateUtc="2026-01-28T04:42:00Z"/>
   <w16cex:commentExtensible w16cex:durableId="7C79411E" w16cex:dateUtc="2026-01-28T04:43:00Z"/>
+  <w16cex:commentExtensible w16cex:durableId="0ACFC060" w16cex:dateUtc="2026-01-29T18:23:00Z"/>
+  <w16cex:commentExtensible w16cex:durableId="0D1E7F19" w16cex:dateUtc="2026-01-29T18:24:00Z"/>
   <w16cex:commentExtensible w16cex:durableId="3CEE4AD2" w16cex:dateUtc="2026-01-22T18:31:00Z"/>
   <w16cex:commentExtensible w16cex:durableId="42F418E9" w16cex:dateUtc="2026-01-28T04:55:00Z"/>
   <w16cex:commentExtensible w16cex:durableId="07B91AF4" w16cex:dateUtc="2026-01-28T05:13:00Z"/>
@@ -3644,8 +5741,12 @@
   <w16cid:commentId w16cid:paraId="3EC0E363" w16cid:durableId="7EA89AEA"/>
   <w16cid:commentId w16cid:paraId="18D6CDE5" w16cid:durableId="70652D6A"/>
   <w16cid:commentId w16cid:paraId="5D169D64" w16cid:durableId="268AD70F"/>
-  <w16cid:commentId w16cid:paraId="14A2DAEA" w16cid:durableId="5BD61028"/>
-  <w16cid:commentId w16cid:paraId="49222B1F" w16cid:durableId="7C79411E"/>
+  <w16cid:commentId w16cid:paraId="29A37879" w16cid:durableId="00C2E603"/>
+  <w16cid:commentId w16cid:paraId="528311BE" w16cid:durableId="5A409247"/>
+  <w16cid:commentId w16cid:paraId="0A0460ED" w16cid:durableId="5BD61028"/>
+  <w16cid:commentId w16cid:paraId="7ABAED71" w16cid:durableId="7C79411E"/>
+  <w16cid:commentId w16cid:paraId="7B2F238D" w16cid:durableId="0ACFC060"/>
+  <w16cid:commentId w16cid:paraId="3AEBABC2" w16cid:durableId="0D1E7F19"/>
   <w16cid:commentId w16cid:paraId="38BFAA75" w16cid:durableId="3CEE4AD2"/>
   <w16cid:commentId w16cid:paraId="34220B2C" w16cid:durableId="42F418E9"/>
   <w16cid:commentId w16cid:paraId="19137339" w16cid:durableId="07B91AF4"/>
@@ -4899,6 +7000,119 @@
     </w:lvl>
   </w:abstractNum>
   <w:abstractNum w:abstractNumId="11" w15:restartNumberingAfterBreak="0">
+    <w:nsid w:val="3F072A64"/>
+    <w:multiLevelType w:val="hybridMultilevel"/>
+    <w:tmpl w:val="0724685C"/>
+    <w:lvl w:ilvl="0" w:tplc="04090001">
+      <w:start w:val="1"/>
+      <w:numFmt w:val="bullet"/>
+      <w:lvlText w:val=""/>
+      <w:lvlJc w:val="left"/>
+      <w:pPr>
+        <w:ind w:left="720" w:hanging="360"/>
+      </w:pPr>
+      <w:rPr>
+        <w:rFonts w:ascii="Symbol" w:hAnsi="Symbol" w:hint="default"/>
+      </w:rPr>
+    </w:lvl>
+    <w:lvl w:ilvl="1" w:tplc="04090003" w:tentative="1">
+      <w:start w:val="1"/>
+      <w:numFmt w:val="bullet"/>
+      <w:lvlText w:val="o"/>
+      <w:lvlJc w:val="left"/>
+      <w:pPr>
+        <w:ind w:left="1440" w:hanging="360"/>
+      </w:pPr>
+      <w:rPr>
+        <w:rFonts w:ascii="Courier New" w:hAnsi="Courier New" w:cs="Courier New" w:hint="default"/>
+      </w:rPr>
+    </w:lvl>
+    <w:lvl w:ilvl="2" w:tplc="04090005" w:tentative="1">
+      <w:start w:val="1"/>
+      <w:numFmt w:val="bullet"/>
+      <w:lvlText w:val=""/>
+      <w:lvlJc w:val="left"/>
+      <w:pPr>
+        <w:ind w:left="2160" w:hanging="360"/>
+      </w:pPr>
+      <w:rPr>
+        <w:rFonts w:ascii="Wingdings" w:hAnsi="Wingdings" w:hint="default"/>
+      </w:rPr>
+    </w:lvl>
+    <w:lvl w:ilvl="3" w:tplc="04090001" w:tentative="1">
+      <w:start w:val="1"/>
+      <w:numFmt w:val="bullet"/>
+      <w:lvlText w:val=""/>
+      <w:lvlJc w:val="left"/>
+      <w:pPr>
+        <w:ind w:left="2880" w:hanging="360"/>
+      </w:pPr>
+      <w:rPr>
+        <w:rFonts w:ascii="Symbol" w:hAnsi="Symbol" w:hint="default"/>
+      </w:rPr>
+    </w:lvl>
+    <w:lvl w:ilvl="4" w:tplc="04090003" w:tentative="1">
+      <w:start w:val="1"/>
+      <w:numFmt w:val="bullet"/>
+      <w:lvlText w:val="o"/>
+      <w:lvlJc w:val="left"/>
+      <w:pPr>
+        <w:ind w:left="3600" w:hanging="360"/>
+      </w:pPr>
+      <w:rPr>
+        <w:rFonts w:ascii="Courier New" w:hAnsi="Courier New" w:cs="Courier New" w:hint="default"/>
+      </w:rPr>
+    </w:lvl>
+    <w:lvl w:ilvl="5" w:tplc="04090005" w:tentative="1">
+      <w:start w:val="1"/>
+      <w:numFmt w:val="bullet"/>
+      <w:lvlText w:val=""/>
+      <w:lvlJc w:val="left"/>
+      <w:pPr>
+        <w:ind w:left="4320" w:hanging="360"/>
+      </w:pPr>
+      <w:rPr>
+        <w:rFonts w:ascii="Wingdings" w:hAnsi="Wingdings" w:hint="default"/>
+      </w:rPr>
+    </w:lvl>
+    <w:lvl w:ilvl="6" w:tplc="04090001" w:tentative="1">
+      <w:start w:val="1"/>
+      <w:numFmt w:val="bullet"/>
+      <w:lvlText w:val=""/>
+      <w:lvlJc w:val="left"/>
+      <w:pPr>
+        <w:ind w:left="5040" w:hanging="360"/>
+      </w:pPr>
+      <w:rPr>
+        <w:rFonts w:ascii="Symbol" w:hAnsi="Symbol" w:hint="default"/>
+      </w:rPr>
+    </w:lvl>
+    <w:lvl w:ilvl="7" w:tplc="04090003" w:tentative="1">
+      <w:start w:val="1"/>
+      <w:numFmt w:val="bullet"/>
+      <w:lvlText w:val="o"/>
+      <w:lvlJc w:val="left"/>
+      <w:pPr>
+        <w:ind w:left="5760" w:hanging="360"/>
+      </w:pPr>
+      <w:rPr>
+        <w:rFonts w:ascii="Courier New" w:hAnsi="Courier New" w:cs="Courier New" w:hint="default"/>
+      </w:rPr>
+    </w:lvl>
+    <w:lvl w:ilvl="8" w:tplc="04090005" w:tentative="1">
+      <w:start w:val="1"/>
+      <w:numFmt w:val="bullet"/>
+      <w:lvlText w:val=""/>
+      <w:lvlJc w:val="left"/>
+      <w:pPr>
+        <w:ind w:left="6480" w:hanging="360"/>
+      </w:pPr>
+      <w:rPr>
+        <w:rFonts w:ascii="Wingdings" w:hAnsi="Wingdings" w:hint="default"/>
+      </w:rPr>
+    </w:lvl>
+  </w:abstractNum>
+  <w:abstractNum w:abstractNumId="12" w15:restartNumberingAfterBreak="0">
     <w:nsid w:val="3F170EB5"/>
     <w:multiLevelType w:val="hybridMultilevel"/>
     <w:tmpl w:val="E9CAABFA"/>
@@ -5011,7 +7225,120 @@
       </w:rPr>
     </w:lvl>
   </w:abstractNum>
-  <w:abstractNum w:abstractNumId="12" w15:restartNumberingAfterBreak="0">
+  <w:abstractNum w:abstractNumId="13" w15:restartNumberingAfterBreak="0">
+    <w:nsid w:val="42690A4E"/>
+    <w:multiLevelType w:val="hybridMultilevel"/>
+    <w:tmpl w:val="0D84C414"/>
+    <w:lvl w:ilvl="0" w:tplc="04090001">
+      <w:start w:val="1"/>
+      <w:numFmt w:val="bullet"/>
+      <w:lvlText w:val=""/>
+      <w:lvlJc w:val="left"/>
+      <w:pPr>
+        <w:ind w:left="720" w:hanging="360"/>
+      </w:pPr>
+      <w:rPr>
+        <w:rFonts w:ascii="Symbol" w:hAnsi="Symbol" w:hint="default"/>
+      </w:rPr>
+    </w:lvl>
+    <w:lvl w:ilvl="1" w:tplc="04090003" w:tentative="1">
+      <w:start w:val="1"/>
+      <w:numFmt w:val="bullet"/>
+      <w:lvlText w:val="o"/>
+      <w:lvlJc w:val="left"/>
+      <w:pPr>
+        <w:ind w:left="1440" w:hanging="360"/>
+      </w:pPr>
+      <w:rPr>
+        <w:rFonts w:ascii="Courier New" w:hAnsi="Courier New" w:cs="Courier New" w:hint="default"/>
+      </w:rPr>
+    </w:lvl>
+    <w:lvl w:ilvl="2" w:tplc="04090005" w:tentative="1">
+      <w:start w:val="1"/>
+      <w:numFmt w:val="bullet"/>
+      <w:lvlText w:val=""/>
+      <w:lvlJc w:val="left"/>
+      <w:pPr>
+        <w:ind w:left="2160" w:hanging="360"/>
+      </w:pPr>
+      <w:rPr>
+        <w:rFonts w:ascii="Wingdings" w:hAnsi="Wingdings" w:hint="default"/>
+      </w:rPr>
+    </w:lvl>
+    <w:lvl w:ilvl="3" w:tplc="04090001" w:tentative="1">
+      <w:start w:val="1"/>
+      <w:numFmt w:val="bullet"/>
+      <w:lvlText w:val=""/>
+      <w:lvlJc w:val="left"/>
+      <w:pPr>
+        <w:ind w:left="2880" w:hanging="360"/>
+      </w:pPr>
+      <w:rPr>
+        <w:rFonts w:ascii="Symbol" w:hAnsi="Symbol" w:hint="default"/>
+      </w:rPr>
+    </w:lvl>
+    <w:lvl w:ilvl="4" w:tplc="04090003" w:tentative="1">
+      <w:start w:val="1"/>
+      <w:numFmt w:val="bullet"/>
+      <w:lvlText w:val="o"/>
+      <w:lvlJc w:val="left"/>
+      <w:pPr>
+        <w:ind w:left="3600" w:hanging="360"/>
+      </w:pPr>
+      <w:rPr>
+        <w:rFonts w:ascii="Courier New" w:hAnsi="Courier New" w:cs="Courier New" w:hint="default"/>
+      </w:rPr>
+    </w:lvl>
+    <w:lvl w:ilvl="5" w:tplc="04090005" w:tentative="1">
+      <w:start w:val="1"/>
+      <w:numFmt w:val="bullet"/>
+      <w:lvlText w:val=""/>
+      <w:lvlJc w:val="left"/>
+      <w:pPr>
+        <w:ind w:left="4320" w:hanging="360"/>
+      </w:pPr>
+      <w:rPr>
+        <w:rFonts w:ascii="Wingdings" w:hAnsi="Wingdings" w:hint="default"/>
+      </w:rPr>
+    </w:lvl>
+    <w:lvl w:ilvl="6" w:tplc="04090001" w:tentative="1">
+      <w:start w:val="1"/>
+      <w:numFmt w:val="bullet"/>
+      <w:lvlText w:val=""/>
+      <w:lvlJc w:val="left"/>
+      <w:pPr>
+        <w:ind w:left="5040" w:hanging="360"/>
+      </w:pPr>
+      <w:rPr>
+        <w:rFonts w:ascii="Symbol" w:hAnsi="Symbol" w:hint="default"/>
+      </w:rPr>
+    </w:lvl>
+    <w:lvl w:ilvl="7" w:tplc="04090003" w:tentative="1">
+      <w:start w:val="1"/>
+      <w:numFmt w:val="bullet"/>
+      <w:lvlText w:val="o"/>
+      <w:lvlJc w:val="left"/>
+      <w:pPr>
+        <w:ind w:left="5760" w:hanging="360"/>
+      </w:pPr>
+      <w:rPr>
+        <w:rFonts w:ascii="Courier New" w:hAnsi="Courier New" w:cs="Courier New" w:hint="default"/>
+      </w:rPr>
+    </w:lvl>
+    <w:lvl w:ilvl="8" w:tplc="04090005" w:tentative="1">
+      <w:start w:val="1"/>
+      <w:numFmt w:val="bullet"/>
+      <w:lvlText w:val=""/>
+      <w:lvlJc w:val="left"/>
+      <w:pPr>
+        <w:ind w:left="6480" w:hanging="360"/>
+      </w:pPr>
+      <w:rPr>
+        <w:rFonts w:ascii="Wingdings" w:hAnsi="Wingdings" w:hint="default"/>
+      </w:rPr>
+    </w:lvl>
+  </w:abstractNum>
+  <w:abstractNum w:abstractNumId="14" w15:restartNumberingAfterBreak="0">
     <w:nsid w:val="51480E44"/>
     <w:multiLevelType w:val="hybridMultilevel"/>
     <w:tmpl w:val="CD18AEF0"/>
@@ -5124,7 +7451,7 @@
       </w:rPr>
     </w:lvl>
   </w:abstractNum>
-  <w:abstractNum w:abstractNumId="13" w15:restartNumberingAfterBreak="0">
+  <w:abstractNum w:abstractNumId="15" w15:restartNumberingAfterBreak="0">
     <w:nsid w:val="5480775D"/>
     <w:multiLevelType w:val="hybridMultilevel"/>
     <w:tmpl w:val="09C08FA0"/>
@@ -5237,7 +7564,7 @@
       </w:rPr>
     </w:lvl>
   </w:abstractNum>
-  <w:abstractNum w:abstractNumId="14" w15:restartNumberingAfterBreak="0">
+  <w:abstractNum w:abstractNumId="16" w15:restartNumberingAfterBreak="0">
     <w:nsid w:val="58F04AE7"/>
     <w:multiLevelType w:val="hybridMultilevel"/>
     <w:tmpl w:val="ADC01B22"/>
@@ -5350,7 +7677,120 @@
       </w:rPr>
     </w:lvl>
   </w:abstractNum>
-  <w:abstractNum w:abstractNumId="15" w15:restartNumberingAfterBreak="0">
+  <w:abstractNum w:abstractNumId="17" w15:restartNumberingAfterBreak="0">
+    <w:nsid w:val="59C77987"/>
+    <w:multiLevelType w:val="hybridMultilevel"/>
+    <w:tmpl w:val="EEEA41E8"/>
+    <w:lvl w:ilvl="0" w:tplc="04090001">
+      <w:start w:val="1"/>
+      <w:numFmt w:val="bullet"/>
+      <w:lvlText w:val=""/>
+      <w:lvlJc w:val="left"/>
+      <w:pPr>
+        <w:ind w:left="720" w:hanging="360"/>
+      </w:pPr>
+      <w:rPr>
+        <w:rFonts w:ascii="Symbol" w:hAnsi="Symbol" w:hint="default"/>
+      </w:rPr>
+    </w:lvl>
+    <w:lvl w:ilvl="1" w:tplc="04090003">
+      <w:start w:val="1"/>
+      <w:numFmt w:val="bullet"/>
+      <w:lvlText w:val="o"/>
+      <w:lvlJc w:val="left"/>
+      <w:pPr>
+        <w:ind w:left="1440" w:hanging="360"/>
+      </w:pPr>
+      <w:rPr>
+        <w:rFonts w:ascii="Courier New" w:hAnsi="Courier New" w:cs="Courier New" w:hint="default"/>
+      </w:rPr>
+    </w:lvl>
+    <w:lvl w:ilvl="2" w:tplc="04090005">
+      <w:start w:val="1"/>
+      <w:numFmt w:val="bullet"/>
+      <w:lvlText w:val=""/>
+      <w:lvlJc w:val="left"/>
+      <w:pPr>
+        <w:ind w:left="2160" w:hanging="360"/>
+      </w:pPr>
+      <w:rPr>
+        <w:rFonts w:ascii="Wingdings" w:hAnsi="Wingdings" w:hint="default"/>
+      </w:rPr>
+    </w:lvl>
+    <w:lvl w:ilvl="3" w:tplc="04090001" w:tentative="1">
+      <w:start w:val="1"/>
+      <w:numFmt w:val="bullet"/>
+      <w:lvlText w:val=""/>
+      <w:lvlJc w:val="left"/>
+      <w:pPr>
+        <w:ind w:left="2880" w:hanging="360"/>
+      </w:pPr>
+      <w:rPr>
+        <w:rFonts w:ascii="Symbol" w:hAnsi="Symbol" w:hint="default"/>
+      </w:rPr>
+    </w:lvl>
+    <w:lvl w:ilvl="4" w:tplc="04090003" w:tentative="1">
+      <w:start w:val="1"/>
+      <w:numFmt w:val="bullet"/>
+      <w:lvlText w:val="o"/>
+      <w:lvlJc w:val="left"/>
+      <w:pPr>
+        <w:ind w:left="3600" w:hanging="360"/>
+      </w:pPr>
+      <w:rPr>
+        <w:rFonts w:ascii="Courier New" w:hAnsi="Courier New" w:cs="Courier New" w:hint="default"/>
+      </w:rPr>
+    </w:lvl>
+    <w:lvl w:ilvl="5" w:tplc="04090005" w:tentative="1">
+      <w:start w:val="1"/>
+      <w:numFmt w:val="bullet"/>
+      <w:lvlText w:val=""/>
+      <w:lvlJc w:val="left"/>
+      <w:pPr>
+        <w:ind w:left="4320" w:hanging="360"/>
+      </w:pPr>
+      <w:rPr>
+        <w:rFonts w:ascii="Wingdings" w:hAnsi="Wingdings" w:hint="default"/>
+      </w:rPr>
+    </w:lvl>
+    <w:lvl w:ilvl="6" w:tplc="04090001" w:tentative="1">
+      <w:start w:val="1"/>
+      <w:numFmt w:val="bullet"/>
+      <w:lvlText w:val=""/>
+      <w:lvlJc w:val="left"/>
+      <w:pPr>
+        <w:ind w:left="5040" w:hanging="360"/>
+      </w:pPr>
+      <w:rPr>
+        <w:rFonts w:ascii="Symbol" w:hAnsi="Symbol" w:hint="default"/>
+      </w:rPr>
+    </w:lvl>
+    <w:lvl w:ilvl="7" w:tplc="04090003" w:tentative="1">
+      <w:start w:val="1"/>
+      <w:numFmt w:val="bullet"/>
+      <w:lvlText w:val="o"/>
+      <w:lvlJc w:val="left"/>
+      <w:pPr>
+        <w:ind w:left="5760" w:hanging="360"/>
+      </w:pPr>
+      <w:rPr>
+        <w:rFonts w:ascii="Courier New" w:hAnsi="Courier New" w:cs="Courier New" w:hint="default"/>
+      </w:rPr>
+    </w:lvl>
+    <w:lvl w:ilvl="8" w:tplc="04090005" w:tentative="1">
+      <w:start w:val="1"/>
+      <w:numFmt w:val="bullet"/>
+      <w:lvlText w:val=""/>
+      <w:lvlJc w:val="left"/>
+      <w:pPr>
+        <w:ind w:left="6480" w:hanging="360"/>
+      </w:pPr>
+      <w:rPr>
+        <w:rFonts w:ascii="Wingdings" w:hAnsi="Wingdings" w:hint="default"/>
+      </w:rPr>
+    </w:lvl>
+  </w:abstractNum>
+  <w:abstractNum w:abstractNumId="18" w15:restartNumberingAfterBreak="0">
     <w:nsid w:val="5EBE75BF"/>
     <w:multiLevelType w:val="hybridMultilevel"/>
     <w:tmpl w:val="D5C819B8"/>
@@ -5463,7 +7903,7 @@
       </w:rPr>
     </w:lvl>
   </w:abstractNum>
-  <w:abstractNum w:abstractNumId="16" w15:restartNumberingAfterBreak="0">
+  <w:abstractNum w:abstractNumId="19" w15:restartNumberingAfterBreak="0">
     <w:nsid w:val="619F68DD"/>
     <w:multiLevelType w:val="hybridMultilevel"/>
     <w:tmpl w:val="434050CA"/>
@@ -5576,7 +8016,7 @@
       </w:rPr>
     </w:lvl>
   </w:abstractNum>
-  <w:abstractNum w:abstractNumId="17" w15:restartNumberingAfterBreak="0">
+  <w:abstractNum w:abstractNumId="20" w15:restartNumberingAfterBreak="0">
     <w:nsid w:val="6FB25705"/>
     <w:multiLevelType w:val="hybridMultilevel"/>
     <w:tmpl w:val="3FDE7522"/>
@@ -5689,7 +8129,7 @@
       </w:rPr>
     </w:lvl>
   </w:abstractNum>
-  <w:abstractNum w:abstractNumId="18" w15:restartNumberingAfterBreak="0">
+  <w:abstractNum w:abstractNumId="21" w15:restartNumberingAfterBreak="0">
     <w:nsid w:val="746B035E"/>
     <w:multiLevelType w:val="hybridMultilevel"/>
     <w:tmpl w:val="94F0561C"/>
@@ -5806,10 +8246,10 @@
     <w:abstractNumId w:val="0"/>
   </w:num>
   <w:num w:numId="2" w16cid:durableId="302195302">
-    <w:abstractNumId w:val="15"/>
+    <w:abstractNumId w:val="18"/>
   </w:num>
   <w:num w:numId="3" w16cid:durableId="1941909325">
-    <w:abstractNumId w:val="12"/>
+    <w:abstractNumId w:val="14"/>
   </w:num>
   <w:num w:numId="4" w16cid:durableId="1778213345">
     <w:abstractNumId w:val="9"/>
@@ -5821,13 +8261,13 @@
     <w:abstractNumId w:val="4"/>
   </w:num>
   <w:num w:numId="7" w16cid:durableId="1448307287">
-    <w:abstractNumId w:val="16"/>
+    <w:abstractNumId w:val="19"/>
   </w:num>
   <w:num w:numId="8" w16cid:durableId="1409426247">
     <w:abstractNumId w:val="8"/>
   </w:num>
   <w:num w:numId="9" w16cid:durableId="1345519617">
-    <w:abstractNumId w:val="13"/>
+    <w:abstractNumId w:val="15"/>
   </w:num>
   <w:num w:numId="10" w16cid:durableId="607542148">
     <w:abstractNumId w:val="5"/>
@@ -5839,7 +8279,7 @@
     <w:abstractNumId w:val="7"/>
   </w:num>
   <w:num w:numId="13" w16cid:durableId="1063063690">
-    <w:abstractNumId w:val="11"/>
+    <w:abstractNumId w:val="12"/>
   </w:num>
   <w:num w:numId="14" w16cid:durableId="1687562852">
     <w:abstractNumId w:val="2"/>
@@ -5848,16 +8288,25 @@
     <w:abstractNumId w:val="10"/>
   </w:num>
   <w:num w:numId="16" w16cid:durableId="1250312468">
-    <w:abstractNumId w:val="14"/>
+    <w:abstractNumId w:val="16"/>
   </w:num>
   <w:num w:numId="17" w16cid:durableId="175534330">
-    <w:abstractNumId w:val="18"/>
+    <w:abstractNumId w:val="21"/>
   </w:num>
   <w:num w:numId="18" w16cid:durableId="1852602535">
-    <w:abstractNumId w:val="17"/>
+    <w:abstractNumId w:val="20"/>
   </w:num>
   <w:num w:numId="19" w16cid:durableId="1392343131">
     <w:abstractNumId w:val="6"/>
+  </w:num>
+  <w:num w:numId="20" w16cid:durableId="350179728">
+    <w:abstractNumId w:val="17"/>
+  </w:num>
+  <w:num w:numId="21" w16cid:durableId="1198662055">
+    <w:abstractNumId w:val="11"/>
+  </w:num>
+  <w:num w:numId="22" w16cid:durableId="1512258154">
+    <w:abstractNumId w:val="13"/>
   </w:num>
 </w:numbering>
 </file>

--- a/working_frankenstein_j28.docx
+++ b/working_frankenstein_j28.docx
@@ -3506,13 +3506,7 @@
         <w:rPr>
           <w:rFonts w:ascii="Times New Roman" w:hAnsi="Times New Roman" w:cs="Times New Roman"/>
         </w:rPr>
-        <w:t>Mansbridge argues that d</w:t>
-      </w:r>
-      <w:r>
-        <w:rPr>
-          <w:rFonts w:ascii="Times New Roman" w:hAnsi="Times New Roman" w:cs="Times New Roman"/>
-        </w:rPr>
-        <w:t xml:space="preserve">escriptive representation is particularly important under conditions of historical exclusion and unequal political voice (Mansbridge 1999 contingent defense. Descriptive rep should be response to structural inequality - </w:t>
+        <w:t xml:space="preserve">Mansbridge argues that descriptive representation is particularly important under conditions of historical exclusion and unequal political voice (Mansbridge 1999 contingent defense. Descriptive rep should be response to structural inequality - </w:t>
       </w:r>
       <w:proofErr w:type="spellStart"/>
       <w:r>
@@ -8921,6 +8915,7 @@
   <w:style w:type="character" w:default="1" w:styleId="DefaultParagraphFont">
     <w:name w:val="Default Paragraph Font"/>
     <w:uiPriority w:val="1"/>
+    <w:semiHidden/>
     <w:unhideWhenUsed/>
   </w:style>
   <w:style w:type="table" w:default="1" w:styleId="TableNormal">
